--- a/Projet_TAHIENDRAZA Ravilimita  Zidane/Présentation Word.docx
+++ b/Projet_TAHIENDRAZA Ravilimita  Zidane/Présentation Word.docx
@@ -1,10 +1,2564 @@
 
 <file path=word/document.xml><?xml version="1.0" encoding="utf-8"?>
-<w:document xmlns:wpc="http://schemas.microsoft.com/office/word/2010/wordprocessingCanvas" xmlns:cx="http://schemas.microsoft.com/office/drawing/2014/chartex" xmlns:mc="http://schemas.openxmlformats.org/markup-compatibility/2006" xmlns:o="urn:schemas-microsoft-com:office:office" xmlns:r="http://schemas.openxmlformats.org/officeDocument/2006/relationships" xmlns:m="http://schemas.openxmlformats.org/officeDocument/2006/math" xmlns:v="urn:schemas-microsoft-com:vml" xmlns:wp14="http://schemas.microsoft.com/office/word/2010/wordprocessingDrawing" xmlns:wp="http://schemas.openxmlformats.org/drawingml/2006/wordprocessingDrawing" xmlns:w10="urn:schemas-microsoft-com:office:word" xmlns:w="http://schemas.openxmlformats.org/wordprocessingml/2006/main" xmlns:w14="http://schemas.microsoft.com/office/word/2010/wordml" xmlns:w15="http://schemas.microsoft.com/office/word/2012/wordml" xmlns:w16se="http://schemas.microsoft.com/office/word/2015/wordml/symex" xmlns:wpg="http://schemas.microsoft.com/office/word/2010/wordprocessingGroup" xmlns:wpi="http://schemas.microsoft.com/office/word/2010/wordprocessingInk" xmlns:wne="http://schemas.microsoft.com/office/word/2006/wordml" xmlns:wps="http://schemas.microsoft.com/office/word/2010/wordprocessingShape" mc:Ignorable="w14 w15 w16se wp14">
+<w:document xmlns:wpc="http://schemas.microsoft.com/office/word/2010/wordprocessingCanvas" xmlns:cx="http://schemas.microsoft.com/office/drawing/2014/chartex" xmlns:cx1="http://schemas.microsoft.com/office/drawing/2015/9/8/chartex" xmlns:cx2="http://schemas.microsoft.com/office/drawing/2015/10/21/chartex" xmlns:cx3="http://schemas.microsoft.com/office/drawing/2016/5/9/chartex" xmlns:cx4="http://schemas.microsoft.com/office/drawing/2016/5/10/chartex" xmlns:cx5="http://schemas.microsoft.com/office/drawing/2016/5/11/chartex" xmlns:cx6="http://schemas.microsoft.com/office/drawing/2016/5/12/chartex" xmlns:cx7="http://schemas.microsoft.com/office/drawing/2016/5/13/chartex" xmlns:cx8="http://schemas.microsoft.com/office/drawing/2016/5/14/chartex" xmlns:mc="http://schemas.openxmlformats.org/markup-compatibility/2006" xmlns:aink="http://schemas.microsoft.com/office/drawing/2016/ink" xmlns:am3d="http://schemas.microsoft.com/office/drawing/2017/model3d" xmlns:o="urn:schemas-microsoft-com:office:office" xmlns:r="http://schemas.openxmlformats.org/officeDocument/2006/relationships" xmlns:m="http://schemas.openxmlformats.org/officeDocument/2006/math" xmlns:v="urn:schemas-microsoft-com:vml" xmlns:wp14="http://schemas.microsoft.com/office/word/2010/wordprocessingDrawing" xmlns:wp="http://schemas.openxmlformats.org/drawingml/2006/wordprocessingDrawing" xmlns:w10="urn:schemas-microsoft-com:office:word" xmlns:w="http://schemas.openxmlformats.org/wordprocessingml/2006/main" xmlns:w14="http://schemas.microsoft.com/office/word/2010/wordml" xmlns:w15="http://schemas.microsoft.com/office/word/2012/wordml" xmlns:w16cid="http://schemas.microsoft.com/office/word/2016/wordml/cid" xmlns:w16se="http://schemas.microsoft.com/office/word/2015/wordml/symex" xmlns:wpg="http://schemas.microsoft.com/office/word/2010/wordprocessingGroup" xmlns:wpi="http://schemas.microsoft.com/office/word/2010/wordprocessingInk" xmlns:wne="http://schemas.microsoft.com/office/word/2006/wordml" xmlns:wps="http://schemas.microsoft.com/office/word/2010/wordprocessingShape" mc:Ignorable="w14 w15 w16se w16cid wp14">
   <w:body>
     <w:p>
+      <w:pPr>
+        <w:tabs>
+          <w:tab w:val="left" w:pos="1220"/>
+        </w:tabs>
+        <w:spacing w:after="150" w:line="240" w:lineRule="auto"/>
+        <w:ind w:right="288"/>
+      </w:pPr>
+      <w:r>
+        <w:rPr>
+          <w:b/>
+          <w:noProof/>
+        </w:rPr>
+        <w:drawing>
+          <wp:anchor distT="0" distB="0" distL="114300" distR="114300" simplePos="0" relativeHeight="251660288" behindDoc="1" locked="0" layoutInCell="1" allowOverlap="0" wp14:anchorId="48DE3409" wp14:editId="0F7F11F1">
+            <wp:simplePos x="0" y="0"/>
+            <wp:positionH relativeFrom="column">
+              <wp:posOffset>4508938</wp:posOffset>
+            </wp:positionH>
+            <wp:positionV relativeFrom="paragraph">
+              <wp:posOffset>173990</wp:posOffset>
+            </wp:positionV>
+            <wp:extent cx="1041400" cy="419100"/>
+            <wp:effectExtent l="0" t="0" r="6350" b="0"/>
+            <wp:wrapNone/>
+            <wp:docPr id="85" name="Picture 85"/>
+            <wp:cNvGraphicFramePr/>
+            <a:graphic xmlns:a="http://schemas.openxmlformats.org/drawingml/2006/main">
+              <a:graphicData uri="http://schemas.openxmlformats.org/drawingml/2006/picture">
+                <pic:pic xmlns:pic="http://schemas.openxmlformats.org/drawingml/2006/picture">
+                  <pic:nvPicPr>
+                    <pic:cNvPr id="85" name="Picture 85"/>
+                    <pic:cNvPicPr/>
+                  </pic:nvPicPr>
+                  <pic:blipFill>
+                    <a:blip r:embed="rId4"/>
+                    <a:stretch>
+                      <a:fillRect/>
+                    </a:stretch>
+                  </pic:blipFill>
+                  <pic:spPr>
+                    <a:xfrm>
+                      <a:off x="0" y="0"/>
+                      <a:ext cx="1041400" cy="419100"/>
+                    </a:xfrm>
+                    <a:prstGeom prst="rect">
+                      <a:avLst/>
+                    </a:prstGeom>
+                  </pic:spPr>
+                </pic:pic>
+              </a:graphicData>
+            </a:graphic>
+          </wp:anchor>
+        </w:drawing>
+      </w:r>
+      <w:r>
+        <w:rPr>
+          <w:b/>
+          <w:noProof/>
+        </w:rPr>
+        <w:drawing>
+          <wp:anchor distT="0" distB="0" distL="114300" distR="114300" simplePos="0" relativeHeight="251659264" behindDoc="1" locked="0" layoutInCell="1" allowOverlap="0" wp14:anchorId="18E007C5" wp14:editId="6596D367">
+            <wp:simplePos x="0" y="0"/>
+            <wp:positionH relativeFrom="column">
+              <wp:posOffset>89177</wp:posOffset>
+            </wp:positionH>
+            <wp:positionV relativeFrom="paragraph">
+              <wp:posOffset>228273</wp:posOffset>
+            </wp:positionV>
+            <wp:extent cx="779780" cy="487680"/>
+            <wp:effectExtent l="0" t="0" r="1270" b="7620"/>
+            <wp:wrapNone/>
+            <wp:docPr id="83" name="Picture 83"/>
+            <wp:cNvGraphicFramePr/>
+            <a:graphic xmlns:a="http://schemas.openxmlformats.org/drawingml/2006/main">
+              <a:graphicData uri="http://schemas.openxmlformats.org/drawingml/2006/picture">
+                <pic:pic xmlns:pic="http://schemas.openxmlformats.org/drawingml/2006/picture">
+                  <pic:nvPicPr>
+                    <pic:cNvPr id="83" name="Picture 83"/>
+                    <pic:cNvPicPr/>
+                  </pic:nvPicPr>
+                  <pic:blipFill>
+                    <a:blip r:embed="rId5"/>
+                    <a:stretch>
+                      <a:fillRect/>
+                    </a:stretch>
+                  </pic:blipFill>
+                  <pic:spPr>
+                    <a:xfrm>
+                      <a:off x="0" y="0"/>
+                      <a:ext cx="779780" cy="487680"/>
+                    </a:xfrm>
+                    <a:prstGeom prst="rect">
+                      <a:avLst/>
+                    </a:prstGeom>
+                  </pic:spPr>
+                </pic:pic>
+              </a:graphicData>
+            </a:graphic>
+          </wp:anchor>
+        </w:drawing>
+      </w:r>
+    </w:p>
+    <w:p>
+      <w:pPr>
+        <w:spacing w:line="240" w:lineRule="auto"/>
+        <w:jc w:val="center"/>
+        <w:rPr>
+          <w:b/>
+          <w:lang w:val="fr-FR"/>
+        </w:rPr>
+      </w:pPr>
+      <w:r>
+        <w:rPr>
+          <w:b/>
+          <w:lang w:val="fr-FR"/>
+        </w:rPr>
+        <w:t>REPOBLIKAN’I MADAGASIKARA</w:t>
+      </w:r>
+    </w:p>
+    <w:p>
+      <w:pPr>
+        <w:spacing w:line="240" w:lineRule="auto"/>
+        <w:jc w:val="center"/>
+        <w:rPr>
+          <w:b/>
+          <w:i/>
+          <w:sz w:val="20"/>
+          <w:lang w:val="fr-FR"/>
+        </w:rPr>
+      </w:pPr>
+      <w:proofErr w:type="spellStart"/>
+      <w:r>
+        <w:rPr>
+          <w:b/>
+          <w:i/>
+          <w:sz w:val="20"/>
+          <w:lang w:val="fr-FR"/>
+        </w:rPr>
+        <w:t>Fitiavana-Tanindrazana-Fandrosoana</w:t>
+      </w:r>
+      <w:proofErr w:type="spellEnd"/>
+      <w:r>
+        <w:rPr>
+          <w:b/>
+          <w:i/>
+          <w:sz w:val="20"/>
+          <w:lang w:val="fr-FR"/>
+        </w:rPr>
+        <w:t xml:space="preserve">                                                                                            </w:t>
+      </w:r>
+    </w:p>
+    <w:p>
+      <w:pPr>
+        <w:tabs>
+          <w:tab w:val="right" w:pos="9496"/>
+        </w:tabs>
+        <w:spacing w:line="240" w:lineRule="auto"/>
+        <w:ind w:right="-15"/>
+        <w:jc w:val="center"/>
+        <w:rPr>
+          <w:b/>
+          <w:color w:val="0909E9"/>
+          <w:sz w:val="23"/>
+          <w:vertAlign w:val="superscript"/>
+          <w:lang w:val="fr-FR"/>
+        </w:rPr>
+      </w:pPr>
+      <w:r>
+        <w:rPr>
+          <w:rFonts w:ascii="Calibri" w:eastAsia="Calibri" w:hAnsi="Calibri" w:cs="Calibri"/>
+          <w:noProof/>
+        </w:rPr>
+        <mc:AlternateContent>
+          <mc:Choice Requires="wpg">
+            <w:drawing>
+              <wp:anchor distT="0" distB="0" distL="114300" distR="114300" simplePos="0" relativeHeight="251661312" behindDoc="1" locked="0" layoutInCell="1" allowOverlap="1" wp14:anchorId="6638F127" wp14:editId="31886419">
+                <wp:simplePos x="0" y="0"/>
+                <wp:positionH relativeFrom="column">
+                  <wp:posOffset>2127530</wp:posOffset>
+                </wp:positionH>
+                <wp:positionV relativeFrom="paragraph">
+                  <wp:posOffset>187694</wp:posOffset>
+                </wp:positionV>
+                <wp:extent cx="1505585" cy="8890"/>
+                <wp:effectExtent l="0" t="0" r="18415" b="10160"/>
+                <wp:wrapNone/>
+                <wp:docPr id="5443" name="Group 5443"/>
+                <wp:cNvGraphicFramePr/>
+                <a:graphic xmlns:a="http://schemas.openxmlformats.org/drawingml/2006/main">
+                  <a:graphicData uri="http://schemas.microsoft.com/office/word/2010/wordprocessingGroup">
+                    <wpg:wgp>
+                      <wpg:cNvGrpSpPr/>
+                      <wpg:grpSpPr>
+                        <a:xfrm>
+                          <a:off x="0" y="0"/>
+                          <a:ext cx="1505585" cy="8890"/>
+                          <a:chOff x="0" y="0"/>
+                          <a:chExt cx="1505585" cy="9017"/>
+                        </a:xfrm>
+                      </wpg:grpSpPr>
+                      <wps:wsp>
+                        <wps:cNvPr id="17" name="Shape 17"/>
+                        <wps:cNvSpPr/>
+                        <wps:spPr>
+                          <a:xfrm>
+                            <a:off x="0" y="0"/>
+                            <a:ext cx="1505585" cy="0"/>
+                          </a:xfrm>
+                          <a:custGeom>
+                            <a:avLst/>
+                            <a:gdLst/>
+                            <a:ahLst/>
+                            <a:cxnLst/>
+                            <a:rect l="0" t="0" r="0" b="0"/>
+                            <a:pathLst>
+                              <a:path w="1505585">
+                                <a:moveTo>
+                                  <a:pt x="0" y="0"/>
+                                </a:moveTo>
+                                <a:lnTo>
+                                  <a:pt x="1505585" y="0"/>
+                                </a:lnTo>
+                              </a:path>
+                            </a:pathLst>
+                          </a:custGeom>
+                          <a:ln w="9017" cap="flat">
+                            <a:round/>
+                          </a:ln>
+                        </wps:spPr>
+                        <wps:style>
+                          <a:lnRef idx="1">
+                            <a:srgbClr val="000000"/>
+                          </a:lnRef>
+                          <a:fillRef idx="0">
+                            <a:srgbClr val="000000">
+                              <a:alpha val="0"/>
+                            </a:srgbClr>
+                          </a:fillRef>
+                          <a:effectRef idx="0">
+                            <a:scrgbClr r="0" g="0" b="0"/>
+                          </a:effectRef>
+                          <a:fontRef idx="none"/>
+                        </wps:style>
+                        <wps:bodyPr/>
+                      </wps:wsp>
+                    </wpg:wgp>
+                  </a:graphicData>
+                </a:graphic>
+              </wp:anchor>
+            </w:drawing>
+          </mc:Choice>
+          <mc:Fallback>
+            <w:pict>
+              <v:group w14:anchorId="35E055DD" id="Group 5443" o:spid="_x0000_s1026" style="position:absolute;margin-left:167.5pt;margin-top:14.8pt;width:118.55pt;height:.7pt;z-index:-251655168" coordsize="15055,90" o:gfxdata="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">
+                <v:shape id="Shape 17" o:spid="_x0000_s1027" style="position:absolute;width:15055;height:0;visibility:visible;mso-wrap-style:square;v-text-anchor:top" coordsize="1505585,0" o:gfxdata="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" path="m,l1505585,e" filled="f" strokeweight=".71pt">
+                  <v:path arrowok="t" textboxrect="0,0,1505585,0"/>
+                </v:shape>
+              </v:group>
+            </w:pict>
+          </mc:Fallback>
+        </mc:AlternateContent>
+      </w:r>
+      <w:r>
+        <w:rPr>
+          <w:b/>
+          <w:color w:val="0909E9"/>
+          <w:sz w:val="23"/>
+          <w:vertAlign w:val="superscript"/>
+          <w:lang w:val="fr-FR"/>
+        </w:rPr>
+        <w:t xml:space="preserve">Université de </w:t>
+      </w:r>
+      <w:r>
+        <w:rPr>
+          <w:b/>
+          <w:color w:val="0909E9"/>
+          <w:vertAlign w:val="superscript"/>
+          <w:lang w:val="fr-FR"/>
+        </w:rPr>
+        <w:t>Mahajanga</w:t>
+      </w:r>
+      <w:r>
+        <w:rPr>
+          <w:b/>
+          <w:color w:val="0909E9"/>
+          <w:vertAlign w:val="superscript"/>
+          <w:lang w:val="fr-FR"/>
+        </w:rPr>
+        <w:t xml:space="preserve">                                                                                                                            </w:t>
+      </w:r>
+      <w:r>
+        <w:rPr>
+          <w:b/>
+          <w:color w:val="0909E9"/>
+          <w:vertAlign w:val="superscript"/>
+          <w:lang w:val="fr-FR"/>
+        </w:rPr>
+        <w:t xml:space="preserve">                                         </w:t>
+      </w:r>
+      <w:r>
+        <w:rPr>
+          <w:b/>
+          <w:color w:val="0909E9"/>
+          <w:vertAlign w:val="superscript"/>
+          <w:lang w:val="fr-FR"/>
+        </w:rPr>
+        <w:t xml:space="preserve">       </w:t>
+      </w:r>
+      <w:r>
+        <w:rPr>
+          <w:b/>
+          <w:vertAlign w:val="superscript"/>
+          <w:lang w:val="fr-FR"/>
+        </w:rPr>
+        <w:t>Honnêteté – Discipline – Excellence</w:t>
+      </w:r>
+      <w:r>
+        <w:rPr>
+          <w:b/>
+          <w:color w:val="0909E9"/>
+          <w:sz w:val="23"/>
+          <w:vertAlign w:val="superscript"/>
+          <w:lang w:val="fr-FR"/>
+        </w:rPr>
+        <w:tab/>
+        <w:t xml:space="preserve">         </w:t>
+      </w:r>
+    </w:p>
+    <w:p>
+      <w:pPr>
+        <w:spacing w:line="240" w:lineRule="auto"/>
+        <w:jc w:val="center"/>
+        <w:rPr>
+          <w:b/>
+          <w:lang w:val="fr-FR"/>
+        </w:rPr>
+      </w:pPr>
+      <w:r>
+        <w:rPr>
+          <w:b/>
+          <w:lang w:val="fr-FR"/>
+        </w:rPr>
+        <w:t xml:space="preserve">MINISTERE DE L’ENSEIGNEMENT SUPERIEUR ET DE LA </w:t>
+      </w:r>
+    </w:p>
+    <w:p>
+      <w:pPr>
+        <w:spacing w:line="240" w:lineRule="auto"/>
+        <w:jc w:val="center"/>
+        <w:rPr>
+          <w:lang w:val="fr-FR"/>
+        </w:rPr>
+      </w:pPr>
+      <w:r>
+        <w:rPr>
+          <w:b/>
+          <w:lang w:val="fr-FR"/>
+        </w:rPr>
+        <w:t>RECHERCHE SCIENTIFIQUE</w:t>
+      </w:r>
+    </w:p>
+    <w:p>
+      <w:pPr>
+        <w:spacing w:line="240" w:lineRule="auto"/>
+        <w:jc w:val="center"/>
+        <w:rPr>
+          <w:b/>
+          <w:lang w:val="fr-FR"/>
+        </w:rPr>
+      </w:pPr>
+      <w:r>
+        <w:rPr>
+          <w:rFonts w:ascii="Calibri" w:eastAsia="Calibri" w:hAnsi="Calibri" w:cs="Calibri"/>
+          <w:noProof/>
+        </w:rPr>
+        <mc:AlternateContent>
+          <mc:Choice Requires="wpg">
+            <w:drawing>
+              <wp:anchor distT="0" distB="0" distL="114300" distR="114300" simplePos="0" relativeHeight="251662336" behindDoc="1" locked="0" layoutInCell="1" allowOverlap="1" wp14:anchorId="5874E162" wp14:editId="16F73F53">
+                <wp:simplePos x="0" y="0"/>
+                <wp:positionH relativeFrom="column">
+                  <wp:posOffset>2278719</wp:posOffset>
+                </wp:positionH>
+                <wp:positionV relativeFrom="paragraph">
+                  <wp:posOffset>151765</wp:posOffset>
+                </wp:positionV>
+                <wp:extent cx="1290320" cy="9030"/>
+                <wp:effectExtent l="0" t="0" r="24130" b="10160"/>
+                <wp:wrapNone/>
+                <wp:docPr id="5444" name="Group 5444"/>
+                <wp:cNvGraphicFramePr/>
+                <a:graphic xmlns:a="http://schemas.openxmlformats.org/drawingml/2006/main">
+                  <a:graphicData uri="http://schemas.microsoft.com/office/word/2010/wordprocessingGroup">
+                    <wpg:wgp>
+                      <wpg:cNvGrpSpPr/>
+                      <wpg:grpSpPr>
+                        <a:xfrm>
+                          <a:off x="0" y="0"/>
+                          <a:ext cx="1290320" cy="9030"/>
+                          <a:chOff x="0" y="0"/>
+                          <a:chExt cx="1290320" cy="9030"/>
+                        </a:xfrm>
+                      </wpg:grpSpPr>
+                      <wps:wsp>
+                        <wps:cNvPr id="18" name="Shape 18"/>
+                        <wps:cNvSpPr/>
+                        <wps:spPr>
+                          <a:xfrm>
+                            <a:off x="0" y="0"/>
+                            <a:ext cx="1290320" cy="0"/>
+                          </a:xfrm>
+                          <a:custGeom>
+                            <a:avLst/>
+                            <a:gdLst/>
+                            <a:ahLst/>
+                            <a:cxnLst/>
+                            <a:rect l="0" t="0" r="0" b="0"/>
+                            <a:pathLst>
+                              <a:path w="1290320">
+                                <a:moveTo>
+                                  <a:pt x="0" y="0"/>
+                                </a:moveTo>
+                                <a:lnTo>
+                                  <a:pt x="1290320" y="0"/>
+                                </a:lnTo>
+                              </a:path>
+                            </a:pathLst>
+                          </a:custGeom>
+                          <a:ln w="9030" cap="flat">
+                            <a:round/>
+                          </a:ln>
+                        </wps:spPr>
+                        <wps:style>
+                          <a:lnRef idx="1">
+                            <a:srgbClr val="000000"/>
+                          </a:lnRef>
+                          <a:fillRef idx="0">
+                            <a:srgbClr val="000000">
+                              <a:alpha val="0"/>
+                            </a:srgbClr>
+                          </a:fillRef>
+                          <a:effectRef idx="0">
+                            <a:scrgbClr r="0" g="0" b="0"/>
+                          </a:effectRef>
+                          <a:fontRef idx="none"/>
+                        </wps:style>
+                        <wps:bodyPr/>
+                      </wps:wsp>
+                    </wpg:wgp>
+                  </a:graphicData>
+                </a:graphic>
+              </wp:anchor>
+            </w:drawing>
+          </mc:Choice>
+          <mc:Fallback>
+            <w:pict>
+              <v:group w14:anchorId="5191C743" id="Group 5444" o:spid="_x0000_s1026" style="position:absolute;margin-left:179.45pt;margin-top:11.95pt;width:101.6pt;height:.7pt;z-index:-251654144" coordsize="12903,90" o:gfxdata="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">
+                <v:shape id="Shape 18" o:spid="_x0000_s1027" style="position:absolute;width:12903;height:0;visibility:visible;mso-wrap-style:square;v-text-anchor:top" coordsize="1290320,0" o:gfxdata="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" path="m,l1290320,e" filled="f" strokeweight=".25083mm">
+                  <v:path arrowok="t" textboxrect="0,0,1290320,0"/>
+                </v:shape>
+              </v:group>
+            </w:pict>
+          </mc:Fallback>
+        </mc:AlternateContent>
+      </w:r>
+    </w:p>
+    <w:p>
+      <w:pPr>
+        <w:spacing w:line="240" w:lineRule="auto"/>
+        <w:jc w:val="center"/>
+        <w:rPr>
+          <w:lang w:val="fr-FR"/>
+        </w:rPr>
+      </w:pPr>
+      <w:r>
+        <w:rPr>
+          <w:b/>
+          <w:lang w:val="fr-FR"/>
+        </w:rPr>
+        <w:t>UNIVERSITE DE MAHAJANGA</w:t>
+      </w:r>
+    </w:p>
+    <w:p>
+      <w:pPr>
+        <w:spacing w:line="240" w:lineRule="auto"/>
+        <w:jc w:val="center"/>
+        <w:rPr>
+          <w:lang w:val="fr-FR"/>
+        </w:rPr>
+      </w:pPr>
+      <w:r>
+        <w:rPr>
+          <w:rFonts w:ascii="Calibri" w:eastAsia="Calibri" w:hAnsi="Calibri" w:cs="Calibri"/>
+          <w:noProof/>
+        </w:rPr>
+        <mc:AlternateContent>
+          <mc:Choice Requires="wpg">
+            <w:drawing>
+              <wp:anchor distT="0" distB="0" distL="114300" distR="114300" simplePos="0" relativeHeight="251663360" behindDoc="1" locked="0" layoutInCell="1" allowOverlap="1" wp14:anchorId="26451B03" wp14:editId="4429FCFC">
+                <wp:simplePos x="0" y="0"/>
+                <wp:positionH relativeFrom="column">
+                  <wp:posOffset>2452356</wp:posOffset>
+                </wp:positionH>
+                <wp:positionV relativeFrom="paragraph">
+                  <wp:posOffset>84322</wp:posOffset>
+                </wp:positionV>
+                <wp:extent cx="1003300" cy="9030"/>
+                <wp:effectExtent l="0" t="0" r="25400" b="10160"/>
+                <wp:wrapNone/>
+                <wp:docPr id="5445" name="Group 5445"/>
+                <wp:cNvGraphicFramePr/>
+                <a:graphic xmlns:a="http://schemas.openxmlformats.org/drawingml/2006/main">
+                  <a:graphicData uri="http://schemas.microsoft.com/office/word/2010/wordprocessingGroup">
+                    <wpg:wgp>
+                      <wpg:cNvGrpSpPr/>
+                      <wpg:grpSpPr>
+                        <a:xfrm>
+                          <a:off x="0" y="0"/>
+                          <a:ext cx="1003300" cy="9030"/>
+                          <a:chOff x="0" y="0"/>
+                          <a:chExt cx="1003300" cy="9030"/>
+                        </a:xfrm>
+                      </wpg:grpSpPr>
+                      <wps:wsp>
+                        <wps:cNvPr id="19" name="Shape 19"/>
+                        <wps:cNvSpPr/>
+                        <wps:spPr>
+                          <a:xfrm>
+                            <a:off x="0" y="0"/>
+                            <a:ext cx="1003300" cy="0"/>
+                          </a:xfrm>
+                          <a:custGeom>
+                            <a:avLst/>
+                            <a:gdLst/>
+                            <a:ahLst/>
+                            <a:cxnLst/>
+                            <a:rect l="0" t="0" r="0" b="0"/>
+                            <a:pathLst>
+                              <a:path w="1003300">
+                                <a:moveTo>
+                                  <a:pt x="0" y="0"/>
+                                </a:moveTo>
+                                <a:lnTo>
+                                  <a:pt x="1003300" y="0"/>
+                                </a:lnTo>
+                              </a:path>
+                            </a:pathLst>
+                          </a:custGeom>
+                          <a:ln w="9030" cap="flat">
+                            <a:round/>
+                          </a:ln>
+                        </wps:spPr>
+                        <wps:style>
+                          <a:lnRef idx="1">
+                            <a:srgbClr val="000000"/>
+                          </a:lnRef>
+                          <a:fillRef idx="0">
+                            <a:srgbClr val="000000">
+                              <a:alpha val="0"/>
+                            </a:srgbClr>
+                          </a:fillRef>
+                          <a:effectRef idx="0">
+                            <a:scrgbClr r="0" g="0" b="0"/>
+                          </a:effectRef>
+                          <a:fontRef idx="none"/>
+                        </wps:style>
+                        <wps:bodyPr/>
+                      </wps:wsp>
+                    </wpg:wgp>
+                  </a:graphicData>
+                </a:graphic>
+              </wp:anchor>
+            </w:drawing>
+          </mc:Choice>
+          <mc:Fallback>
+            <w:pict>
+              <v:group w14:anchorId="1F352631" id="Group 5445" o:spid="_x0000_s1026" style="position:absolute;margin-left:193.1pt;margin-top:6.65pt;width:79pt;height:.7pt;z-index:-251653120" coordsize="10033,90" o:gfxdata="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">
+                <v:shape id="Shape 19" o:spid="_x0000_s1027" style="position:absolute;width:10033;height:0;visibility:visible;mso-wrap-style:square;v-text-anchor:top" coordsize="1003300,0" o:gfxdata="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" path="m,l1003300,e" filled="f" strokeweight=".25083mm">
+                  <v:path arrowok="t" textboxrect="0,0,1003300,0"/>
+                </v:shape>
+              </v:group>
+            </w:pict>
+          </mc:Fallback>
+        </mc:AlternateContent>
+      </w:r>
+    </w:p>
+    <w:p>
+      <w:pPr>
+        <w:spacing w:line="240" w:lineRule="auto"/>
+        <w:jc w:val="center"/>
+        <w:rPr>
+          <w:lang w:val="fr-FR"/>
+        </w:rPr>
+      </w:pPr>
+      <w:r>
+        <w:rPr>
+          <w:b/>
+          <w:color w:val="FF0000"/>
+          <w:lang w:val="fr-FR"/>
+        </w:rPr>
+        <w:t>I</w:t>
+      </w:r>
+      <w:r>
+        <w:rPr>
+          <w:b/>
+          <w:lang w:val="fr-FR"/>
+        </w:rPr>
+        <w:t xml:space="preserve">NSTITUT </w:t>
+      </w:r>
+      <w:r>
+        <w:rPr>
+          <w:b/>
+          <w:color w:val="FF0000"/>
+          <w:lang w:val="fr-FR"/>
+        </w:rPr>
+        <w:t>S</w:t>
+      </w:r>
+      <w:r>
+        <w:rPr>
+          <w:b/>
+          <w:lang w:val="fr-FR"/>
+        </w:rPr>
+        <w:t xml:space="preserve">UPERIEUR DES </w:t>
+      </w:r>
+      <w:r>
+        <w:rPr>
+          <w:b/>
+          <w:color w:val="FF0000"/>
+          <w:lang w:val="fr-FR"/>
+        </w:rPr>
+        <w:t>S</w:t>
+      </w:r>
+      <w:r>
+        <w:rPr>
+          <w:b/>
+          <w:lang w:val="fr-FR"/>
+        </w:rPr>
+        <w:t xml:space="preserve">CIENCES ET </w:t>
+      </w:r>
+      <w:r>
+        <w:rPr>
+          <w:b/>
+          <w:color w:val="FF0000"/>
+          <w:lang w:val="fr-FR"/>
+        </w:rPr>
+        <w:t>T</w:t>
+      </w:r>
+      <w:r>
+        <w:rPr>
+          <w:b/>
+          <w:lang w:val="fr-FR"/>
+        </w:rPr>
+        <w:t xml:space="preserve">ECHNOLOGIES DE </w:t>
+      </w:r>
+      <w:r>
+        <w:rPr>
+          <w:b/>
+          <w:color w:val="FF0000"/>
+          <w:lang w:val="fr-FR"/>
+        </w:rPr>
+        <w:t>M</w:t>
+      </w:r>
+      <w:r>
+        <w:rPr>
+          <w:b/>
+          <w:lang w:val="fr-FR"/>
+        </w:rPr>
+        <w:t>AHAJANGA</w:t>
+      </w:r>
+    </w:p>
+    <w:p>
+      <w:pPr>
+        <w:spacing w:line="240" w:lineRule="auto"/>
+        <w:jc w:val="center"/>
+        <w:rPr>
+          <w:lang w:val="fr-FR"/>
+        </w:rPr>
+      </w:pPr>
+      <w:r>
+        <w:rPr>
+          <w:b/>
+          <w:lang w:val="fr-FR"/>
+        </w:rPr>
+        <w:t>(ISSTM)</w:t>
+      </w:r>
+    </w:p>
+    <w:p>
+      <w:pPr>
+        <w:spacing w:line="240" w:lineRule="auto"/>
+        <w:jc w:val="center"/>
+        <w:rPr>
+          <w:lang w:val="fr-FR"/>
+        </w:rPr>
+      </w:pPr>
+      <w:r>
+        <w:rPr>
+          <w:rFonts w:ascii="Calibri" w:eastAsia="Calibri" w:hAnsi="Calibri" w:cs="Calibri"/>
+          <w:noProof/>
+        </w:rPr>
+        <mc:AlternateContent>
+          <mc:Choice Requires="wpg">
+            <w:drawing>
+              <wp:anchor distT="0" distB="0" distL="114300" distR="114300" simplePos="0" relativeHeight="251664384" behindDoc="1" locked="0" layoutInCell="1" allowOverlap="1" wp14:anchorId="19DB208C" wp14:editId="067C5BE7">
+                <wp:simplePos x="0" y="0"/>
+                <wp:positionH relativeFrom="column">
+                  <wp:posOffset>2482997</wp:posOffset>
+                </wp:positionH>
+                <wp:positionV relativeFrom="paragraph">
+                  <wp:posOffset>43697</wp:posOffset>
+                </wp:positionV>
+                <wp:extent cx="932180" cy="9030"/>
+                <wp:effectExtent l="0" t="0" r="20320" b="10160"/>
+                <wp:wrapNone/>
+                <wp:docPr id="5446" name="Group 5446"/>
+                <wp:cNvGraphicFramePr/>
+                <a:graphic xmlns:a="http://schemas.openxmlformats.org/drawingml/2006/main">
+                  <a:graphicData uri="http://schemas.microsoft.com/office/word/2010/wordprocessingGroup">
+                    <wpg:wgp>
+                      <wpg:cNvGrpSpPr/>
+                      <wpg:grpSpPr>
+                        <a:xfrm>
+                          <a:off x="0" y="0"/>
+                          <a:ext cx="932180" cy="9030"/>
+                          <a:chOff x="0" y="0"/>
+                          <a:chExt cx="932180" cy="9030"/>
+                        </a:xfrm>
+                      </wpg:grpSpPr>
+                      <wps:wsp>
+                        <wps:cNvPr id="20" name="Shape 20"/>
+                        <wps:cNvSpPr/>
+                        <wps:spPr>
+                          <a:xfrm>
+                            <a:off x="0" y="0"/>
+                            <a:ext cx="932180" cy="0"/>
+                          </a:xfrm>
+                          <a:custGeom>
+                            <a:avLst/>
+                            <a:gdLst/>
+                            <a:ahLst/>
+                            <a:cxnLst/>
+                            <a:rect l="0" t="0" r="0" b="0"/>
+                            <a:pathLst>
+                              <a:path w="932180">
+                                <a:moveTo>
+                                  <a:pt x="0" y="0"/>
+                                </a:moveTo>
+                                <a:lnTo>
+                                  <a:pt x="932180" y="0"/>
+                                </a:lnTo>
+                              </a:path>
+                            </a:pathLst>
+                          </a:custGeom>
+                          <a:ln w="9030" cap="flat">
+                            <a:round/>
+                          </a:ln>
+                        </wps:spPr>
+                        <wps:style>
+                          <a:lnRef idx="1">
+                            <a:srgbClr val="000000"/>
+                          </a:lnRef>
+                          <a:fillRef idx="0">
+                            <a:srgbClr val="000000">
+                              <a:alpha val="0"/>
+                            </a:srgbClr>
+                          </a:fillRef>
+                          <a:effectRef idx="0">
+                            <a:scrgbClr r="0" g="0" b="0"/>
+                          </a:effectRef>
+                          <a:fontRef idx="none"/>
+                        </wps:style>
+                        <wps:bodyPr/>
+                      </wps:wsp>
+                    </wpg:wgp>
+                  </a:graphicData>
+                </a:graphic>
+              </wp:anchor>
+            </w:drawing>
+          </mc:Choice>
+          <mc:Fallback>
+            <w:pict>
+              <v:group w14:anchorId="5E9E1FF8" id="Group 5446" o:spid="_x0000_s1026" style="position:absolute;margin-left:195.5pt;margin-top:3.45pt;width:73.4pt;height:.7pt;z-index:-251652096" coordsize="9321,90" o:gfxdata="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">
+                <v:shape id="Shape 20" o:spid="_x0000_s1027" style="position:absolute;width:9321;height:0;visibility:visible;mso-wrap-style:square;v-text-anchor:top" coordsize="932180,0" o:gfxdata="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" path="m,l932180,e" filled="f" strokeweight=".25083mm">
+                  <v:path arrowok="t" textboxrect="0,0,932180,0"/>
+                </v:shape>
+              </v:group>
+            </w:pict>
+          </mc:Fallback>
+        </mc:AlternateContent>
+      </w:r>
+    </w:p>
+    <w:p>
+      <w:pPr>
+        <w:spacing w:line="240" w:lineRule="auto"/>
+        <w:jc w:val="center"/>
+        <w:rPr>
+          <w:lang w:val="fr-FR"/>
+        </w:rPr>
+      </w:pPr>
+      <w:r>
+        <w:rPr>
+          <w:b/>
+          <w:lang w:val="fr-FR"/>
+        </w:rPr>
+        <w:t>Mention : Sciences et Techniques du Numérique et Physiques Appliquées</w:t>
+      </w:r>
+    </w:p>
+    <w:p>
+      <w:pPr>
+        <w:spacing w:line="240" w:lineRule="auto"/>
+        <w:jc w:val="center"/>
+        <w:rPr>
+          <w:b/>
+          <w:sz w:val="19"/>
+          <w:lang w:val="fr-FR"/>
+        </w:rPr>
+      </w:pPr>
+      <w:r>
+        <w:rPr>
+          <w:b/>
+          <w:lang w:val="fr-FR"/>
+        </w:rPr>
+        <w:t xml:space="preserve">Parcours : Génie </w:t>
+      </w:r>
+      <w:r>
+        <w:rPr>
+          <w:b/>
+          <w:lang w:val="fr-FR"/>
+        </w:rPr>
+        <w:t>Informatique</w:t>
+      </w:r>
+    </w:p>
+    <w:p>
+      <w:pPr>
+        <w:spacing w:line="240" w:lineRule="auto"/>
+        <w:jc w:val="center"/>
+        <w:rPr>
+          <w:i/>
+          <w:lang w:val="fr-FR"/>
+        </w:rPr>
+      </w:pPr>
+      <w:r>
+        <w:rPr>
+          <w:rFonts w:ascii="Calibri" w:eastAsia="Calibri" w:hAnsi="Calibri" w:cs="Calibri"/>
+          <w:noProof/>
+        </w:rPr>
+        <mc:AlternateContent>
+          <mc:Choice Requires="wpg">
+            <w:drawing>
+              <wp:anchor distT="0" distB="0" distL="114300" distR="114300" simplePos="0" relativeHeight="251665408" behindDoc="1" locked="0" layoutInCell="1" allowOverlap="1" wp14:anchorId="6BDE5381" wp14:editId="4B366A9B">
+                <wp:simplePos x="0" y="0"/>
+                <wp:positionH relativeFrom="column">
+                  <wp:posOffset>2448461</wp:posOffset>
+                </wp:positionH>
+                <wp:positionV relativeFrom="paragraph">
+                  <wp:posOffset>154232</wp:posOffset>
+                </wp:positionV>
+                <wp:extent cx="859790" cy="9030"/>
+                <wp:effectExtent l="0" t="0" r="16510" b="10160"/>
+                <wp:wrapNone/>
+                <wp:docPr id="5447" name="Group 5447"/>
+                <wp:cNvGraphicFramePr/>
+                <a:graphic xmlns:a="http://schemas.openxmlformats.org/drawingml/2006/main">
+                  <a:graphicData uri="http://schemas.microsoft.com/office/word/2010/wordprocessingGroup">
+                    <wpg:wgp>
+                      <wpg:cNvGrpSpPr/>
+                      <wpg:grpSpPr>
+                        <a:xfrm>
+                          <a:off x="0" y="0"/>
+                          <a:ext cx="859790" cy="9030"/>
+                          <a:chOff x="0" y="0"/>
+                          <a:chExt cx="859790" cy="9030"/>
+                        </a:xfrm>
+                      </wpg:grpSpPr>
+                      <wps:wsp>
+                        <wps:cNvPr id="21" name="Shape 21"/>
+                        <wps:cNvSpPr/>
+                        <wps:spPr>
+                          <a:xfrm>
+                            <a:off x="0" y="0"/>
+                            <a:ext cx="859790" cy="0"/>
+                          </a:xfrm>
+                          <a:custGeom>
+                            <a:avLst/>
+                            <a:gdLst/>
+                            <a:ahLst/>
+                            <a:cxnLst/>
+                            <a:rect l="0" t="0" r="0" b="0"/>
+                            <a:pathLst>
+                              <a:path w="859790">
+                                <a:moveTo>
+                                  <a:pt x="0" y="0"/>
+                                </a:moveTo>
+                                <a:lnTo>
+                                  <a:pt x="859790" y="0"/>
+                                </a:lnTo>
+                              </a:path>
+                            </a:pathLst>
+                          </a:custGeom>
+                          <a:ln w="9030" cap="flat">
+                            <a:round/>
+                          </a:ln>
+                        </wps:spPr>
+                        <wps:style>
+                          <a:lnRef idx="1">
+                            <a:srgbClr val="000000"/>
+                          </a:lnRef>
+                          <a:fillRef idx="0">
+                            <a:srgbClr val="000000">
+                              <a:alpha val="0"/>
+                            </a:srgbClr>
+                          </a:fillRef>
+                          <a:effectRef idx="0">
+                            <a:scrgbClr r="0" g="0" b="0"/>
+                          </a:effectRef>
+                          <a:fontRef idx="none"/>
+                        </wps:style>
+                        <wps:bodyPr/>
+                      </wps:wsp>
+                    </wpg:wgp>
+                  </a:graphicData>
+                </a:graphic>
+              </wp:anchor>
+            </w:drawing>
+          </mc:Choice>
+          <mc:Fallback>
+            <w:pict>
+              <v:group w14:anchorId="627955E1" id="Group 5447" o:spid="_x0000_s1026" style="position:absolute;margin-left:192.8pt;margin-top:12.15pt;width:67.7pt;height:.7pt;z-index:-251651072" coordsize="8597,90" o:gfxdata="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">
+                <v:shape id="Shape 21" o:spid="_x0000_s1027" style="position:absolute;width:8597;height:0;visibility:visible;mso-wrap-style:square;v-text-anchor:top" coordsize="859790,0" o:gfxdata="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" path="m,l859790,e" filled="f" strokeweight=".25083mm">
+                  <v:path arrowok="t" textboxrect="0,0,859790,0"/>
+                </v:shape>
+              </v:group>
+            </w:pict>
+          </mc:Fallback>
+        </mc:AlternateContent>
+      </w:r>
+      <w:r>
+        <w:rPr>
+          <w:i/>
+          <w:lang w:val="fr-FR"/>
+        </w:rPr>
+        <w:t xml:space="preserve"> </w:t>
+      </w:r>
+    </w:p>
+    <w:p>
+      <w:pPr>
+        <w:spacing w:line="240" w:lineRule="auto"/>
+        <w:rPr>
+          <w:b/>
+          <w:sz w:val="28"/>
+          <w:szCs w:val="28"/>
+          <w:lang w:val="fr-FR"/>
+        </w:rPr>
+      </w:pPr>
+      <w:r>
+        <w:rPr>
+          <w:rFonts w:ascii="Calibri" w:eastAsia="Calibri" w:hAnsi="Calibri" w:cs="Calibri"/>
+          <w:noProof/>
+        </w:rPr>
+        <mc:AlternateContent>
+          <mc:Choice Requires="wpg">
+            <w:drawing>
+              <wp:anchor distT="0" distB="0" distL="114300" distR="114300" simplePos="0" relativeHeight="251666432" behindDoc="1" locked="0" layoutInCell="1" allowOverlap="1" wp14:anchorId="01A4A822" wp14:editId="24D2E271">
+                <wp:simplePos x="0" y="0"/>
+                <wp:positionH relativeFrom="column">
+                  <wp:posOffset>2449978</wp:posOffset>
+                </wp:positionH>
+                <wp:positionV relativeFrom="paragraph">
+                  <wp:posOffset>292933</wp:posOffset>
+                </wp:positionV>
+                <wp:extent cx="859790" cy="9030"/>
+                <wp:effectExtent l="0" t="0" r="16510" b="10160"/>
+                <wp:wrapNone/>
+                <wp:docPr id="5448" name="Group 5448"/>
+                <wp:cNvGraphicFramePr/>
+                <a:graphic xmlns:a="http://schemas.openxmlformats.org/drawingml/2006/main">
+                  <a:graphicData uri="http://schemas.microsoft.com/office/word/2010/wordprocessingGroup">
+                    <wpg:wgp>
+                      <wpg:cNvGrpSpPr/>
+                      <wpg:grpSpPr>
+                        <a:xfrm>
+                          <a:off x="0" y="0"/>
+                          <a:ext cx="859790" cy="9030"/>
+                          <a:chOff x="0" y="0"/>
+                          <a:chExt cx="859790" cy="9030"/>
+                        </a:xfrm>
+                      </wpg:grpSpPr>
+                      <wps:wsp>
+                        <wps:cNvPr id="22" name="Shape 22"/>
+                        <wps:cNvSpPr/>
+                        <wps:spPr>
+                          <a:xfrm>
+                            <a:off x="0" y="0"/>
+                            <a:ext cx="859790" cy="0"/>
+                          </a:xfrm>
+                          <a:custGeom>
+                            <a:avLst/>
+                            <a:gdLst/>
+                            <a:ahLst/>
+                            <a:cxnLst/>
+                            <a:rect l="0" t="0" r="0" b="0"/>
+                            <a:pathLst>
+                              <a:path w="859790">
+                                <a:moveTo>
+                                  <a:pt x="0" y="0"/>
+                                </a:moveTo>
+                                <a:lnTo>
+                                  <a:pt x="859790" y="0"/>
+                                </a:lnTo>
+                              </a:path>
+                            </a:pathLst>
+                          </a:custGeom>
+                          <a:ln w="9030" cap="flat">
+                            <a:round/>
+                          </a:ln>
+                        </wps:spPr>
+                        <wps:style>
+                          <a:lnRef idx="1">
+                            <a:srgbClr val="000000"/>
+                          </a:lnRef>
+                          <a:fillRef idx="0">
+                            <a:srgbClr val="000000">
+                              <a:alpha val="0"/>
+                            </a:srgbClr>
+                          </a:fillRef>
+                          <a:effectRef idx="0">
+                            <a:scrgbClr r="0" g="0" b="0"/>
+                          </a:effectRef>
+                          <a:fontRef idx="none"/>
+                        </wps:style>
+                        <wps:bodyPr/>
+                      </wps:wsp>
+                    </wpg:wgp>
+                  </a:graphicData>
+                </a:graphic>
+              </wp:anchor>
+            </w:drawing>
+          </mc:Choice>
+          <mc:Fallback>
+            <w:pict>
+              <v:group w14:anchorId="4083B99D" id="Group 5448" o:spid="_x0000_s1026" style="position:absolute;margin-left:192.9pt;margin-top:23.05pt;width:67.7pt;height:.7pt;z-index:-251650048" coordsize="8597,90" o:gfxdata="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">
+                <v:shape id="Shape 22" o:spid="_x0000_s1027" style="position:absolute;width:8597;height:0;visibility:visible;mso-wrap-style:square;v-text-anchor:top" coordsize="859790,0" o:gfxdata="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" path="m,l859790,e" filled="f" strokeweight=".25083mm">
+                  <v:path arrowok="t" textboxrect="0,0,859790,0"/>
+                </v:shape>
+              </v:group>
+            </w:pict>
+          </mc:Fallback>
+        </mc:AlternateContent>
+      </w:r>
+      <w:r>
+        <w:rPr>
+          <w:b/>
+          <w:i/>
+          <w:sz w:val="28"/>
+          <w:szCs w:val="28"/>
+          <w:lang w:val="fr-FR"/>
+        </w:rPr>
+        <w:t xml:space="preserve">                                                                  </w:t>
+      </w:r>
+      <w:r>
+        <w:rPr>
+          <w:b/>
+          <w:i/>
+          <w:sz w:val="28"/>
+          <w:szCs w:val="28"/>
+          <w:lang w:val="fr-FR"/>
+        </w:rPr>
+        <w:t xml:space="preserve">Projet </w:t>
+      </w:r>
+    </w:p>
+    <w:p>
+      <w:pPr>
+        <w:spacing w:line="240" w:lineRule="auto"/>
+        <w:jc w:val="center"/>
+        <w:rPr>
+          <w:lang w:val="fr-FR"/>
+        </w:rPr>
+      </w:pPr>
+    </w:p>
+    <w:p>
+      <w:pPr>
+        <w:spacing w:line="240" w:lineRule="auto"/>
+        <w:jc w:val="center"/>
+        <w:rPr>
+          <w:lang w:val="fr-FR"/>
+        </w:rPr>
+      </w:pPr>
+      <w:r>
+        <w:rPr>
+          <w:rFonts w:ascii="Calibri" w:eastAsia="Calibri" w:hAnsi="Calibri" w:cs="Calibri"/>
+          <w:noProof/>
+        </w:rPr>
+        <mc:AlternateContent>
+          <mc:Choice Requires="wps">
+            <w:drawing>
+              <wp:anchor distT="0" distB="0" distL="114300" distR="114300" simplePos="0" relativeHeight="251667456" behindDoc="1" locked="0" layoutInCell="1" allowOverlap="1" wp14:anchorId="4945C478" wp14:editId="6128FAEE">
+                <wp:simplePos x="0" y="0"/>
+                <wp:positionH relativeFrom="column">
+                  <wp:posOffset>1005205</wp:posOffset>
+                </wp:positionH>
+                <wp:positionV relativeFrom="paragraph">
+                  <wp:posOffset>71120</wp:posOffset>
+                </wp:positionV>
+                <wp:extent cx="4019550" cy="1257300"/>
+                <wp:effectExtent l="0" t="0" r="19050" b="19050"/>
+                <wp:wrapNone/>
+                <wp:docPr id="3" name="Rectangle à coins arrondis 3"/>
+                <wp:cNvGraphicFramePr/>
+                <a:graphic xmlns:a="http://schemas.openxmlformats.org/drawingml/2006/main">
+                  <a:graphicData uri="http://schemas.microsoft.com/office/word/2010/wordprocessingShape">
+                    <wps:wsp>
+                      <wps:cNvSpPr/>
+                      <wps:spPr>
+                        <a:xfrm>
+                          <a:off x="0" y="0"/>
+                          <a:ext cx="4019550" cy="1257300"/>
+                        </a:xfrm>
+                        <a:prstGeom prst="roundRect">
+                          <a:avLst/>
+                        </a:prstGeom>
+                        <a:noFill/>
+                        <a:ln>
+                          <a:solidFill>
+                            <a:schemeClr val="accent1">
+                              <a:lumMod val="75000"/>
+                            </a:schemeClr>
+                          </a:solidFill>
+                        </a:ln>
+                      </wps:spPr>
+                      <wps:style>
+                        <a:lnRef idx="2">
+                          <a:schemeClr val="accent1">
+                            <a:shade val="50000"/>
+                          </a:schemeClr>
+                        </a:lnRef>
+                        <a:fillRef idx="1">
+                          <a:schemeClr val="accent1"/>
+                        </a:fillRef>
+                        <a:effectRef idx="0">
+                          <a:schemeClr val="accent1"/>
+                        </a:effectRef>
+                        <a:fontRef idx="minor">
+                          <a:schemeClr val="lt1"/>
+                        </a:fontRef>
+                      </wps:style>
+                      <wps:bodyPr rot="0" spcFirstLastPara="0" vertOverflow="overflow" horzOverflow="overflow" vert="horz" wrap="square" lIns="91440" tIns="45720" rIns="91440" bIns="45720" numCol="1" spcCol="0" rtlCol="0" fromWordArt="0" anchor="ctr" anchorCtr="0" forceAA="0" compatLnSpc="1">
+                        <a:prstTxWarp prst="textNoShape">
+                          <a:avLst/>
+                        </a:prstTxWarp>
+                        <a:noAutofit/>
+                      </wps:bodyPr>
+                    </wps:wsp>
+                  </a:graphicData>
+                </a:graphic>
+                <wp14:sizeRelH relativeFrom="margin">
+                  <wp14:pctWidth>0</wp14:pctWidth>
+                </wp14:sizeRelH>
+                <wp14:sizeRelV relativeFrom="margin">
+                  <wp14:pctHeight>0</wp14:pctHeight>
+                </wp14:sizeRelV>
+              </wp:anchor>
+            </w:drawing>
+          </mc:Choice>
+          <mc:Fallback>
+            <w:pict>
+              <v:roundrect w14:anchorId="578645CD" id="Rectangle à coins arrondis 3" o:spid="_x0000_s1026" style="position:absolute;margin-left:79.15pt;margin-top:5.6pt;width:316.5pt;height:99pt;z-index:-251649024;visibility:visible;mso-wrap-style:square;mso-width-percent:0;mso-height-percent:0;mso-wrap-distance-left:9pt;mso-wrap-distance-top:0;mso-wrap-distance-right:9pt;mso-wrap-distance-bottom:0;mso-position-horizontal:absolute;mso-position-horizontal-relative:text;mso-position-vertical:absolute;mso-position-vertical-relative:text;mso-width-percent:0;mso-height-percent:0;mso-width-relative:margin;mso-height-relative:margin;v-text-anchor:middle" arcsize="10923f" o:gfxdata="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" filled="f" strokecolor="#2e74b5 [2404]" strokeweight="1pt">
+                <v:stroke joinstyle="miter"/>
+              </v:roundrect>
+            </w:pict>
+          </mc:Fallback>
+        </mc:AlternateContent>
+      </w:r>
+    </w:p>
+    <w:p>
+      <w:pPr>
+        <w:spacing w:line="240" w:lineRule="auto"/>
+        <w:jc w:val="center"/>
+        <w:rPr>
+          <w:b/>
+          <w:color w:val="0070C0"/>
+          <w:sz w:val="32"/>
+          <w:szCs w:val="32"/>
+          <w:lang w:val="fr-FR"/>
+        </w:rPr>
+      </w:pPr>
+      <w:r>
+        <w:rPr>
+          <w:b/>
+          <w:color w:val="0070C0"/>
+          <w:sz w:val="32"/>
+          <w:szCs w:val="32"/>
+          <w:lang w:val="fr-FR"/>
+        </w:rPr>
+        <w:t xml:space="preserve"> </w:t>
+      </w:r>
+      <w:r>
+        <w:rPr>
+          <w:b/>
+          <w:color w:val="0070C0"/>
+          <w:sz w:val="32"/>
+          <w:szCs w:val="32"/>
+          <w:lang w:val="fr-FR"/>
+        </w:rPr>
+        <w:t xml:space="preserve">« </w:t>
+      </w:r>
+      <w:r>
+        <w:rPr>
+          <w:b/>
+          <w:color w:val="0070C0"/>
+          <w:sz w:val="32"/>
+          <w:szCs w:val="32"/>
+          <w:lang w:val="fr-FR"/>
+        </w:rPr>
+        <w:t xml:space="preserve">GESTION ET SUIVI DES PROJETS </w:t>
+      </w:r>
+    </w:p>
+    <w:p>
+      <w:pPr>
+        <w:spacing w:line="240" w:lineRule="auto"/>
+        <w:jc w:val="center"/>
+        <w:rPr>
+          <w:b/>
+          <w:color w:val="0070C0"/>
+          <w:sz w:val="32"/>
+          <w:szCs w:val="32"/>
+          <w:lang w:val="fr-FR"/>
+        </w:rPr>
+      </w:pPr>
+      <w:r>
+        <w:rPr>
+          <w:b/>
+          <w:color w:val="0070C0"/>
+          <w:sz w:val="32"/>
+          <w:szCs w:val="32"/>
+          <w:lang w:val="fr-FR"/>
+        </w:rPr>
+        <w:t xml:space="preserve">DE </w:t>
+      </w:r>
+    </w:p>
+    <w:p>
+      <w:pPr>
+        <w:spacing w:line="240" w:lineRule="auto"/>
+        <w:jc w:val="center"/>
+        <w:rPr>
+          <w:b/>
+          <w:color w:val="0070C0"/>
+          <w:sz w:val="32"/>
+          <w:szCs w:val="32"/>
+          <w:lang w:val="fr-FR"/>
+        </w:rPr>
+      </w:pPr>
+      <w:r>
+        <w:rPr>
+          <w:b/>
+          <w:color w:val="0070C0"/>
+          <w:sz w:val="32"/>
+          <w:szCs w:val="32"/>
+          <w:lang w:val="fr-FR"/>
+        </w:rPr>
+        <w:t xml:space="preserve">  L’ENTREPRISE</w:t>
+      </w:r>
+      <w:r>
+        <w:rPr>
+          <w:b/>
+          <w:color w:val="0070C0"/>
+          <w:sz w:val="32"/>
+          <w:szCs w:val="32"/>
+          <w:lang w:val="fr-FR"/>
+        </w:rPr>
+        <w:t> »</w:t>
+      </w:r>
+    </w:p>
+    <w:p>
+      <w:pPr>
+        <w:spacing w:line="240" w:lineRule="auto"/>
+        <w:jc w:val="center"/>
+        <w:rPr>
+          <w:b/>
+          <w:color w:val="0070C0"/>
+          <w:sz w:val="32"/>
+          <w:szCs w:val="32"/>
+          <w:lang w:val="fr-FR"/>
+        </w:rPr>
+      </w:pPr>
+    </w:p>
+    <w:p>
+      <w:pPr>
+        <w:spacing w:line="240" w:lineRule="auto"/>
+        <w:ind w:left="10" w:right="55" w:hanging="10"/>
+        <w:jc w:val="center"/>
+        <w:rPr>
+          <w:lang w:val="fr-FR"/>
+        </w:rPr>
+      </w:pPr>
+      <w:r>
+        <w:rPr>
+          <w:u w:val="single" w:color="000000"/>
+          <w:lang w:val="fr-FR"/>
+        </w:rPr>
+        <w:t>Présenté par</w:t>
+      </w:r>
+      <w:r>
+        <w:rPr>
+          <w:lang w:val="fr-FR"/>
+        </w:rPr>
+        <w:t xml:space="preserve"> : </w:t>
+      </w:r>
+    </w:p>
+    <w:p>
+      <w:pPr>
+        <w:spacing w:line="240" w:lineRule="auto"/>
+        <w:ind w:left="10" w:right="55" w:hanging="10"/>
+        <w:jc w:val="center"/>
+        <w:rPr>
+          <w:lang w:val="fr-FR"/>
+        </w:rPr>
+      </w:pPr>
+    </w:p>
+    <w:p>
+      <w:pPr>
+        <w:spacing w:line="240" w:lineRule="auto"/>
+        <w:jc w:val="center"/>
+        <w:rPr>
+          <w:b/>
+          <w:sz w:val="24"/>
+          <w:szCs w:val="24"/>
+          <w:lang w:val="fr-FR"/>
+        </w:rPr>
+      </w:pPr>
+      <w:r>
+        <w:rPr>
+          <w:b/>
+          <w:sz w:val="24"/>
+          <w:szCs w:val="24"/>
+          <w:lang w:val="fr-FR"/>
+        </w:rPr>
+        <w:t xml:space="preserve">TAHIENDRAZA </w:t>
+      </w:r>
+      <w:proofErr w:type="spellStart"/>
+      <w:r>
+        <w:rPr>
+          <w:b/>
+          <w:sz w:val="24"/>
+          <w:szCs w:val="24"/>
+          <w:lang w:val="fr-FR"/>
+        </w:rPr>
+        <w:t>Ravilimita</w:t>
+      </w:r>
+      <w:proofErr w:type="spellEnd"/>
+      <w:r>
+        <w:rPr>
+          <w:b/>
+          <w:sz w:val="24"/>
+          <w:szCs w:val="24"/>
+          <w:lang w:val="fr-FR"/>
+        </w:rPr>
+        <w:t xml:space="preserve"> Zidane</w:t>
+      </w:r>
+    </w:p>
+    <w:p>
+      <w:pPr>
+        <w:ind w:right="1"/>
+        <w:rPr>
+          <w:lang w:val="fr-FR"/>
+        </w:rPr>
+      </w:pPr>
+    </w:p>
+    <w:p>
+      <w:pPr>
+        <w:ind w:right="1"/>
+        <w:rPr>
+          <w:lang w:val="fr-FR"/>
+        </w:rPr>
+      </w:pPr>
+    </w:p>
+    <w:p>
+      <w:pPr>
+        <w:ind w:right="1"/>
+        <w:rPr>
+          <w:lang w:val="fr-FR"/>
+        </w:rPr>
+      </w:pPr>
+      <w:r>
+        <w:rPr>
+          <w:lang w:val="fr-FR"/>
+        </w:rPr>
+        <w:t>Semestre : S5</w:t>
+      </w:r>
+    </w:p>
+    <w:p>
+      <w:pPr>
+        <w:spacing w:after="1323"/>
+        <w:ind w:left="10" w:right="30" w:hanging="10"/>
+        <w:rPr>
+          <w:lang w:val="fr-FR"/>
+        </w:rPr>
+      </w:pPr>
+      <w:r>
+        <w:rPr>
+          <w:lang w:val="fr-FR"/>
+        </w:rPr>
+        <w:t xml:space="preserve">ANNEE UNIVERSITAIRE : 2024- 2025 </w:t>
+      </w:r>
+    </w:p>
+    <w:p>
+      <w:pPr>
+        <w:jc w:val="center"/>
+        <w:rPr>
+          <w:rFonts w:ascii="Times New Roman" w:hAnsi="Times New Roman" w:cs="Times New Roman"/>
+          <w:sz w:val="36"/>
+          <w:szCs w:val="36"/>
+          <w:lang w:val="fr-FR"/>
+        </w:rPr>
+      </w:pPr>
+      <w:r>
+        <w:rPr>
+          <w:rFonts w:ascii="Times New Roman" w:hAnsi="Times New Roman" w:cs="Times New Roman"/>
+          <w:sz w:val="36"/>
+          <w:szCs w:val="36"/>
+          <w:lang w:val="fr-FR"/>
+        </w:rPr>
+        <w:lastRenderedPageBreak/>
+        <w:t>SOMMAIRE</w:t>
+      </w:r>
+    </w:p>
+    <w:p>
+      <w:pPr>
+        <w:spacing w:after="200" w:line="276" w:lineRule="auto"/>
+        <w:rPr>
+          <w:rFonts w:ascii="Times New Roman" w:hAnsi="Times New Roman" w:cs="Times New Roman"/>
+          <w:sz w:val="24"/>
+          <w:szCs w:val="24"/>
+          <w:lang w:val="fr-FR"/>
+        </w:rPr>
+      </w:pPr>
+    </w:p>
+    <w:p>
+      <w:pPr>
+        <w:rPr>
+          <w:rFonts w:ascii="Times New Roman" w:hAnsi="Times New Roman" w:cs="Times New Roman"/>
+          <w:sz w:val="24"/>
+          <w:szCs w:val="24"/>
+          <w:lang w:val="fr-FR"/>
+        </w:rPr>
+      </w:pPr>
+      <w:r>
+        <w:rPr>
+          <w:rFonts w:ascii="Times New Roman" w:hAnsi="Times New Roman" w:cs="Times New Roman"/>
+          <w:sz w:val="24"/>
+          <w:szCs w:val="24"/>
+          <w:lang w:val="fr-FR"/>
+        </w:rPr>
+        <w:t>SOMMAIRE</w:t>
+      </w:r>
+      <w:r>
+        <w:rPr>
+          <w:rFonts w:ascii="Times New Roman" w:hAnsi="Times New Roman" w:cs="Times New Roman"/>
+          <w:sz w:val="24"/>
+          <w:szCs w:val="24"/>
+          <w:lang w:val="fr-FR"/>
+        </w:rPr>
+        <w:t xml:space="preserve"> </w:t>
+      </w:r>
+      <w:r>
+        <w:rPr>
+          <w:rFonts w:ascii="Times New Roman" w:hAnsi="Times New Roman" w:cs="Times New Roman"/>
+          <w:sz w:val="24"/>
+          <w:szCs w:val="24"/>
+          <w:lang w:val="fr-FR"/>
+        </w:rPr>
+        <w:t>:</w:t>
+      </w:r>
+      <w:r>
+        <w:rPr>
+          <w:rFonts w:ascii="Times New Roman" w:hAnsi="Times New Roman" w:cs="Times New Roman"/>
+          <w:sz w:val="24"/>
+          <w:szCs w:val="24"/>
+          <w:lang w:val="fr-FR"/>
+        </w:rPr>
+        <w:t xml:space="preserve"> ……………………………………………………………………… 1</w:t>
+      </w:r>
+    </w:p>
+    <w:p>
+      <w:pPr>
+        <w:rPr>
+          <w:rFonts w:ascii="Times New Roman" w:hAnsi="Times New Roman" w:cs="Times New Roman"/>
+          <w:sz w:val="24"/>
+          <w:szCs w:val="24"/>
+          <w:lang w:val="fr-FR"/>
+        </w:rPr>
+      </w:pPr>
+      <w:r>
+        <w:rPr>
+          <w:rFonts w:ascii="Times New Roman" w:hAnsi="Times New Roman" w:cs="Times New Roman"/>
+          <w:sz w:val="24"/>
+          <w:szCs w:val="24"/>
+          <w:lang w:val="fr-FR"/>
+        </w:rPr>
+        <w:t>LISTES DES ABREVIATIONS : ………………………………………</w:t>
+      </w:r>
+      <w:r>
+        <w:rPr>
+          <w:rFonts w:ascii="Times New Roman" w:hAnsi="Times New Roman" w:cs="Times New Roman"/>
+          <w:sz w:val="24"/>
+          <w:szCs w:val="24"/>
+          <w:lang w:val="fr-FR"/>
+        </w:rPr>
+        <w:t>………</w:t>
+      </w:r>
+      <w:r>
+        <w:rPr>
+          <w:rFonts w:ascii="Times New Roman" w:hAnsi="Times New Roman" w:cs="Times New Roman"/>
+          <w:sz w:val="24"/>
+          <w:szCs w:val="24"/>
+          <w:lang w:val="fr-FR"/>
+        </w:rPr>
+        <w:t>….  2</w:t>
+      </w:r>
+    </w:p>
+    <w:p>
+      <w:pPr>
+        <w:rPr>
+          <w:rFonts w:ascii="Times New Roman" w:hAnsi="Times New Roman" w:cs="Times New Roman"/>
+          <w:sz w:val="24"/>
+          <w:szCs w:val="24"/>
+          <w:lang w:val="fr-FR"/>
+        </w:rPr>
+      </w:pPr>
+      <w:r>
+        <w:rPr>
+          <w:rFonts w:ascii="Times New Roman" w:hAnsi="Times New Roman" w:cs="Times New Roman"/>
+          <w:sz w:val="24"/>
+          <w:szCs w:val="24"/>
+          <w:lang w:val="fr-FR"/>
+        </w:rPr>
+        <w:t xml:space="preserve">LISTES DES </w:t>
+      </w:r>
+      <w:r>
+        <w:rPr>
+          <w:rFonts w:ascii="Times New Roman" w:hAnsi="Times New Roman" w:cs="Times New Roman"/>
+          <w:sz w:val="24"/>
+          <w:szCs w:val="24"/>
+          <w:lang w:val="fr-FR"/>
+        </w:rPr>
+        <w:t>FIGURES : ……………………………………………………</w:t>
+      </w:r>
+      <w:proofErr w:type="gramStart"/>
+      <w:r>
+        <w:rPr>
+          <w:rFonts w:ascii="Times New Roman" w:hAnsi="Times New Roman" w:cs="Times New Roman"/>
+          <w:sz w:val="24"/>
+          <w:szCs w:val="24"/>
+          <w:lang w:val="fr-FR"/>
+        </w:rPr>
+        <w:t>…</w:t>
+      </w:r>
+      <w:r>
+        <w:rPr>
+          <w:rFonts w:ascii="Times New Roman" w:hAnsi="Times New Roman" w:cs="Times New Roman"/>
+          <w:sz w:val="24"/>
+          <w:szCs w:val="24"/>
+          <w:lang w:val="fr-FR"/>
+        </w:rPr>
+        <w:t>…</w:t>
+      </w:r>
+      <w:r>
+        <w:rPr>
+          <w:rFonts w:ascii="Times New Roman" w:hAnsi="Times New Roman" w:cs="Times New Roman"/>
+          <w:sz w:val="24"/>
+          <w:szCs w:val="24"/>
+          <w:lang w:val="fr-FR"/>
+        </w:rPr>
+        <w:t>.</w:t>
+      </w:r>
+      <w:proofErr w:type="gramEnd"/>
+      <w:r>
+        <w:rPr>
+          <w:rFonts w:ascii="Times New Roman" w:hAnsi="Times New Roman" w:cs="Times New Roman"/>
+          <w:sz w:val="24"/>
+          <w:szCs w:val="24"/>
+          <w:lang w:val="fr-FR"/>
+        </w:rPr>
+        <w:t>.  3</w:t>
+      </w:r>
+    </w:p>
+    <w:p>
+      <w:pPr>
+        <w:rPr>
+          <w:rFonts w:ascii="Times New Roman" w:hAnsi="Times New Roman" w:cs="Times New Roman"/>
+          <w:sz w:val="24"/>
+          <w:szCs w:val="24"/>
+          <w:lang w:val="fr-FR"/>
+        </w:rPr>
+      </w:pPr>
+      <w:r>
+        <w:rPr>
+          <w:rFonts w:ascii="Times New Roman" w:hAnsi="Times New Roman" w:cs="Times New Roman"/>
+          <w:sz w:val="24"/>
+          <w:szCs w:val="24"/>
+          <w:lang w:val="fr-FR"/>
+        </w:rPr>
+        <w:t xml:space="preserve">INTRODUCTION : ………………………………………………………………… </w:t>
+      </w:r>
+      <w:r>
+        <w:rPr>
+          <w:rFonts w:ascii="Times New Roman" w:hAnsi="Times New Roman" w:cs="Times New Roman"/>
+          <w:sz w:val="24"/>
+          <w:szCs w:val="24"/>
+          <w:lang w:val="fr-FR"/>
+        </w:rPr>
+        <w:t>4</w:t>
+      </w:r>
+    </w:p>
+    <w:p>
+      <w:pPr>
+        <w:rPr>
+          <w:rFonts w:ascii="Times New Roman" w:hAnsi="Times New Roman" w:cs="Times New Roman"/>
+          <w:sz w:val="24"/>
+          <w:szCs w:val="24"/>
+          <w:lang w:val="fr-FR"/>
+        </w:rPr>
+      </w:pPr>
+      <w:r>
+        <w:rPr>
+          <w:rFonts w:ascii="Times New Roman" w:hAnsi="Times New Roman" w:cs="Times New Roman"/>
+          <w:sz w:val="24"/>
+          <w:szCs w:val="24"/>
+          <w:lang w:val="fr-FR"/>
+        </w:rPr>
+        <w:t xml:space="preserve">PLAN DE DEVOIRE : </w:t>
+      </w:r>
+    </w:p>
+    <w:p>
+      <w:pPr>
+        <w:pStyle w:val="Titre4"/>
+        <w:rPr>
+          <w:rFonts w:ascii="Times New Roman" w:hAnsi="Times New Roman" w:cs="Times New Roman"/>
+          <w:b w:val="0"/>
+          <w:i w:val="0"/>
+          <w:color w:val="000000" w:themeColor="text1"/>
+          <w:lang w:val="fr-FR"/>
+        </w:rPr>
+      </w:pPr>
+      <w:r>
+        <w:rPr>
+          <w:rFonts w:ascii="Times New Roman" w:hAnsi="Times New Roman" w:cs="Times New Roman"/>
+          <w:sz w:val="24"/>
+          <w:szCs w:val="24"/>
+          <w:lang w:val="fr-FR"/>
+        </w:rPr>
+        <w:t xml:space="preserve">    </w:t>
+      </w:r>
+      <w:r>
+        <w:rPr>
+          <w:rFonts w:ascii="Times New Roman" w:hAnsi="Times New Roman" w:cs="Times New Roman"/>
+          <w:b w:val="0"/>
+          <w:i w:val="0"/>
+          <w:color w:val="000000" w:themeColor="text1"/>
+          <w:sz w:val="24"/>
+          <w:szCs w:val="24"/>
+          <w:lang w:val="fr-FR"/>
+        </w:rPr>
+        <w:t xml:space="preserve">PART 1 : </w:t>
+      </w:r>
+      <w:r>
+        <w:rPr>
+          <w:rStyle w:val="lev"/>
+          <w:rFonts w:ascii="Times New Roman" w:hAnsi="Times New Roman" w:cs="Times New Roman"/>
+          <w:i w:val="0"/>
+          <w:color w:val="000000" w:themeColor="text1"/>
+          <w:lang w:val="fr-FR"/>
+        </w:rPr>
+        <w:t xml:space="preserve"> ……………………………………………………………. </w:t>
+      </w:r>
+    </w:p>
+    <w:p>
+      <w:pPr>
+        <w:pStyle w:val="Titre4"/>
+        <w:rPr>
+          <w:rStyle w:val="lev"/>
+          <w:rFonts w:ascii="Times New Roman" w:hAnsi="Times New Roman" w:cs="Times New Roman"/>
+          <w:bCs/>
+          <w:i w:val="0"/>
+          <w:color w:val="000000" w:themeColor="text1"/>
+          <w:lang w:val="fr-FR"/>
+        </w:rPr>
+      </w:pPr>
+      <w:r>
+        <w:rPr>
+          <w:rFonts w:ascii="Times New Roman" w:hAnsi="Times New Roman" w:cs="Times New Roman"/>
+          <w:sz w:val="24"/>
+          <w:szCs w:val="24"/>
+          <w:lang w:val="fr-FR"/>
+        </w:rPr>
+        <w:t xml:space="preserve">    </w:t>
+      </w:r>
+      <w:r>
+        <w:rPr>
+          <w:rFonts w:ascii="Times New Roman" w:hAnsi="Times New Roman" w:cs="Times New Roman"/>
+          <w:b w:val="0"/>
+          <w:i w:val="0"/>
+          <w:color w:val="000000" w:themeColor="text1"/>
+          <w:sz w:val="24"/>
+          <w:szCs w:val="24"/>
+          <w:lang w:val="fr-FR"/>
+        </w:rPr>
+        <w:t xml:space="preserve">PART 2 : </w:t>
+      </w:r>
+      <w:r>
+        <w:rPr>
+          <w:rStyle w:val="lev"/>
+          <w:rFonts w:ascii="Times New Roman" w:hAnsi="Times New Roman" w:cs="Times New Roman"/>
+          <w:i w:val="0"/>
+          <w:color w:val="000000" w:themeColor="text1"/>
+          <w:lang w:val="fr-FR"/>
+        </w:rPr>
+        <w:t xml:space="preserve"> </w:t>
+      </w:r>
+      <w:proofErr w:type="gramStart"/>
+      <w:r>
+        <w:rPr>
+          <w:rStyle w:val="lev"/>
+          <w:rFonts w:ascii="Times New Roman" w:hAnsi="Times New Roman" w:cs="Times New Roman"/>
+          <w:i w:val="0"/>
+          <w:color w:val="000000" w:themeColor="text1"/>
+          <w:lang w:val="fr-FR"/>
+        </w:rPr>
+        <w:t>…….</w:t>
+      </w:r>
+      <w:proofErr w:type="gramEnd"/>
+      <w:r>
+        <w:rPr>
+          <w:rStyle w:val="lev"/>
+          <w:rFonts w:ascii="Times New Roman" w:hAnsi="Times New Roman" w:cs="Times New Roman"/>
+          <w:i w:val="0"/>
+          <w:color w:val="000000" w:themeColor="text1"/>
+          <w:lang w:val="fr-FR"/>
+        </w:rPr>
+        <w:t xml:space="preserve">……………………………………….… </w:t>
+      </w:r>
+    </w:p>
+    <w:p>
+      <w:pPr>
+        <w:rPr>
+          <w:lang w:val="fr-FR"/>
+        </w:rPr>
+      </w:pPr>
+    </w:p>
+    <w:p>
+      <w:pPr>
+        <w:rPr>
+          <w:rFonts w:ascii="Times New Roman" w:hAnsi="Times New Roman" w:cs="Times New Roman"/>
+          <w:sz w:val="24"/>
+          <w:szCs w:val="24"/>
+          <w:lang w:val="fr-FR"/>
+        </w:rPr>
+      </w:pPr>
+      <w:r>
+        <w:rPr>
+          <w:rFonts w:ascii="Times New Roman" w:hAnsi="Times New Roman" w:cs="Times New Roman"/>
+          <w:sz w:val="24"/>
+          <w:szCs w:val="24"/>
+          <w:lang w:val="fr-FR"/>
+        </w:rPr>
+        <w:t xml:space="preserve">CONCLUSION : …………………………………………………………………… </w:t>
+      </w:r>
+    </w:p>
+    <w:p/>
+    <w:p>
+      <w:r>
+        <w:rPr>
+          <w:rFonts w:ascii="Times New Roman" w:hAnsi="Times New Roman" w:cs="Times New Roman"/>
+          <w:noProof/>
+          <w:sz w:val="24"/>
+          <w:szCs w:val="24"/>
+        </w:rPr>
+        <mc:AlternateContent>
+          <mc:Choice Requires="wps">
+            <w:drawing>
+              <wp:anchor distT="0" distB="0" distL="114300" distR="114300" simplePos="0" relativeHeight="251669504" behindDoc="1" locked="0" layoutInCell="1" allowOverlap="1" wp14:anchorId="15B0FBB8" wp14:editId="20A91E27">
+                <wp:simplePos x="0" y="0"/>
+                <wp:positionH relativeFrom="column">
+                  <wp:posOffset>2734375</wp:posOffset>
+                </wp:positionH>
+                <wp:positionV relativeFrom="paragraph">
+                  <wp:posOffset>4776820</wp:posOffset>
+                </wp:positionV>
+                <wp:extent cx="588723" cy="413359"/>
+                <wp:effectExtent l="0" t="0" r="20955" b="25400"/>
+                <wp:wrapNone/>
+                <wp:docPr id="1" name="Vague 1"/>
+                <wp:cNvGraphicFramePr/>
+                <a:graphic xmlns:a="http://schemas.openxmlformats.org/drawingml/2006/main">
+                  <a:graphicData uri="http://schemas.microsoft.com/office/word/2010/wordprocessingShape">
+                    <wps:wsp>
+                      <wps:cNvSpPr/>
+                      <wps:spPr>
+                        <a:xfrm>
+                          <a:off x="0" y="0"/>
+                          <a:ext cx="588723" cy="413359"/>
+                        </a:xfrm>
+                        <a:prstGeom prst="wave">
+                          <a:avLst>
+                            <a:gd name="adj1" fmla="val 4087"/>
+                            <a:gd name="adj2" fmla="val -607"/>
+                          </a:avLst>
+                        </a:prstGeom>
+                        <a:noFill/>
+                        <a:ln w="19050"/>
+                      </wps:spPr>
+                      <wps:style>
+                        <a:lnRef idx="2">
+                          <a:schemeClr val="accent1">
+                            <a:shade val="50000"/>
+                          </a:schemeClr>
+                        </a:lnRef>
+                        <a:fillRef idx="1">
+                          <a:schemeClr val="accent1"/>
+                        </a:fillRef>
+                        <a:effectRef idx="0">
+                          <a:schemeClr val="accent1"/>
+                        </a:effectRef>
+                        <a:fontRef idx="minor">
+                          <a:schemeClr val="lt1"/>
+                        </a:fontRef>
+                      </wps:style>
+                      <wps:txbx>
+                        <w:txbxContent>
+                          <w:p>
+                            <w:pPr>
+                              <w:jc w:val="center"/>
+                              <w:rPr>
+                                <w:rFonts w:ascii="Times New Roman" w:hAnsi="Times New Roman" w:cs="Times New Roman"/>
+                                <w:color w:val="000000" w:themeColor="text1"/>
+                                <w:sz w:val="40"/>
+                                <w:szCs w:val="40"/>
+                              </w:rPr>
+                            </w:pPr>
+                            <w:r>
+                              <w:rPr>
+                                <w:rFonts w:ascii="Times New Roman" w:hAnsi="Times New Roman" w:cs="Times New Roman"/>
+                                <w:color w:val="000000" w:themeColor="text1"/>
+                                <w:sz w:val="40"/>
+                                <w:szCs w:val="40"/>
+                              </w:rPr>
+                              <w:t>1</w:t>
+                            </w:r>
+                          </w:p>
+                        </w:txbxContent>
+                      </wps:txbx>
+                      <wps:bodyPr rot="0" spcFirstLastPara="0" vertOverflow="overflow" horzOverflow="overflow" vert="horz" wrap="square" lIns="91440" tIns="45720" rIns="91440" bIns="45720" numCol="1" spcCol="0" rtlCol="0" fromWordArt="0" anchor="ctr" anchorCtr="0" forceAA="0" compatLnSpc="1">
+                        <a:prstTxWarp prst="textNoShape">
+                          <a:avLst/>
+                        </a:prstTxWarp>
+                        <a:noAutofit/>
+                      </wps:bodyPr>
+                    </wps:wsp>
+                  </a:graphicData>
+                </a:graphic>
+                <wp14:sizeRelH relativeFrom="margin">
+                  <wp14:pctWidth>0</wp14:pctWidth>
+                </wp14:sizeRelH>
+                <wp14:sizeRelV relativeFrom="margin">
+                  <wp14:pctHeight>0</wp14:pctHeight>
+                </wp14:sizeRelV>
+              </wp:anchor>
+            </w:drawing>
+          </mc:Choice>
+          <mc:Fallback>
+            <w:pict>
+              <v:shapetype w14:anchorId="15B0FBB8" id="_x0000_t64" coordsize="21600,21600" o:spt="64" adj="2809,10800" path="m@28@0c@27@1@26@3@25@0l@21@4c@22@5@23@6@24@4xe">
+                <v:formulas>
+                  <v:f eqn="val #0"/>
+                  <v:f eqn="prod @0 41 9"/>
+                  <v:f eqn="prod @0 23 9"/>
+                  <v:f eqn="sum 0 0 @2"/>
+                  <v:f eqn="sum 21600 0 #0"/>
+                  <v:f eqn="sum 21600 0 @1"/>
+                  <v:f eqn="sum 21600 0 @3"/>
+                  <v:f eqn="sum #1 0 10800"/>
+                  <v:f eqn="sum 21600 0 #1"/>
+                  <v:f eqn="prod @8 2 3"/>
+                  <v:f eqn="prod @8 4 3"/>
+                  <v:f eqn="prod @8 2 1"/>
+                  <v:f eqn="sum 21600 0 @9"/>
+                  <v:f eqn="sum 21600 0 @10"/>
+                  <v:f eqn="sum 21600 0 @11"/>
+                  <v:f eqn="prod #1 2 3"/>
+                  <v:f eqn="prod #1 4 3"/>
+                  <v:f eqn="prod #1 2 1"/>
+                  <v:f eqn="sum 21600 0 @15"/>
+                  <v:f eqn="sum 21600 0 @16"/>
+                  <v:f eqn="sum 21600 0 @17"/>
+                  <v:f eqn="if @7 @14 0"/>
+                  <v:f eqn="if @7 @13 @15"/>
+                  <v:f eqn="if @7 @12 @16"/>
+                  <v:f eqn="if @7 21600 @17"/>
+                  <v:f eqn="if @7 0 @20"/>
+                  <v:f eqn="if @7 @9 @19"/>
+                  <v:f eqn="if @7 @10 @18"/>
+                  <v:f eqn="if @7 @11 21600"/>
+                  <v:f eqn="sum @24 0 @21"/>
+                  <v:f eqn="sum @4 0 @0"/>
+                  <v:f eqn="max @21 @25"/>
+                  <v:f eqn="min @24 @28"/>
+                  <v:f eqn="prod @0 2 1"/>
+                  <v:f eqn="sum 21600 0 @33"/>
+                  <v:f eqn="mid @26 @27"/>
+                  <v:f eqn="mid @24 @28"/>
+                  <v:f eqn="mid @22 @23"/>
+                  <v:f eqn="mid @21 @25"/>
+                </v:formulas>
+                <v:path o:connecttype="custom" o:connectlocs="@35,@0;@38,10800;@37,@4;@36,10800" o:connectangles="270,180,90,0" textboxrect="@31,@33,@32,@34"/>
+                <v:handles>
+                  <v:h position="topLeft,#0" yrange="0,4459"/>
+                  <v:h position="#1,bottomRight" xrange="8640,12960"/>
+                </v:handles>
+              </v:shapetype>
+              <v:shape id="Vague 1" o:spid="_x0000_s1026" type="#_x0000_t64" style="position:absolute;margin-left:215.3pt;margin-top:376.15pt;width:46.35pt;height:32.55pt;z-index:-251646976;visibility:visible;mso-wrap-style:square;mso-width-percent:0;mso-height-percent:0;mso-wrap-distance-left:9pt;mso-wrap-distance-top:0;mso-wrap-distance-right:9pt;mso-wrap-distance-bottom:0;mso-position-horizontal:absolute;mso-position-horizontal-relative:text;mso-position-vertical:absolute;mso-position-vertical-relative:text;mso-width-percent:0;mso-height-percent:0;mso-width-relative:margin;mso-height-relative:margin;v-text-anchor:middle" o:gfxdata="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" adj="883,10669" filled="f" strokecolor="#1f4d78 [1604]" strokeweight="1.5pt">
+                <v:stroke joinstyle="miter"/>
+                <v:textbox>
+                  <w:txbxContent>
+                    <w:p>
+                      <w:pPr>
+                        <w:jc w:val="center"/>
+                        <w:rPr>
+                          <w:rFonts w:ascii="Times New Roman" w:hAnsi="Times New Roman" w:cs="Times New Roman"/>
+                          <w:color w:val="000000" w:themeColor="text1"/>
+                          <w:sz w:val="40"/>
+                          <w:szCs w:val="40"/>
+                        </w:rPr>
+                      </w:pPr>
+                      <w:r>
+                        <w:rPr>
+                          <w:rFonts w:ascii="Times New Roman" w:hAnsi="Times New Roman" w:cs="Times New Roman"/>
+                          <w:color w:val="000000" w:themeColor="text1"/>
+                          <w:sz w:val="40"/>
+                          <w:szCs w:val="40"/>
+                        </w:rPr>
+                        <w:t>1</w:t>
+                      </w:r>
+                    </w:p>
+                  </w:txbxContent>
+                </v:textbox>
+              </v:shape>
+            </w:pict>
+          </mc:Fallback>
+        </mc:AlternateContent>
+      </w:r>
+      <w:r>
+        <w:br w:type="page"/>
+      </w:r>
+    </w:p>
+    <w:p>
+      <w:pPr>
+        <w:jc w:val="center"/>
+        <w:rPr>
+          <w:rFonts w:ascii="Times New Roman" w:hAnsi="Times New Roman" w:cs="Times New Roman"/>
+          <w:sz w:val="28"/>
+          <w:szCs w:val="28"/>
+        </w:rPr>
+      </w:pPr>
+      <w:r>
+        <w:rPr>
+          <w:rFonts w:ascii="Times New Roman" w:hAnsi="Times New Roman" w:cs="Times New Roman"/>
+          <w:sz w:val="28"/>
+          <w:szCs w:val="28"/>
+        </w:rPr>
+        <w:lastRenderedPageBreak/>
+        <w:t>LISTES DES ABREVIATIONS</w:t>
+      </w:r>
+    </w:p>
+    <w:p>
+      <w:pPr>
+        <w:rPr>
+          <w:rFonts w:ascii="Times New Roman" w:hAnsi="Times New Roman" w:cs="Times New Roman"/>
+          <w:sz w:val="28"/>
+          <w:szCs w:val="28"/>
+        </w:rPr>
+      </w:pPr>
+      <w:r>
+        <w:rPr>
+          <w:rFonts w:ascii="Times New Roman" w:hAnsi="Times New Roman" w:cs="Times New Roman"/>
+          <w:noProof/>
+          <w:sz w:val="24"/>
+          <w:szCs w:val="24"/>
+        </w:rPr>
+        <mc:AlternateContent>
+          <mc:Choice Requires="wps">
+            <w:drawing>
+              <wp:anchor distT="0" distB="0" distL="114300" distR="114300" simplePos="0" relativeHeight="251671552" behindDoc="1" locked="0" layoutInCell="1" allowOverlap="1" wp14:anchorId="7D99349B" wp14:editId="0EFE6F0A">
+                <wp:simplePos x="0" y="0"/>
+                <wp:positionH relativeFrom="column">
+                  <wp:posOffset>2767418</wp:posOffset>
+                </wp:positionH>
+                <wp:positionV relativeFrom="paragraph">
+                  <wp:posOffset>8082915</wp:posOffset>
+                </wp:positionV>
+                <wp:extent cx="588723" cy="413359"/>
+                <wp:effectExtent l="0" t="0" r="20955" b="25400"/>
+                <wp:wrapNone/>
+                <wp:docPr id="2" name="Vague 2"/>
+                <wp:cNvGraphicFramePr/>
+                <a:graphic xmlns:a="http://schemas.openxmlformats.org/drawingml/2006/main">
+                  <a:graphicData uri="http://schemas.microsoft.com/office/word/2010/wordprocessingShape">
+                    <wps:wsp>
+                      <wps:cNvSpPr/>
+                      <wps:spPr>
+                        <a:xfrm>
+                          <a:off x="0" y="0"/>
+                          <a:ext cx="588723" cy="413359"/>
+                        </a:xfrm>
+                        <a:prstGeom prst="wave">
+                          <a:avLst>
+                            <a:gd name="adj1" fmla="val 4087"/>
+                            <a:gd name="adj2" fmla="val -607"/>
+                          </a:avLst>
+                        </a:prstGeom>
+                        <a:noFill/>
+                        <a:ln w="19050"/>
+                      </wps:spPr>
+                      <wps:style>
+                        <a:lnRef idx="2">
+                          <a:schemeClr val="accent1">
+                            <a:shade val="50000"/>
+                          </a:schemeClr>
+                        </a:lnRef>
+                        <a:fillRef idx="1">
+                          <a:schemeClr val="accent1"/>
+                        </a:fillRef>
+                        <a:effectRef idx="0">
+                          <a:schemeClr val="accent1"/>
+                        </a:effectRef>
+                        <a:fontRef idx="minor">
+                          <a:schemeClr val="lt1"/>
+                        </a:fontRef>
+                      </wps:style>
+                      <wps:txbx>
+                        <w:txbxContent>
+                          <w:p>
+                            <w:pPr>
+                              <w:jc w:val="center"/>
+                              <w:rPr>
+                                <w:rFonts w:ascii="Times New Roman" w:hAnsi="Times New Roman" w:cs="Times New Roman"/>
+                                <w:color w:val="000000" w:themeColor="text1"/>
+                                <w:sz w:val="40"/>
+                                <w:szCs w:val="40"/>
+                              </w:rPr>
+                            </w:pPr>
+                            <w:r>
+                              <w:rPr>
+                                <w:rFonts w:ascii="Times New Roman" w:hAnsi="Times New Roman" w:cs="Times New Roman"/>
+                                <w:color w:val="000000" w:themeColor="text1"/>
+                                <w:sz w:val="40"/>
+                                <w:szCs w:val="40"/>
+                              </w:rPr>
+                              <w:t>2</w:t>
+                            </w:r>
+                          </w:p>
+                        </w:txbxContent>
+                      </wps:txbx>
+                      <wps:bodyPr rot="0" spcFirstLastPara="0" vertOverflow="overflow" horzOverflow="overflow" vert="horz" wrap="square" lIns="91440" tIns="45720" rIns="91440" bIns="45720" numCol="1" spcCol="0" rtlCol="0" fromWordArt="0" anchor="ctr" anchorCtr="0" forceAA="0" compatLnSpc="1">
+                        <a:prstTxWarp prst="textNoShape">
+                          <a:avLst/>
+                        </a:prstTxWarp>
+                        <a:noAutofit/>
+                      </wps:bodyPr>
+                    </wps:wsp>
+                  </a:graphicData>
+                </a:graphic>
+                <wp14:sizeRelH relativeFrom="margin">
+                  <wp14:pctWidth>0</wp14:pctWidth>
+                </wp14:sizeRelH>
+                <wp14:sizeRelV relativeFrom="margin">
+                  <wp14:pctHeight>0</wp14:pctHeight>
+                </wp14:sizeRelV>
+              </wp:anchor>
+            </w:drawing>
+          </mc:Choice>
+          <mc:Fallback>
+            <w:pict>
+              <v:shape w14:anchorId="7D99349B" id="Vague 2" o:spid="_x0000_s1027" type="#_x0000_t64" style="position:absolute;margin-left:217.9pt;margin-top:636.45pt;width:46.35pt;height:32.55pt;z-index:-251644928;visibility:visible;mso-wrap-style:square;mso-width-percent:0;mso-height-percent:0;mso-wrap-distance-left:9pt;mso-wrap-distance-top:0;mso-wrap-distance-right:9pt;mso-wrap-distance-bottom:0;mso-position-horizontal:absolute;mso-position-horizontal-relative:text;mso-position-vertical:absolute;mso-position-vertical-relative:text;mso-width-percent:0;mso-height-percent:0;mso-width-relative:margin;mso-height-relative:margin;v-text-anchor:middle" o:gfxdata="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" adj="883,10669" filled="f" strokecolor="#1f4d78 [1604]" strokeweight="1.5pt">
+                <v:stroke joinstyle="miter"/>
+                <v:textbox>
+                  <w:txbxContent>
+                    <w:p>
+                      <w:pPr>
+                        <w:jc w:val="center"/>
+                        <w:rPr>
+                          <w:rFonts w:ascii="Times New Roman" w:hAnsi="Times New Roman" w:cs="Times New Roman"/>
+                          <w:color w:val="000000" w:themeColor="text1"/>
+                          <w:sz w:val="40"/>
+                          <w:szCs w:val="40"/>
+                        </w:rPr>
+                      </w:pPr>
+                      <w:r>
+                        <w:rPr>
+                          <w:rFonts w:ascii="Times New Roman" w:hAnsi="Times New Roman" w:cs="Times New Roman"/>
+                          <w:color w:val="000000" w:themeColor="text1"/>
+                          <w:sz w:val="40"/>
+                          <w:szCs w:val="40"/>
+                        </w:rPr>
+                        <w:t>2</w:t>
+                      </w:r>
+                    </w:p>
+                  </w:txbxContent>
+                </v:textbox>
+              </v:shape>
+            </w:pict>
+          </mc:Fallback>
+        </mc:AlternateContent>
+      </w:r>
+      <w:r>
+        <w:rPr>
+          <w:rFonts w:ascii="Times New Roman" w:hAnsi="Times New Roman" w:cs="Times New Roman"/>
+          <w:sz w:val="28"/>
+          <w:szCs w:val="28"/>
+        </w:rPr>
+        <w:br w:type="page"/>
+      </w:r>
+    </w:p>
+    <w:p>
+      <w:pPr>
+        <w:jc w:val="center"/>
+        <w:rPr>
+          <w:rFonts w:ascii="Times New Roman" w:hAnsi="Times New Roman" w:cs="Times New Roman"/>
+          <w:sz w:val="28"/>
+          <w:szCs w:val="28"/>
+        </w:rPr>
+      </w:pPr>
+      <w:r>
+        <w:rPr>
+          <w:rFonts w:ascii="Times New Roman" w:hAnsi="Times New Roman" w:cs="Times New Roman"/>
+          <w:sz w:val="28"/>
+          <w:szCs w:val="28"/>
+        </w:rPr>
+        <w:lastRenderedPageBreak/>
+        <w:t xml:space="preserve">LISTES DES </w:t>
+      </w:r>
+      <w:r>
+        <w:rPr>
+          <w:rFonts w:ascii="Times New Roman" w:hAnsi="Times New Roman" w:cs="Times New Roman"/>
+          <w:sz w:val="28"/>
+          <w:szCs w:val="28"/>
+        </w:rPr>
+        <w:t>FIGURES</w:t>
+      </w:r>
       <w:bookmarkStart w:id="0" w:name="_GoBack"/>
       <w:bookmarkEnd w:id="0"/>
+    </w:p>
+    <w:p>
+      <w:pPr>
+        <w:rPr>
+          <w:rFonts w:ascii="Times New Roman" w:hAnsi="Times New Roman" w:cs="Times New Roman"/>
+          <w:sz w:val="28"/>
+          <w:szCs w:val="28"/>
+        </w:rPr>
+      </w:pPr>
+      <w:r>
+        <w:rPr>
+          <w:rFonts w:ascii="Times New Roman" w:hAnsi="Times New Roman" w:cs="Times New Roman"/>
+          <w:noProof/>
+          <w:sz w:val="24"/>
+          <w:szCs w:val="24"/>
+        </w:rPr>
+        <mc:AlternateContent>
+          <mc:Choice Requires="wps">
+            <w:drawing>
+              <wp:anchor distT="0" distB="0" distL="114300" distR="114300" simplePos="0" relativeHeight="251673600" behindDoc="1" locked="0" layoutInCell="1" allowOverlap="1" wp14:anchorId="2624867F" wp14:editId="19998DCB">
+                <wp:simplePos x="0" y="0"/>
+                <wp:positionH relativeFrom="column">
+                  <wp:posOffset>2769529</wp:posOffset>
+                </wp:positionH>
+                <wp:positionV relativeFrom="paragraph">
+                  <wp:posOffset>8160054</wp:posOffset>
+                </wp:positionV>
+                <wp:extent cx="588723" cy="413359"/>
+                <wp:effectExtent l="0" t="0" r="20955" b="25400"/>
+                <wp:wrapNone/>
+                <wp:docPr id="4" name="Vague 4"/>
+                <wp:cNvGraphicFramePr/>
+                <a:graphic xmlns:a="http://schemas.openxmlformats.org/drawingml/2006/main">
+                  <a:graphicData uri="http://schemas.microsoft.com/office/word/2010/wordprocessingShape">
+                    <wps:wsp>
+                      <wps:cNvSpPr/>
+                      <wps:spPr>
+                        <a:xfrm>
+                          <a:off x="0" y="0"/>
+                          <a:ext cx="588723" cy="413359"/>
+                        </a:xfrm>
+                        <a:prstGeom prst="wave">
+                          <a:avLst>
+                            <a:gd name="adj1" fmla="val 4087"/>
+                            <a:gd name="adj2" fmla="val -607"/>
+                          </a:avLst>
+                        </a:prstGeom>
+                        <a:noFill/>
+                        <a:ln w="19050"/>
+                      </wps:spPr>
+                      <wps:style>
+                        <a:lnRef idx="2">
+                          <a:schemeClr val="accent1">
+                            <a:shade val="50000"/>
+                          </a:schemeClr>
+                        </a:lnRef>
+                        <a:fillRef idx="1">
+                          <a:schemeClr val="accent1"/>
+                        </a:fillRef>
+                        <a:effectRef idx="0">
+                          <a:schemeClr val="accent1"/>
+                        </a:effectRef>
+                        <a:fontRef idx="minor">
+                          <a:schemeClr val="lt1"/>
+                        </a:fontRef>
+                      </wps:style>
+                      <wps:txbx>
+                        <w:txbxContent>
+                          <w:p>
+                            <w:pPr>
+                              <w:jc w:val="center"/>
+                              <w:rPr>
+                                <w:rFonts w:ascii="Times New Roman" w:hAnsi="Times New Roman" w:cs="Times New Roman"/>
+                                <w:color w:val="000000" w:themeColor="text1"/>
+                                <w:sz w:val="40"/>
+                                <w:szCs w:val="40"/>
+                              </w:rPr>
+                            </w:pPr>
+                            <w:r>
+                              <w:rPr>
+                                <w:rFonts w:ascii="Times New Roman" w:hAnsi="Times New Roman" w:cs="Times New Roman"/>
+                                <w:color w:val="000000" w:themeColor="text1"/>
+                                <w:sz w:val="40"/>
+                                <w:szCs w:val="40"/>
+                              </w:rPr>
+                              <w:t>3</w:t>
+                            </w:r>
+                          </w:p>
+                        </w:txbxContent>
+                      </wps:txbx>
+                      <wps:bodyPr rot="0" spcFirstLastPara="0" vertOverflow="overflow" horzOverflow="overflow" vert="horz" wrap="square" lIns="91440" tIns="45720" rIns="91440" bIns="45720" numCol="1" spcCol="0" rtlCol="0" fromWordArt="0" anchor="ctr" anchorCtr="0" forceAA="0" compatLnSpc="1">
+                        <a:prstTxWarp prst="textNoShape">
+                          <a:avLst/>
+                        </a:prstTxWarp>
+                        <a:noAutofit/>
+                      </wps:bodyPr>
+                    </wps:wsp>
+                  </a:graphicData>
+                </a:graphic>
+                <wp14:sizeRelH relativeFrom="margin">
+                  <wp14:pctWidth>0</wp14:pctWidth>
+                </wp14:sizeRelH>
+                <wp14:sizeRelV relativeFrom="margin">
+                  <wp14:pctHeight>0</wp14:pctHeight>
+                </wp14:sizeRelV>
+              </wp:anchor>
+            </w:drawing>
+          </mc:Choice>
+          <mc:Fallback>
+            <w:pict>
+              <v:shape w14:anchorId="2624867F" id="Vague 4" o:spid="_x0000_s1028" type="#_x0000_t64" style="position:absolute;margin-left:218.05pt;margin-top:642.5pt;width:46.35pt;height:32.55pt;z-index:-251642880;visibility:visible;mso-wrap-style:square;mso-width-percent:0;mso-height-percent:0;mso-wrap-distance-left:9pt;mso-wrap-distance-top:0;mso-wrap-distance-right:9pt;mso-wrap-distance-bottom:0;mso-position-horizontal:absolute;mso-position-horizontal-relative:text;mso-position-vertical:absolute;mso-position-vertical-relative:text;mso-width-percent:0;mso-height-percent:0;mso-width-relative:margin;mso-height-relative:margin;v-text-anchor:middle" o:gfxdata="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" adj="883,10669" filled="f" strokecolor="#1f4d78 [1604]" strokeweight="1.5pt">
+                <v:stroke joinstyle="miter"/>
+                <v:textbox>
+                  <w:txbxContent>
+                    <w:p>
+                      <w:pPr>
+                        <w:jc w:val="center"/>
+                        <w:rPr>
+                          <w:rFonts w:ascii="Times New Roman" w:hAnsi="Times New Roman" w:cs="Times New Roman"/>
+                          <w:color w:val="000000" w:themeColor="text1"/>
+                          <w:sz w:val="40"/>
+                          <w:szCs w:val="40"/>
+                        </w:rPr>
+                      </w:pPr>
+                      <w:r>
+                        <w:rPr>
+                          <w:rFonts w:ascii="Times New Roman" w:hAnsi="Times New Roman" w:cs="Times New Roman"/>
+                          <w:color w:val="000000" w:themeColor="text1"/>
+                          <w:sz w:val="40"/>
+                          <w:szCs w:val="40"/>
+                        </w:rPr>
+                        <w:t>3</w:t>
+                      </w:r>
+                    </w:p>
+                  </w:txbxContent>
+                </v:textbox>
+              </v:shape>
+            </w:pict>
+          </mc:Fallback>
+        </mc:AlternateContent>
+      </w:r>
+      <w:r>
+        <w:rPr>
+          <w:rFonts w:ascii="Times New Roman" w:hAnsi="Times New Roman" w:cs="Times New Roman"/>
+          <w:sz w:val="28"/>
+          <w:szCs w:val="28"/>
+        </w:rPr>
+        <w:br w:type="page"/>
+      </w:r>
+    </w:p>
+    <w:p>
+      <w:pPr>
+        <w:jc w:val="center"/>
+        <w:rPr>
+          <w:rFonts w:ascii="Times New Roman" w:hAnsi="Times New Roman" w:cs="Times New Roman"/>
+          <w:sz w:val="28"/>
+          <w:szCs w:val="28"/>
+        </w:rPr>
+      </w:pPr>
+      <w:r>
+        <w:rPr>
+          <w:rFonts w:ascii="Times New Roman" w:hAnsi="Times New Roman" w:cs="Times New Roman"/>
+          <w:sz w:val="28"/>
+          <w:szCs w:val="28"/>
+        </w:rPr>
+        <w:lastRenderedPageBreak/>
+        <w:t>INTRODUCTION</w:t>
+      </w:r>
+    </w:p>
+    <w:p>
+      <w:pPr>
+        <w:rPr>
+          <w:rFonts w:ascii="Times New Roman" w:hAnsi="Times New Roman" w:cs="Times New Roman"/>
+          <w:sz w:val="28"/>
+          <w:szCs w:val="28"/>
+        </w:rPr>
+      </w:pPr>
+      <w:r>
+        <w:rPr>
+          <w:rFonts w:ascii="Times New Roman" w:hAnsi="Times New Roman" w:cs="Times New Roman"/>
+          <w:noProof/>
+          <w:sz w:val="24"/>
+          <w:szCs w:val="24"/>
+        </w:rPr>
+        <mc:AlternateContent>
+          <mc:Choice Requires="wps">
+            <w:drawing>
+              <wp:anchor distT="0" distB="0" distL="114300" distR="114300" simplePos="0" relativeHeight="251675648" behindDoc="1" locked="0" layoutInCell="1" allowOverlap="1" wp14:anchorId="26013A52" wp14:editId="2787EC70">
+                <wp:simplePos x="0" y="0"/>
+                <wp:positionH relativeFrom="column">
+                  <wp:posOffset>2805146</wp:posOffset>
+                </wp:positionH>
+                <wp:positionV relativeFrom="paragraph">
+                  <wp:posOffset>8089900</wp:posOffset>
+                </wp:positionV>
+                <wp:extent cx="588723" cy="413359"/>
+                <wp:effectExtent l="0" t="0" r="20955" b="25400"/>
+                <wp:wrapNone/>
+                <wp:docPr id="5" name="Vague 5"/>
+                <wp:cNvGraphicFramePr/>
+                <a:graphic xmlns:a="http://schemas.openxmlformats.org/drawingml/2006/main">
+                  <a:graphicData uri="http://schemas.microsoft.com/office/word/2010/wordprocessingShape">
+                    <wps:wsp>
+                      <wps:cNvSpPr/>
+                      <wps:spPr>
+                        <a:xfrm>
+                          <a:off x="0" y="0"/>
+                          <a:ext cx="588723" cy="413359"/>
+                        </a:xfrm>
+                        <a:prstGeom prst="wave">
+                          <a:avLst>
+                            <a:gd name="adj1" fmla="val 4087"/>
+                            <a:gd name="adj2" fmla="val -607"/>
+                          </a:avLst>
+                        </a:prstGeom>
+                        <a:noFill/>
+                        <a:ln w="19050"/>
+                      </wps:spPr>
+                      <wps:style>
+                        <a:lnRef idx="2">
+                          <a:schemeClr val="accent1">
+                            <a:shade val="50000"/>
+                          </a:schemeClr>
+                        </a:lnRef>
+                        <a:fillRef idx="1">
+                          <a:schemeClr val="accent1"/>
+                        </a:fillRef>
+                        <a:effectRef idx="0">
+                          <a:schemeClr val="accent1"/>
+                        </a:effectRef>
+                        <a:fontRef idx="minor">
+                          <a:schemeClr val="lt1"/>
+                        </a:fontRef>
+                      </wps:style>
+                      <wps:txbx>
+                        <w:txbxContent>
+                          <w:p>
+                            <w:pPr>
+                              <w:jc w:val="center"/>
+                              <w:rPr>
+                                <w:rFonts w:ascii="Times New Roman" w:hAnsi="Times New Roman" w:cs="Times New Roman"/>
+                                <w:color w:val="000000" w:themeColor="text1"/>
+                                <w:sz w:val="40"/>
+                                <w:szCs w:val="40"/>
+                              </w:rPr>
+                            </w:pPr>
+                            <w:r>
+                              <w:rPr>
+                                <w:rFonts w:ascii="Times New Roman" w:hAnsi="Times New Roman" w:cs="Times New Roman"/>
+                                <w:color w:val="000000" w:themeColor="text1"/>
+                                <w:sz w:val="40"/>
+                                <w:szCs w:val="40"/>
+                              </w:rPr>
+                              <w:t>4</w:t>
+                            </w:r>
+                          </w:p>
+                        </w:txbxContent>
+                      </wps:txbx>
+                      <wps:bodyPr rot="0" spcFirstLastPara="0" vertOverflow="overflow" horzOverflow="overflow" vert="horz" wrap="square" lIns="91440" tIns="45720" rIns="91440" bIns="45720" numCol="1" spcCol="0" rtlCol="0" fromWordArt="0" anchor="ctr" anchorCtr="0" forceAA="0" compatLnSpc="1">
+                        <a:prstTxWarp prst="textNoShape">
+                          <a:avLst/>
+                        </a:prstTxWarp>
+                        <a:noAutofit/>
+                      </wps:bodyPr>
+                    </wps:wsp>
+                  </a:graphicData>
+                </a:graphic>
+                <wp14:sizeRelH relativeFrom="margin">
+                  <wp14:pctWidth>0</wp14:pctWidth>
+                </wp14:sizeRelH>
+                <wp14:sizeRelV relativeFrom="margin">
+                  <wp14:pctHeight>0</wp14:pctHeight>
+                </wp14:sizeRelV>
+              </wp:anchor>
+            </w:drawing>
+          </mc:Choice>
+          <mc:Fallback>
+            <w:pict>
+              <v:shape w14:anchorId="26013A52" id="Vague 5" o:spid="_x0000_s1029" type="#_x0000_t64" style="position:absolute;margin-left:220.9pt;margin-top:637pt;width:46.35pt;height:32.55pt;z-index:-251640832;visibility:visible;mso-wrap-style:square;mso-width-percent:0;mso-height-percent:0;mso-wrap-distance-left:9pt;mso-wrap-distance-top:0;mso-wrap-distance-right:9pt;mso-wrap-distance-bottom:0;mso-position-horizontal:absolute;mso-position-horizontal-relative:text;mso-position-vertical:absolute;mso-position-vertical-relative:text;mso-width-percent:0;mso-height-percent:0;mso-width-relative:margin;mso-height-relative:margin;v-text-anchor:middle" o:gfxdata="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" adj="883,10669" filled="f" strokecolor="#1f4d78 [1604]" strokeweight="1.5pt">
+                <v:stroke joinstyle="miter"/>
+                <v:textbox>
+                  <w:txbxContent>
+                    <w:p>
+                      <w:pPr>
+                        <w:jc w:val="center"/>
+                        <w:rPr>
+                          <w:rFonts w:ascii="Times New Roman" w:hAnsi="Times New Roman" w:cs="Times New Roman"/>
+                          <w:color w:val="000000" w:themeColor="text1"/>
+                          <w:sz w:val="40"/>
+                          <w:szCs w:val="40"/>
+                        </w:rPr>
+                      </w:pPr>
+                      <w:r>
+                        <w:rPr>
+                          <w:rFonts w:ascii="Times New Roman" w:hAnsi="Times New Roman" w:cs="Times New Roman"/>
+                          <w:color w:val="000000" w:themeColor="text1"/>
+                          <w:sz w:val="40"/>
+                          <w:szCs w:val="40"/>
+                        </w:rPr>
+                        <w:t>4</w:t>
+                      </w:r>
+                    </w:p>
+                  </w:txbxContent>
+                </v:textbox>
+              </v:shape>
+            </w:pict>
+          </mc:Fallback>
+        </mc:AlternateContent>
+      </w:r>
+      <w:r>
+        <w:rPr>
+          <w:rFonts w:ascii="Times New Roman" w:hAnsi="Times New Roman" w:cs="Times New Roman"/>
+          <w:sz w:val="28"/>
+          <w:szCs w:val="28"/>
+        </w:rPr>
+        <w:br w:type="page"/>
+      </w:r>
+    </w:p>
+    <w:p>
+      <w:pPr>
+        <w:jc w:val="center"/>
+        <w:rPr>
+          <w:rFonts w:ascii="Times New Roman" w:hAnsi="Times New Roman" w:cs="Times New Roman"/>
+          <w:sz w:val="28"/>
+          <w:szCs w:val="28"/>
+        </w:rPr>
+      </w:pPr>
+    </w:p>
+    <w:p>
+      <w:pPr>
+        <w:rPr>
+          <w:rFonts w:ascii="Times New Roman" w:hAnsi="Times New Roman" w:cs="Times New Roman"/>
+          <w:sz w:val="28"/>
+          <w:szCs w:val="28"/>
+        </w:rPr>
+      </w:pPr>
+      <w:r>
+        <w:rPr>
+          <w:rFonts w:ascii="Times New Roman" w:hAnsi="Times New Roman" w:cs="Times New Roman"/>
+          <w:sz w:val="28"/>
+          <w:szCs w:val="28"/>
+        </w:rPr>
+        <w:br w:type="page"/>
+      </w:r>
+    </w:p>
+    <w:p>
+      <w:pPr>
+        <w:jc w:val="center"/>
+        <w:rPr>
+          <w:rFonts w:ascii="Times New Roman" w:hAnsi="Times New Roman" w:cs="Times New Roman"/>
+          <w:sz w:val="28"/>
+          <w:szCs w:val="28"/>
+        </w:rPr>
+      </w:pPr>
+    </w:p>
+    <w:p>
+      <w:pPr>
+        <w:rPr>
+          <w:rFonts w:ascii="Times New Roman" w:hAnsi="Times New Roman" w:cs="Times New Roman"/>
+          <w:sz w:val="28"/>
+          <w:szCs w:val="28"/>
+        </w:rPr>
+      </w:pPr>
+      <w:r>
+        <w:rPr>
+          <w:rFonts w:ascii="Times New Roman" w:hAnsi="Times New Roman" w:cs="Times New Roman"/>
+          <w:sz w:val="28"/>
+          <w:szCs w:val="28"/>
+        </w:rPr>
+        <w:br w:type="page"/>
+      </w:r>
+    </w:p>
+    <w:p>
+      <w:pPr>
+        <w:jc w:val="center"/>
+        <w:rPr>
+          <w:rFonts w:ascii="Times New Roman" w:hAnsi="Times New Roman" w:cs="Times New Roman"/>
+          <w:sz w:val="28"/>
+          <w:szCs w:val="28"/>
+        </w:rPr>
+      </w:pPr>
+    </w:p>
+    <w:p>
+      <w:pPr>
+        <w:rPr>
+          <w:rFonts w:ascii="Times New Roman" w:hAnsi="Times New Roman" w:cs="Times New Roman"/>
+          <w:sz w:val="28"/>
+          <w:szCs w:val="28"/>
+        </w:rPr>
+      </w:pPr>
+      <w:r>
+        <w:rPr>
+          <w:rFonts w:ascii="Times New Roman" w:hAnsi="Times New Roman" w:cs="Times New Roman"/>
+          <w:sz w:val="28"/>
+          <w:szCs w:val="28"/>
+        </w:rPr>
+        <w:br w:type="page"/>
+      </w:r>
+    </w:p>
+    <w:p>
+      <w:pPr>
+        <w:jc w:val="center"/>
+        <w:rPr>
+          <w:rFonts w:ascii="Times New Roman" w:hAnsi="Times New Roman" w:cs="Times New Roman"/>
+          <w:sz w:val="28"/>
+          <w:szCs w:val="28"/>
+        </w:rPr>
+      </w:pPr>
     </w:p>
     <w:sectPr>
       <w:pgSz w:w="12240" w:h="15840"/>
@@ -17,7 +2571,7 @@
 </file>
 
 <file path=word/styles.xml><?xml version="1.0" encoding="utf-8"?>
-<w:styles xmlns:mc="http://schemas.openxmlformats.org/markup-compatibility/2006" xmlns:r="http://schemas.openxmlformats.org/officeDocument/2006/relationships" xmlns:w="http://schemas.openxmlformats.org/wordprocessingml/2006/main" xmlns:w14="http://schemas.microsoft.com/office/word/2010/wordml" xmlns:w15="http://schemas.microsoft.com/office/word/2012/wordml" xmlns:w16se="http://schemas.microsoft.com/office/word/2015/wordml/symex" mc:Ignorable="w14 w15 w16se">
+<w:styles xmlns:mc="http://schemas.openxmlformats.org/markup-compatibility/2006" xmlns:r="http://schemas.openxmlformats.org/officeDocument/2006/relationships" xmlns:w="http://schemas.openxmlformats.org/wordprocessingml/2006/main" xmlns:w14="http://schemas.microsoft.com/office/word/2010/wordml" xmlns:w15="http://schemas.microsoft.com/office/word/2012/wordml" xmlns:w16cid="http://schemas.microsoft.com/office/word/2016/wordml/cid" xmlns:w16se="http://schemas.microsoft.com/office/word/2015/wordml/symex" mc:Ignorable="w14 w15 w16se w16cid">
   <w:docDefaults>
     <w:rPrDefault>
       <w:rPr>
@@ -33,7 +2587,7 @@
       </w:pPr>
     </w:pPrDefault>
   </w:docDefaults>
-  <w:latentStyles w:defLockedState="0" w:defUIPriority="99" w:defSemiHidden="0" w:defUnhideWhenUsed="0" w:defQFormat="0" w:count="371">
+  <w:latentStyles w:defLockedState="0" w:defUIPriority="99" w:defSemiHidden="0" w:defUnhideWhenUsed="0" w:defQFormat="0" w:count="377">
     <w:lsdException w:name="Normal" w:uiPriority="0" w:qFormat="1"/>
     <w:lsdException w:name="heading 1" w:uiPriority="9" w:qFormat="1"/>
     <w:lsdException w:name="heading 2" w:semiHidden="1" w:uiPriority="9" w:unhideWhenUsed="1" w:qFormat="1"/>
@@ -181,11 +2735,8 @@
     <w:lsdException w:name="Table 3D effects 3" w:semiHidden="1" w:unhideWhenUsed="1"/>
     <w:lsdException w:name="Table Contemporary" w:semiHidden="1" w:unhideWhenUsed="1"/>
     <w:lsdException w:name="Table Elegant" w:semiHidden="1" w:unhideWhenUsed="1"/>
-    <w:lsdException w:name="Table Professional" w:semiHidden="1" w:unhideWhenUsed="1"/>
     <w:lsdException w:name="Table Subtle 1" w:semiHidden="1" w:unhideWhenUsed="1"/>
     <w:lsdException w:name="Table Subtle 2" w:semiHidden="1" w:unhideWhenUsed="1"/>
-    <w:lsdException w:name="Table Web 1" w:semiHidden="1" w:unhideWhenUsed="1"/>
-    <w:lsdException w:name="Table Web 2" w:semiHidden="1" w:unhideWhenUsed="1"/>
     <w:lsdException w:name="Table Web 3" w:semiHidden="1" w:unhideWhenUsed="1"/>
     <w:lsdException w:name="Balloon Text" w:semiHidden="1" w:unhideWhenUsed="1"/>
     <w:lsdException w:name="Table Grid" w:uiPriority="39"/>
@@ -405,10 +2956,41 @@
     <w:lsdException w:name="List Table 5 Dark Accent 6" w:uiPriority="50"/>
     <w:lsdException w:name="List Table 6 Colorful Accent 6" w:uiPriority="51"/>
     <w:lsdException w:name="List Table 7 Colorful Accent 6" w:uiPriority="52"/>
+    <w:lsdException w:name="Mention" w:semiHidden="1" w:unhideWhenUsed="1"/>
+    <w:lsdException w:name="Smart Hyperlink" w:semiHidden="1" w:unhideWhenUsed="1"/>
+    <w:lsdException w:name="Hashtag" w:semiHidden="1" w:unhideWhenUsed="1"/>
+    <w:lsdException w:name="Unresolved Mention" w:semiHidden="1" w:unhideWhenUsed="1"/>
+    <w:lsdException w:name="Smart Link" w:semiHidden="1" w:unhideWhenUsed="1"/>
+    <w:lsdException w:name="Smart Link Error" w:semiHidden="1" w:unhideWhenUsed="1"/>
   </w:latentStyles>
   <w:style w:type="paragraph" w:default="1" w:styleId="Normal">
     <w:name w:val="Normal"/>
     <w:qFormat/>
+    <w:rsid w:val="006820E2"/>
+  </w:style>
+  <w:style w:type="paragraph" w:styleId="Titre4">
+    <w:name w:val="heading 4"/>
+    <w:basedOn w:val="Normal"/>
+    <w:next w:val="Normal"/>
+    <w:link w:val="Titre4Car"/>
+    <w:uiPriority w:val="9"/>
+    <w:unhideWhenUsed/>
+    <w:qFormat/>
+    <w:rsid w:val="00BE47F8"/>
+    <w:pPr>
+      <w:keepNext/>
+      <w:keepLines/>
+      <w:spacing w:before="200" w:after="0"/>
+      <w:outlineLvl w:val="3"/>
+    </w:pPr>
+    <w:rPr>
+      <w:rFonts w:asciiTheme="majorHAnsi" w:eastAsiaTheme="majorEastAsia" w:hAnsiTheme="majorHAnsi" w:cstheme="majorBidi"/>
+      <w:b/>
+      <w:bCs/>
+      <w:i/>
+      <w:iCs/>
+      <w:color w:val="5B9BD5" w:themeColor="accent1"/>
+    </w:rPr>
   </w:style>
   <w:style w:type="character" w:default="1" w:styleId="Policepardfaut">
     <w:name w:val="Default Paragraph Font"/>
@@ -436,6 +3018,32 @@
     <w:uiPriority w:val="99"/>
     <w:semiHidden/>
     <w:unhideWhenUsed/>
+  </w:style>
+  <w:style w:type="character" w:customStyle="1" w:styleId="Titre4Car">
+    <w:name w:val="Titre 4 Car"/>
+    <w:basedOn w:val="Policepardfaut"/>
+    <w:link w:val="Titre4"/>
+    <w:uiPriority w:val="9"/>
+    <w:rsid w:val="00BE47F8"/>
+    <w:rPr>
+      <w:rFonts w:asciiTheme="majorHAnsi" w:eastAsiaTheme="majorEastAsia" w:hAnsiTheme="majorHAnsi" w:cstheme="majorBidi"/>
+      <w:b/>
+      <w:bCs/>
+      <w:i/>
+      <w:iCs/>
+      <w:color w:val="5B9BD5" w:themeColor="accent1"/>
+    </w:rPr>
+  </w:style>
+  <w:style w:type="character" w:styleId="lev">
+    <w:name w:val="Strong"/>
+    <w:basedOn w:val="Policepardfaut"/>
+    <w:uiPriority w:val="22"/>
+    <w:qFormat/>
+    <w:rsid w:val="00BE47F8"/>
+    <w:rPr>
+      <w:b/>
+      <w:bCs/>
+    </w:rPr>
   </w:style>
 </w:styles>
 </file>

--- a/Projet_TAHIENDRAZA Ravilimita  Zidane/Présentation Word.docx
+++ b/Projet_TAHIENDRAZA Ravilimita  Zidane/Présentation Word.docx
@@ -1,6 +1,6 @@
 
 <file path=word/document.xml><?xml version="1.0" encoding="utf-8"?>
-<w:document xmlns:wpc="http://schemas.microsoft.com/office/word/2010/wordprocessingCanvas" xmlns:cx="http://schemas.microsoft.com/office/drawing/2014/chartex" xmlns:cx1="http://schemas.microsoft.com/office/drawing/2015/9/8/chartex" xmlns:cx2="http://schemas.microsoft.com/office/drawing/2015/10/21/chartex" xmlns:cx3="http://schemas.microsoft.com/office/drawing/2016/5/9/chartex" xmlns:cx4="http://schemas.microsoft.com/office/drawing/2016/5/10/chartex" xmlns:cx5="http://schemas.microsoft.com/office/drawing/2016/5/11/chartex" xmlns:cx6="http://schemas.microsoft.com/office/drawing/2016/5/12/chartex" xmlns:cx7="http://schemas.microsoft.com/office/drawing/2016/5/13/chartex" xmlns:cx8="http://schemas.microsoft.com/office/drawing/2016/5/14/chartex" xmlns:mc="http://schemas.openxmlformats.org/markup-compatibility/2006" xmlns:aink="http://schemas.microsoft.com/office/drawing/2016/ink" xmlns:am3d="http://schemas.microsoft.com/office/drawing/2017/model3d" xmlns:o="urn:schemas-microsoft-com:office:office" xmlns:r="http://schemas.openxmlformats.org/officeDocument/2006/relationships" xmlns:m="http://schemas.openxmlformats.org/officeDocument/2006/math" xmlns:v="urn:schemas-microsoft-com:vml" xmlns:wp14="http://schemas.microsoft.com/office/word/2010/wordprocessingDrawing" xmlns:wp="http://schemas.openxmlformats.org/drawingml/2006/wordprocessingDrawing" xmlns:w10="urn:schemas-microsoft-com:office:word" xmlns:w="http://schemas.openxmlformats.org/wordprocessingml/2006/main" xmlns:w14="http://schemas.microsoft.com/office/word/2010/wordml" xmlns:w15="http://schemas.microsoft.com/office/word/2012/wordml" xmlns:w16cid="http://schemas.microsoft.com/office/word/2016/wordml/cid" xmlns:w16se="http://schemas.microsoft.com/office/word/2015/wordml/symex" xmlns:wpg="http://schemas.microsoft.com/office/word/2010/wordprocessingGroup" xmlns:wpi="http://schemas.microsoft.com/office/word/2010/wordprocessingInk" xmlns:wne="http://schemas.microsoft.com/office/word/2006/wordml" xmlns:wps="http://schemas.microsoft.com/office/word/2010/wordprocessingShape" mc:Ignorable="w14 w15 w16se w16cid wp14">
+<w:document xmlns:wpc="http://schemas.microsoft.com/office/word/2010/wordprocessingCanvas" xmlns:cx="http://schemas.microsoft.com/office/drawing/2014/chartex" xmlns:cx1="http://schemas.microsoft.com/office/drawing/2015/9/8/chartex" xmlns:cx2="http://schemas.microsoft.com/office/drawing/2015/10/21/chartex" xmlns:cx3="http://schemas.microsoft.com/office/drawing/2016/5/9/chartex" xmlns:cx4="http://schemas.microsoft.com/office/drawing/2016/5/10/chartex" xmlns:cx5="http://schemas.microsoft.com/office/drawing/2016/5/11/chartex" xmlns:cx6="http://schemas.microsoft.com/office/drawing/2016/5/12/chartex" xmlns:cx7="http://schemas.microsoft.com/office/drawing/2016/5/13/chartex" xmlns:cx8="http://schemas.microsoft.com/office/drawing/2016/5/14/chartex" xmlns:mc="http://schemas.openxmlformats.org/markup-compatibility/2006" xmlns:aink="http://schemas.microsoft.com/office/drawing/2016/ink" xmlns:am3d="http://schemas.microsoft.com/office/drawing/2017/model3d" xmlns:o="urn:schemas-microsoft-com:office:office" xmlns:oel="http://schemas.microsoft.com/office/2019/extlst" xmlns:r="http://schemas.openxmlformats.org/officeDocument/2006/relationships" xmlns:m="http://schemas.openxmlformats.org/officeDocument/2006/math" xmlns:v="urn:schemas-microsoft-com:vml" xmlns:wp14="http://schemas.microsoft.com/office/word/2010/wordprocessingDrawing" xmlns:wp="http://schemas.openxmlformats.org/drawingml/2006/wordprocessingDrawing" xmlns:w10="urn:schemas-microsoft-com:office:word" xmlns:w="http://schemas.openxmlformats.org/wordprocessingml/2006/main" xmlns:w14="http://schemas.microsoft.com/office/word/2010/wordml" xmlns:w15="http://schemas.microsoft.com/office/word/2012/wordml" xmlns:w16cex="http://schemas.microsoft.com/office/word/2018/wordml/cex" xmlns:w16cid="http://schemas.microsoft.com/office/word/2016/wordml/cid" xmlns:w16="http://schemas.microsoft.com/office/word/2018/wordml" xmlns:w16du="http://schemas.microsoft.com/office/word/2023/wordml/word16du" xmlns:w16sdtdh="http://schemas.microsoft.com/office/word/2020/wordml/sdtdatahash" xmlns:w16sdtfl="http://schemas.microsoft.com/office/word/2024/wordml/sdtformatlock" xmlns:w16se="http://schemas.microsoft.com/office/word/2015/wordml/symex" xmlns:wpg="http://schemas.microsoft.com/office/word/2010/wordprocessingGroup" xmlns:wpi="http://schemas.microsoft.com/office/word/2010/wordprocessingInk" xmlns:wne="http://schemas.microsoft.com/office/word/2006/wordml" xmlns:wps="http://schemas.microsoft.com/office/word/2010/wordprocessingShape" mc:Ignorable="w14 w15 w16se w16cid w16 w16cex w16sdtdh w16sdtfl w16du wp14">
   <w:body>
     <w:p>
       <w:pPr>
@@ -9,9 +9,13 @@
         </w:tabs>
         <w:spacing w:after="150" w:line="240" w:lineRule="auto"/>
         <w:ind w:right="288"/>
-      </w:pPr>
-      <w:r>
-        <w:rPr>
+        <w:rPr>
+          <w:rFonts w:ascii="Times New Roman" w:hAnsi="Times New Roman" w:cs="Times New Roman"/>
+        </w:rPr>
+      </w:pPr>
+      <w:r>
+        <w:rPr>
+          <w:rFonts w:ascii="Times New Roman" w:hAnsi="Times New Roman" w:cs="Times New Roman"/>
           <w:b/>
           <w:noProof/>
         </w:rPr>
@@ -37,7 +41,7 @@
                     <pic:cNvPicPr/>
                   </pic:nvPicPr>
                   <pic:blipFill>
-                    <a:blip r:embed="rId4"/>
+                    <a:blip r:embed="rId5"/>
                     <a:stretch>
                       <a:fillRect/>
                     </a:stretch>
@@ -59,6 +63,7 @@
       </w:r>
       <w:r>
         <w:rPr>
+          <w:rFonts w:ascii="Times New Roman" w:hAnsi="Times New Roman" w:cs="Times New Roman"/>
           <w:b/>
           <w:noProof/>
         </w:rPr>
@@ -84,7 +89,7 @@
                     <pic:cNvPicPr/>
                   </pic:nvPicPr>
                   <pic:blipFill>
-                    <a:blip r:embed="rId5"/>
+                    <a:blip r:embed="rId6"/>
                     <a:stretch>
                       <a:fillRect/>
                     </a:stretch>
@@ -110,12 +115,14 @@
         <w:spacing w:line="240" w:lineRule="auto"/>
         <w:jc w:val="center"/>
         <w:rPr>
+          <w:rFonts w:ascii="Times New Roman" w:hAnsi="Times New Roman" w:cs="Times New Roman"/>
           <w:b/>
           <w:lang w:val="fr-FR"/>
         </w:rPr>
       </w:pPr>
       <w:r>
         <w:rPr>
+          <w:rFonts w:ascii="Times New Roman" w:hAnsi="Times New Roman" w:cs="Times New Roman"/>
           <w:b/>
           <w:lang w:val="fr-FR"/>
         </w:rPr>
@@ -127,31 +134,22 @@
         <w:spacing w:line="240" w:lineRule="auto"/>
         <w:jc w:val="center"/>
         <w:rPr>
+          <w:rFonts w:ascii="Times New Roman" w:hAnsi="Times New Roman" w:cs="Times New Roman"/>
           <w:b/>
           <w:i/>
           <w:sz w:val="20"/>
           <w:lang w:val="fr-FR"/>
         </w:rPr>
       </w:pPr>
-      <w:proofErr w:type="spellStart"/>
-      <w:r>
-        <w:rPr>
+      <w:r>
+        <w:rPr>
+          <w:rFonts w:ascii="Times New Roman" w:hAnsi="Times New Roman" w:cs="Times New Roman"/>
           <w:b/>
           <w:i/>
           <w:sz w:val="20"/>
           <w:lang w:val="fr-FR"/>
         </w:rPr>
-        <w:t>Fitiavana-Tanindrazana-Fandrosoana</w:t>
-      </w:r>
-      <w:proofErr w:type="spellEnd"/>
-      <w:r>
-        <w:rPr>
-          <w:b/>
-          <w:i/>
-          <w:sz w:val="20"/>
-          <w:lang w:val="fr-FR"/>
-        </w:rPr>
-        <w:t xml:space="preserve">                                                                                            </w:t>
+        <w:t xml:space="preserve">Fitiavana-Tanindrazana-Fandrosoana                                                                                            </w:t>
       </w:r>
     </w:p>
     <w:p>
@@ -163,6 +161,7 @@
         <w:ind w:right="-15"/>
         <w:jc w:val="center"/>
         <w:rPr>
+          <w:rFonts w:ascii="Times New Roman" w:hAnsi="Times New Roman" w:cs="Times New Roman"/>
           <w:b/>
           <w:color w:val="0909E9"/>
           <w:sz w:val="23"/>
@@ -172,7 +171,7 @@
       </w:pPr>
       <w:r>
         <w:rPr>
-          <w:rFonts w:ascii="Calibri" w:eastAsia="Calibri" w:hAnsi="Calibri" w:cs="Calibri"/>
+          <w:rFonts w:ascii="Times New Roman" w:eastAsia="Calibri" w:hAnsi="Times New Roman" w:cs="Times New Roman"/>
           <w:noProof/>
         </w:rPr>
         <mc:AlternateContent>
@@ -267,6 +266,7 @@
       </w:r>
       <w:r>
         <w:rPr>
+          <w:rFonts w:ascii="Times New Roman" w:hAnsi="Times New Roman" w:cs="Times New Roman"/>
           <w:b/>
           <w:color w:val="0909E9"/>
           <w:sz w:val="23"/>
@@ -277,42 +277,17 @@
       </w:r>
       <w:r>
         <w:rPr>
+          <w:rFonts w:ascii="Times New Roman" w:hAnsi="Times New Roman" w:cs="Times New Roman"/>
           <w:b/>
           <w:color w:val="0909E9"/>
           <w:vertAlign w:val="superscript"/>
           <w:lang w:val="fr-FR"/>
         </w:rPr>
-        <w:t>Mahajanga</w:t>
-      </w:r>
-      <w:r>
-        <w:rPr>
-          <w:b/>
-          <w:color w:val="0909E9"/>
-          <w:vertAlign w:val="superscript"/>
-          <w:lang w:val="fr-FR"/>
-        </w:rPr>
-        <w:t xml:space="preserve">                                                                                                                            </w:t>
-      </w:r>
-      <w:r>
-        <w:rPr>
-          <w:b/>
-          <w:color w:val="0909E9"/>
-          <w:vertAlign w:val="superscript"/>
-          <w:lang w:val="fr-FR"/>
-        </w:rPr>
-        <w:t xml:space="preserve">                                         </w:t>
-      </w:r>
-      <w:r>
-        <w:rPr>
-          <w:b/>
-          <w:color w:val="0909E9"/>
-          <w:vertAlign w:val="superscript"/>
-          <w:lang w:val="fr-FR"/>
-        </w:rPr>
-        <w:t xml:space="preserve">       </w:t>
-      </w:r>
-      <w:r>
-        <w:rPr>
+        <w:t xml:space="preserve">Mahajanga                                                                                                                                                                            </w:t>
+      </w:r>
+      <w:r>
+        <w:rPr>
+          <w:rFonts w:ascii="Times New Roman" w:hAnsi="Times New Roman" w:cs="Times New Roman"/>
           <w:b/>
           <w:vertAlign w:val="superscript"/>
           <w:lang w:val="fr-FR"/>
@@ -321,6 +296,7 @@
       </w:r>
       <w:r>
         <w:rPr>
+          <w:rFonts w:ascii="Times New Roman" w:hAnsi="Times New Roman" w:cs="Times New Roman"/>
           <w:b/>
           <w:color w:val="0909E9"/>
           <w:sz w:val="23"/>
@@ -336,12 +312,14 @@
         <w:spacing w:line="240" w:lineRule="auto"/>
         <w:jc w:val="center"/>
         <w:rPr>
+          <w:rFonts w:ascii="Times New Roman" w:hAnsi="Times New Roman" w:cs="Times New Roman"/>
           <w:b/>
           <w:lang w:val="fr-FR"/>
         </w:rPr>
       </w:pPr>
       <w:r>
         <w:rPr>
+          <w:rFonts w:ascii="Times New Roman" w:hAnsi="Times New Roman" w:cs="Times New Roman"/>
           <w:b/>
           <w:lang w:val="fr-FR"/>
         </w:rPr>
@@ -353,11 +331,13 @@
         <w:spacing w:line="240" w:lineRule="auto"/>
         <w:jc w:val="center"/>
         <w:rPr>
-          <w:lang w:val="fr-FR"/>
-        </w:rPr>
-      </w:pPr>
-      <w:r>
-        <w:rPr>
+          <w:rFonts w:ascii="Times New Roman" w:hAnsi="Times New Roman" w:cs="Times New Roman"/>
+          <w:lang w:val="fr-FR"/>
+        </w:rPr>
+      </w:pPr>
+      <w:r>
+        <w:rPr>
+          <w:rFonts w:ascii="Times New Roman" w:hAnsi="Times New Roman" w:cs="Times New Roman"/>
           <w:b/>
           <w:lang w:val="fr-FR"/>
         </w:rPr>
@@ -369,13 +349,14 @@
         <w:spacing w:line="240" w:lineRule="auto"/>
         <w:jc w:val="center"/>
         <w:rPr>
+          <w:rFonts w:ascii="Times New Roman" w:hAnsi="Times New Roman" w:cs="Times New Roman"/>
           <w:b/>
           <w:lang w:val="fr-FR"/>
         </w:rPr>
       </w:pPr>
       <w:r>
         <w:rPr>
-          <w:rFonts w:ascii="Calibri" w:eastAsia="Calibri" w:hAnsi="Calibri" w:cs="Calibri"/>
+          <w:rFonts w:ascii="Times New Roman" w:eastAsia="Calibri" w:hAnsi="Times New Roman" w:cs="Times New Roman"/>
           <w:noProof/>
         </w:rPr>
         <mc:AlternateContent>
@@ -474,11 +455,13 @@
         <w:spacing w:line="240" w:lineRule="auto"/>
         <w:jc w:val="center"/>
         <w:rPr>
-          <w:lang w:val="fr-FR"/>
-        </w:rPr>
-      </w:pPr>
-      <w:r>
-        <w:rPr>
+          <w:rFonts w:ascii="Times New Roman" w:hAnsi="Times New Roman" w:cs="Times New Roman"/>
+          <w:lang w:val="fr-FR"/>
+        </w:rPr>
+      </w:pPr>
+      <w:r>
+        <w:rPr>
+          <w:rFonts w:ascii="Times New Roman" w:hAnsi="Times New Roman" w:cs="Times New Roman"/>
           <w:b/>
           <w:lang w:val="fr-FR"/>
         </w:rPr>
@@ -490,12 +473,13 @@
         <w:spacing w:line="240" w:lineRule="auto"/>
         <w:jc w:val="center"/>
         <w:rPr>
-          <w:lang w:val="fr-FR"/>
-        </w:rPr>
-      </w:pPr>
-      <w:r>
-        <w:rPr>
-          <w:rFonts w:ascii="Calibri" w:eastAsia="Calibri" w:hAnsi="Calibri" w:cs="Calibri"/>
+          <w:rFonts w:ascii="Times New Roman" w:hAnsi="Times New Roman" w:cs="Times New Roman"/>
+          <w:lang w:val="fr-FR"/>
+        </w:rPr>
+      </w:pPr>
+      <w:r>
+        <w:rPr>
+          <w:rFonts w:ascii="Times New Roman" w:eastAsia="Calibri" w:hAnsi="Times New Roman" w:cs="Times New Roman"/>
           <w:noProof/>
         </w:rPr>
         <mc:AlternateContent>
@@ -594,11 +578,13 @@
         <w:spacing w:line="240" w:lineRule="auto"/>
         <w:jc w:val="center"/>
         <w:rPr>
-          <w:lang w:val="fr-FR"/>
-        </w:rPr>
-      </w:pPr>
-      <w:r>
-        <w:rPr>
+          <w:rFonts w:ascii="Times New Roman" w:hAnsi="Times New Roman" w:cs="Times New Roman"/>
+          <w:lang w:val="fr-FR"/>
+        </w:rPr>
+      </w:pPr>
+      <w:r>
+        <w:rPr>
+          <w:rFonts w:ascii="Times New Roman" w:hAnsi="Times New Roman" w:cs="Times New Roman"/>
           <w:b/>
           <w:color w:val="FF0000"/>
           <w:lang w:val="fr-FR"/>
@@ -607,6 +593,7 @@
       </w:r>
       <w:r>
         <w:rPr>
+          <w:rFonts w:ascii="Times New Roman" w:hAnsi="Times New Roman" w:cs="Times New Roman"/>
           <w:b/>
           <w:lang w:val="fr-FR"/>
         </w:rPr>
@@ -614,6 +601,7 @@
       </w:r>
       <w:r>
         <w:rPr>
+          <w:rFonts w:ascii="Times New Roman" w:hAnsi="Times New Roman" w:cs="Times New Roman"/>
           <w:b/>
           <w:color w:val="FF0000"/>
           <w:lang w:val="fr-FR"/>
@@ -622,6 +610,7 @@
       </w:r>
       <w:r>
         <w:rPr>
+          <w:rFonts w:ascii="Times New Roman" w:hAnsi="Times New Roman" w:cs="Times New Roman"/>
           <w:b/>
           <w:lang w:val="fr-FR"/>
         </w:rPr>
@@ -629,6 +618,7 @@
       </w:r>
       <w:r>
         <w:rPr>
+          <w:rFonts w:ascii="Times New Roman" w:hAnsi="Times New Roman" w:cs="Times New Roman"/>
           <w:b/>
           <w:color w:val="FF0000"/>
           <w:lang w:val="fr-FR"/>
@@ -637,6 +627,7 @@
       </w:r>
       <w:r>
         <w:rPr>
+          <w:rFonts w:ascii="Times New Roman" w:hAnsi="Times New Roman" w:cs="Times New Roman"/>
           <w:b/>
           <w:lang w:val="fr-FR"/>
         </w:rPr>
@@ -644,6 +635,7 @@
       </w:r>
       <w:r>
         <w:rPr>
+          <w:rFonts w:ascii="Times New Roman" w:hAnsi="Times New Roman" w:cs="Times New Roman"/>
           <w:b/>
           <w:color w:val="FF0000"/>
           <w:lang w:val="fr-FR"/>
@@ -652,6 +644,7 @@
       </w:r>
       <w:r>
         <w:rPr>
+          <w:rFonts w:ascii="Times New Roman" w:hAnsi="Times New Roman" w:cs="Times New Roman"/>
           <w:b/>
           <w:lang w:val="fr-FR"/>
         </w:rPr>
@@ -659,6 +652,7 @@
       </w:r>
       <w:r>
         <w:rPr>
+          <w:rFonts w:ascii="Times New Roman" w:hAnsi="Times New Roman" w:cs="Times New Roman"/>
           <w:b/>
           <w:color w:val="FF0000"/>
           <w:lang w:val="fr-FR"/>
@@ -667,6 +661,7 @@
       </w:r>
       <w:r>
         <w:rPr>
+          <w:rFonts w:ascii="Times New Roman" w:hAnsi="Times New Roman" w:cs="Times New Roman"/>
           <w:b/>
           <w:lang w:val="fr-FR"/>
         </w:rPr>
@@ -678,11 +673,13 @@
         <w:spacing w:line="240" w:lineRule="auto"/>
         <w:jc w:val="center"/>
         <w:rPr>
-          <w:lang w:val="fr-FR"/>
-        </w:rPr>
-      </w:pPr>
-      <w:r>
-        <w:rPr>
+          <w:rFonts w:ascii="Times New Roman" w:hAnsi="Times New Roman" w:cs="Times New Roman"/>
+          <w:lang w:val="fr-FR"/>
+        </w:rPr>
+      </w:pPr>
+      <w:r>
+        <w:rPr>
+          <w:rFonts w:ascii="Times New Roman" w:hAnsi="Times New Roman" w:cs="Times New Roman"/>
           <w:b/>
           <w:lang w:val="fr-FR"/>
         </w:rPr>
@@ -694,12 +691,13 @@
         <w:spacing w:line="240" w:lineRule="auto"/>
         <w:jc w:val="center"/>
         <w:rPr>
-          <w:lang w:val="fr-FR"/>
-        </w:rPr>
-      </w:pPr>
-      <w:r>
-        <w:rPr>
-          <w:rFonts w:ascii="Calibri" w:eastAsia="Calibri" w:hAnsi="Calibri" w:cs="Calibri"/>
+          <w:rFonts w:ascii="Times New Roman" w:hAnsi="Times New Roman" w:cs="Times New Roman"/>
+          <w:lang w:val="fr-FR"/>
+        </w:rPr>
+      </w:pPr>
+      <w:r>
+        <w:rPr>
+          <w:rFonts w:ascii="Times New Roman" w:eastAsia="Calibri" w:hAnsi="Times New Roman" w:cs="Times New Roman"/>
           <w:noProof/>
         </w:rPr>
         <mc:AlternateContent>
@@ -798,11 +796,13 @@
         <w:spacing w:line="240" w:lineRule="auto"/>
         <w:jc w:val="center"/>
         <w:rPr>
-          <w:lang w:val="fr-FR"/>
-        </w:rPr>
-      </w:pPr>
-      <w:r>
-        <w:rPr>
+          <w:rFonts w:ascii="Times New Roman" w:hAnsi="Times New Roman" w:cs="Times New Roman"/>
+          <w:lang w:val="fr-FR"/>
+        </w:rPr>
+      </w:pPr>
+      <w:r>
+        <w:rPr>
+          <w:rFonts w:ascii="Times New Roman" w:hAnsi="Times New Roman" w:cs="Times New Roman"/>
           <w:b/>
           <w:lang w:val="fr-FR"/>
         </w:rPr>
@@ -814,6 +814,7 @@
         <w:spacing w:line="240" w:lineRule="auto"/>
         <w:jc w:val="center"/>
         <w:rPr>
+          <w:rFonts w:ascii="Times New Roman" w:hAnsi="Times New Roman" w:cs="Times New Roman"/>
           <w:b/>
           <w:sz w:val="19"/>
           <w:lang w:val="fr-FR"/>
@@ -821,17 +822,11 @@
       </w:pPr>
       <w:r>
         <w:rPr>
+          <w:rFonts w:ascii="Times New Roman" w:hAnsi="Times New Roman" w:cs="Times New Roman"/>
           <w:b/>
           <w:lang w:val="fr-FR"/>
         </w:rPr>
-        <w:t xml:space="preserve">Parcours : Génie </w:t>
-      </w:r>
-      <w:r>
-        <w:rPr>
-          <w:b/>
-          <w:lang w:val="fr-FR"/>
-        </w:rPr>
-        <w:t>Informatique</w:t>
+        <w:t>Parcours : Génie Informatique</w:t>
       </w:r>
     </w:p>
     <w:p>
@@ -839,13 +834,14 @@
         <w:spacing w:line="240" w:lineRule="auto"/>
         <w:jc w:val="center"/>
         <w:rPr>
+          <w:rFonts w:ascii="Times New Roman" w:hAnsi="Times New Roman" w:cs="Times New Roman"/>
           <w:i/>
           <w:lang w:val="fr-FR"/>
         </w:rPr>
       </w:pPr>
       <w:r>
         <w:rPr>
-          <w:rFonts w:ascii="Calibri" w:eastAsia="Calibri" w:hAnsi="Calibri" w:cs="Calibri"/>
+          <w:rFonts w:ascii="Times New Roman" w:eastAsia="Calibri" w:hAnsi="Times New Roman" w:cs="Times New Roman"/>
           <w:noProof/>
         </w:rPr>
         <mc:AlternateContent>
@@ -940,6 +936,7 @@
       </w:r>
       <w:r>
         <w:rPr>
+          <w:rFonts w:ascii="Times New Roman" w:hAnsi="Times New Roman" w:cs="Times New Roman"/>
           <w:i/>
           <w:lang w:val="fr-FR"/>
         </w:rPr>
@@ -950,6 +947,7 @@
       <w:pPr>
         <w:spacing w:line="240" w:lineRule="auto"/>
         <w:rPr>
+          <w:rFonts w:ascii="Times New Roman" w:hAnsi="Times New Roman" w:cs="Times New Roman"/>
           <w:b/>
           <w:sz w:val="28"/>
           <w:szCs w:val="28"/>
@@ -958,7 +956,7 @@
       </w:pPr>
       <w:r>
         <w:rPr>
-          <w:rFonts w:ascii="Calibri" w:eastAsia="Calibri" w:hAnsi="Calibri" w:cs="Calibri"/>
+          <w:rFonts w:ascii="Times New Roman" w:eastAsia="Calibri" w:hAnsi="Times New Roman" w:cs="Times New Roman"/>
           <w:noProof/>
         </w:rPr>
         <mc:AlternateContent>
@@ -1053,23 +1051,14 @@
       </w:r>
       <w:r>
         <w:rPr>
+          <w:rFonts w:ascii="Times New Roman" w:hAnsi="Times New Roman" w:cs="Times New Roman"/>
           <w:b/>
           <w:i/>
           <w:sz w:val="28"/>
           <w:szCs w:val="28"/>
           <w:lang w:val="fr-FR"/>
         </w:rPr>
-        <w:t xml:space="preserve">                                                                  </w:t>
-      </w:r>
-      <w:r>
-        <w:rPr>
-          <w:b/>
-          <w:i/>
-          <w:sz w:val="28"/>
-          <w:szCs w:val="28"/>
-          <w:lang w:val="fr-FR"/>
-        </w:rPr>
-        <w:t xml:space="preserve">Projet </w:t>
+        <w:t xml:space="preserve">                                                                  Projet </w:t>
       </w:r>
     </w:p>
     <w:p>
@@ -1077,6 +1066,7 @@
         <w:spacing w:line="240" w:lineRule="auto"/>
         <w:jc w:val="center"/>
         <w:rPr>
+          <w:rFonts w:ascii="Times New Roman" w:hAnsi="Times New Roman" w:cs="Times New Roman"/>
           <w:lang w:val="fr-FR"/>
         </w:rPr>
       </w:pPr>
@@ -1086,12 +1076,13 @@
         <w:spacing w:line="240" w:lineRule="auto"/>
         <w:jc w:val="center"/>
         <w:rPr>
-          <w:lang w:val="fr-FR"/>
-        </w:rPr>
-      </w:pPr>
-      <w:r>
-        <w:rPr>
-          <w:rFonts w:ascii="Calibri" w:eastAsia="Calibri" w:hAnsi="Calibri" w:cs="Calibri"/>
+          <w:rFonts w:ascii="Times New Roman" w:hAnsi="Times New Roman" w:cs="Times New Roman"/>
+          <w:lang w:val="fr-FR"/>
+        </w:rPr>
+      </w:pPr>
+      <w:r>
+        <w:rPr>
+          <w:rFonts w:ascii="Times New Roman" w:eastAsia="Calibri" w:hAnsi="Times New Roman" w:cs="Times New Roman"/>
           <w:noProof/>
         </w:rPr>
         <mc:AlternateContent>
@@ -1180,6 +1171,7 @@
         <w:spacing w:line="240" w:lineRule="auto"/>
         <w:jc w:val="center"/>
         <w:rPr>
+          <w:rFonts w:ascii="Times New Roman" w:hAnsi="Times New Roman" w:cs="Times New Roman"/>
           <w:b/>
           <w:color w:val="0070C0"/>
           <w:sz w:val="32"/>
@@ -1189,33 +1181,39 @@
       </w:pPr>
       <w:r>
         <w:rPr>
+          <w:rFonts w:ascii="Times New Roman" w:hAnsi="Times New Roman" w:cs="Times New Roman"/>
           <w:b/>
           <w:color w:val="0070C0"/>
           <w:sz w:val="32"/>
           <w:szCs w:val="32"/>
           <w:lang w:val="fr-FR"/>
         </w:rPr>
-        <w:t xml:space="preserve"> </w:t>
-      </w:r>
-      <w:r>
-        <w:rPr>
+        <w:t xml:space="preserve"> « GESTION ET SUIVI DES PROJETS </w:t>
+      </w:r>
+    </w:p>
+    <w:p>
+      <w:pPr>
+        <w:spacing w:line="240" w:lineRule="auto"/>
+        <w:jc w:val="center"/>
+        <w:rPr>
+          <w:rFonts w:ascii="Times New Roman" w:hAnsi="Times New Roman" w:cs="Times New Roman"/>
           <w:b/>
           <w:color w:val="0070C0"/>
           <w:sz w:val="32"/>
           <w:szCs w:val="32"/>
           <w:lang w:val="fr-FR"/>
         </w:rPr>
-        <w:t xml:space="preserve">« </w:t>
-      </w:r>
-      <w:r>
-        <w:rPr>
+      </w:pPr>
+      <w:r>
+        <w:rPr>
+          <w:rFonts w:ascii="Times New Roman" w:hAnsi="Times New Roman" w:cs="Times New Roman"/>
           <w:b/>
           <w:color w:val="0070C0"/>
           <w:sz w:val="32"/>
           <w:szCs w:val="32"/>
           <w:lang w:val="fr-FR"/>
         </w:rPr>
-        <w:t xml:space="preserve">GESTION ET SUIVI DES PROJETS </w:t>
+        <w:t xml:space="preserve">DE </w:t>
       </w:r>
     </w:p>
     <w:p>
@@ -1223,6 +1221,7 @@
         <w:spacing w:line="240" w:lineRule="auto"/>
         <w:jc w:val="center"/>
         <w:rPr>
+          <w:rFonts w:ascii="Times New Roman" w:hAnsi="Times New Roman" w:cs="Times New Roman"/>
           <w:b/>
           <w:color w:val="0070C0"/>
           <w:sz w:val="32"/>
@@ -1232,13 +1231,14 @@
       </w:pPr>
       <w:r>
         <w:rPr>
+          <w:rFonts w:ascii="Times New Roman" w:hAnsi="Times New Roman" w:cs="Times New Roman"/>
           <w:b/>
           <w:color w:val="0070C0"/>
           <w:sz w:val="32"/>
           <w:szCs w:val="32"/>
           <w:lang w:val="fr-FR"/>
         </w:rPr>
-        <w:t xml:space="preserve">DE </w:t>
+        <w:t xml:space="preserve">  L’ENTREPRISE »</w:t>
       </w:r>
     </w:p>
     <w:p>
@@ -1246,6 +1246,7 @@
         <w:spacing w:line="240" w:lineRule="auto"/>
         <w:jc w:val="center"/>
         <w:rPr>
+          <w:rFonts w:ascii="Times New Roman" w:hAnsi="Times New Roman" w:cs="Times New Roman"/>
           <w:b/>
           <w:color w:val="0070C0"/>
           <w:sz w:val="32"/>
@@ -1253,39 +1254,6 @@
           <w:lang w:val="fr-FR"/>
         </w:rPr>
       </w:pPr>
-      <w:r>
-        <w:rPr>
-          <w:b/>
-          <w:color w:val="0070C0"/>
-          <w:sz w:val="32"/>
-          <w:szCs w:val="32"/>
-          <w:lang w:val="fr-FR"/>
-        </w:rPr>
-        <w:t xml:space="preserve">  L’ENTREPRISE</w:t>
-      </w:r>
-      <w:r>
-        <w:rPr>
-          <w:b/>
-          <w:color w:val="0070C0"/>
-          <w:sz w:val="32"/>
-          <w:szCs w:val="32"/>
-          <w:lang w:val="fr-FR"/>
-        </w:rPr>
-        <w:t> »</w:t>
-      </w:r>
-    </w:p>
-    <w:p>
-      <w:pPr>
-        <w:spacing w:line="240" w:lineRule="auto"/>
-        <w:jc w:val="center"/>
-        <w:rPr>
-          <w:b/>
-          <w:color w:val="0070C0"/>
-          <w:sz w:val="32"/>
-          <w:szCs w:val="32"/>
-          <w:lang w:val="fr-FR"/>
-        </w:rPr>
-      </w:pPr>
     </w:p>
     <w:p>
       <w:pPr>
@@ -1293,11 +1261,13 @@
         <w:ind w:left="10" w:right="55" w:hanging="10"/>
         <w:jc w:val="center"/>
         <w:rPr>
-          <w:lang w:val="fr-FR"/>
-        </w:rPr>
-      </w:pPr>
-      <w:r>
-        <w:rPr>
+          <w:rFonts w:ascii="Times New Roman" w:hAnsi="Times New Roman" w:cs="Times New Roman"/>
+          <w:lang w:val="fr-FR"/>
+        </w:rPr>
+      </w:pPr>
+      <w:r>
+        <w:rPr>
+          <w:rFonts w:ascii="Times New Roman" w:hAnsi="Times New Roman" w:cs="Times New Roman"/>
           <w:u w:val="single" w:color="000000"/>
           <w:lang w:val="fr-FR"/>
         </w:rPr>
@@ -1305,6 +1275,7 @@
       </w:r>
       <w:r>
         <w:rPr>
+          <w:rFonts w:ascii="Times New Roman" w:hAnsi="Times New Roman" w:cs="Times New Roman"/>
           <w:lang w:val="fr-FR"/>
         </w:rPr>
         <w:t xml:space="preserve"> : </w:t>
@@ -1316,6 +1287,7 @@
         <w:ind w:left="10" w:right="55" w:hanging="10"/>
         <w:jc w:val="center"/>
         <w:rPr>
+          <w:rFonts w:ascii="Times New Roman" w:hAnsi="Times New Roman" w:cs="Times New Roman"/>
           <w:lang w:val="fr-FR"/>
         </w:rPr>
       </w:pPr>
@@ -1325,6 +1297,7 @@
         <w:spacing w:line="240" w:lineRule="auto"/>
         <w:jc w:val="center"/>
         <w:rPr>
+          <w:rFonts w:ascii="Times New Roman" w:hAnsi="Times New Roman" w:cs="Times New Roman"/>
           <w:b/>
           <w:sz w:val="24"/>
           <w:szCs w:val="24"/>
@@ -1333,110 +1306,132 @@
       </w:pPr>
       <w:r>
         <w:rPr>
+          <w:rFonts w:ascii="Times New Roman" w:hAnsi="Times New Roman" w:cs="Times New Roman"/>
           <w:b/>
           <w:sz w:val="24"/>
           <w:szCs w:val="24"/>
           <w:lang w:val="fr-FR"/>
         </w:rPr>
-        <w:t xml:space="preserve">TAHIENDRAZA </w:t>
-      </w:r>
-      <w:proofErr w:type="spellStart"/>
-      <w:r>
-        <w:rPr>
-          <w:b/>
+        <w:t>TAHIENDRAZA Ravilimita Zidane</w:t>
+      </w:r>
+    </w:p>
+    <w:p>
+      <w:pPr>
+        <w:ind w:right="1"/>
+        <w:rPr>
+          <w:rFonts w:ascii="Times New Roman" w:hAnsi="Times New Roman" w:cs="Times New Roman"/>
+          <w:lang w:val="fr-FR"/>
+        </w:rPr>
+      </w:pPr>
+    </w:p>
+    <w:p>
+      <w:pPr>
+        <w:ind w:right="1"/>
+        <w:rPr>
+          <w:rFonts w:ascii="Times New Roman" w:hAnsi="Times New Roman" w:cs="Times New Roman"/>
+          <w:lang w:val="fr-FR"/>
+        </w:rPr>
+      </w:pPr>
+    </w:p>
+    <w:p>
+      <w:pPr>
+        <w:ind w:right="1"/>
+        <w:rPr>
+          <w:rFonts w:ascii="Times New Roman" w:hAnsi="Times New Roman" w:cs="Times New Roman"/>
+          <w:lang w:val="fr-FR"/>
+        </w:rPr>
+      </w:pPr>
+      <w:r>
+        <w:rPr>
+          <w:rFonts w:ascii="Times New Roman" w:hAnsi="Times New Roman" w:cs="Times New Roman"/>
+          <w:lang w:val="fr-FR"/>
+        </w:rPr>
+        <w:t>Semestre : S5</w:t>
+      </w:r>
+    </w:p>
+    <w:p>
+      <w:pPr>
+        <w:spacing w:after="1323"/>
+        <w:ind w:left="10" w:right="30" w:hanging="10"/>
+        <w:rPr>
+          <w:rFonts w:ascii="Times New Roman" w:hAnsi="Times New Roman" w:cs="Times New Roman"/>
+          <w:lang w:val="fr-FR"/>
+        </w:rPr>
+      </w:pPr>
+      <w:r>
+        <w:rPr>
+          <w:rFonts w:ascii="Times New Roman" w:hAnsi="Times New Roman" w:cs="Times New Roman"/>
+          <w:lang w:val="fr-FR"/>
+        </w:rPr>
+        <w:t xml:space="preserve">ANNEE UNIVERSITAIRE : 2024- 2025 </w:t>
+      </w:r>
+    </w:p>
+    <w:p>
+      <w:pPr>
+        <w:rPr>
+          <w:rFonts w:ascii="Times New Roman" w:hAnsi="Times New Roman" w:cs="Times New Roman"/>
+          <w:lang w:val="fr-FR"/>
+        </w:rPr>
+      </w:pPr>
+      <w:r>
+        <w:rPr>
+          <w:rFonts w:ascii="Times New Roman" w:hAnsi="Times New Roman" w:cs="Times New Roman"/>
+          <w:lang w:val="fr-FR"/>
+        </w:rPr>
+        <w:lastRenderedPageBreak/>
+        <w:br w:type="page"/>
+      </w:r>
+    </w:p>
+    <w:p>
+      <w:pPr>
+        <w:jc w:val="center"/>
+        <w:rPr>
+          <w:rFonts w:ascii="Times New Roman" w:hAnsi="Times New Roman" w:cs="Times New Roman"/>
+          <w:sz w:val="36"/>
+          <w:szCs w:val="36"/>
+          <w:lang w:val="fr-FR"/>
+        </w:rPr>
+      </w:pPr>
+      <w:r>
+        <w:rPr>
+          <w:rFonts w:ascii="Times New Roman" w:hAnsi="Times New Roman" w:cs="Times New Roman"/>
+          <w:sz w:val="36"/>
+          <w:szCs w:val="36"/>
+          <w:lang w:val="fr-FR"/>
+        </w:rPr>
+        <w:lastRenderedPageBreak/>
+        <w:t>SOMMAIRE</w:t>
+      </w:r>
+    </w:p>
+    <w:p>
+      <w:pPr>
+        <w:spacing w:after="200" w:line="276" w:lineRule="auto"/>
+        <w:rPr>
+          <w:rFonts w:ascii="Times New Roman" w:hAnsi="Times New Roman" w:cs="Times New Roman"/>
           <w:sz w:val="24"/>
           <w:szCs w:val="24"/>
           <w:lang w:val="fr-FR"/>
         </w:rPr>
-        <w:t>Ravilimita</w:t>
-      </w:r>
-      <w:proofErr w:type="spellEnd"/>
-      <w:r>
-        <w:rPr>
-          <w:b/>
+      </w:pPr>
+    </w:p>
+    <w:p>
+      <w:pPr>
+        <w:rPr>
+          <w:rFonts w:ascii="Times New Roman" w:hAnsi="Times New Roman" w:cs="Times New Roman"/>
           <w:sz w:val="24"/>
           <w:szCs w:val="24"/>
           <w:lang w:val="fr-FR"/>
         </w:rPr>
-        <w:t xml:space="preserve"> Zidane</w:t>
-      </w:r>
-    </w:p>
-    <w:p>
-      <w:pPr>
-        <w:ind w:right="1"/>
-        <w:rPr>
-          <w:lang w:val="fr-FR"/>
-        </w:rPr>
-      </w:pPr>
-    </w:p>
-    <w:p>
-      <w:pPr>
-        <w:ind w:right="1"/>
-        <w:rPr>
-          <w:lang w:val="fr-FR"/>
-        </w:rPr>
-      </w:pPr>
-    </w:p>
-    <w:p>
-      <w:pPr>
-        <w:ind w:right="1"/>
-        <w:rPr>
-          <w:lang w:val="fr-FR"/>
-        </w:rPr>
-      </w:pPr>
-      <w:r>
-        <w:rPr>
-          <w:lang w:val="fr-FR"/>
-        </w:rPr>
-        <w:t>Semestre : S5</w:t>
-      </w:r>
-    </w:p>
-    <w:p>
-      <w:pPr>
-        <w:spacing w:after="1323"/>
-        <w:ind w:left="10" w:right="30" w:hanging="10"/>
-        <w:rPr>
-          <w:lang w:val="fr-FR"/>
-        </w:rPr>
-      </w:pPr>
-      <w:r>
-        <w:rPr>
-          <w:lang w:val="fr-FR"/>
-        </w:rPr>
-        <w:t xml:space="preserve">ANNEE UNIVERSITAIRE : 2024- 2025 </w:t>
-      </w:r>
-    </w:p>
-    <w:p>
-      <w:pPr>
-        <w:jc w:val="center"/>
-        <w:rPr>
-          <w:rFonts w:ascii="Times New Roman" w:hAnsi="Times New Roman" w:cs="Times New Roman"/>
-          <w:sz w:val="36"/>
-          <w:szCs w:val="36"/>
-          <w:lang w:val="fr-FR"/>
-        </w:rPr>
-      </w:pPr>
-      <w:r>
-        <w:rPr>
-          <w:rFonts w:ascii="Times New Roman" w:hAnsi="Times New Roman" w:cs="Times New Roman"/>
-          <w:sz w:val="36"/>
-          <w:szCs w:val="36"/>
-          <w:lang w:val="fr-FR"/>
-        </w:rPr>
-        <w:lastRenderedPageBreak/>
-        <w:t>SOMMAIRE</w:t>
-      </w:r>
-    </w:p>
-    <w:p>
-      <w:pPr>
-        <w:spacing w:after="200" w:line="276" w:lineRule="auto"/>
+      </w:pPr>
+      <w:r>
         <w:rPr>
           <w:rFonts w:ascii="Times New Roman" w:hAnsi="Times New Roman" w:cs="Times New Roman"/>
           <w:sz w:val="24"/>
           <w:szCs w:val="24"/>
           <w:lang w:val="fr-FR"/>
         </w:rPr>
-      </w:pPr>
+        <w:t>SOMMAIRE : ……………………………………………………………………… 1</w:t>
+      </w:r>
     </w:p>
     <w:p>
       <w:pPr>
@@ -1454,7 +1449,7 @@
           <w:szCs w:val="24"/>
           <w:lang w:val="fr-FR"/>
         </w:rPr>
-        <w:t>SOMMAIRE</w:t>
+        <w:t>LISTES DES ABREVIATIONS : ………………………………………</w:t>
       </w:r>
       <w:r>
         <w:rPr>
@@ -1463,7 +1458,7 @@
           <w:szCs w:val="24"/>
           <w:lang w:val="fr-FR"/>
         </w:rPr>
-        <w:t xml:space="preserve"> </w:t>
+        <w:t>………</w:t>
       </w:r>
       <w:r>
         <w:rPr>
@@ -1472,27 +1467,27 @@
           <w:szCs w:val="24"/>
           <w:lang w:val="fr-FR"/>
         </w:rPr>
-        <w:t>:</w:t>
-      </w:r>
-      <w:r>
+        <w:t>….  2</w:t>
+      </w:r>
+    </w:p>
+    <w:p>
+      <w:pPr>
         <w:rPr>
           <w:rFonts w:ascii="Times New Roman" w:hAnsi="Times New Roman" w:cs="Times New Roman"/>
           <w:sz w:val="24"/>
           <w:szCs w:val="24"/>
           <w:lang w:val="fr-FR"/>
         </w:rPr>
-        <w:t xml:space="preserve"> ……………………………………………………………………… 1</w:t>
-      </w:r>
-    </w:p>
-    <w:p>
-      <w:pPr>
+      </w:pPr>
+      <w:r>
         <w:rPr>
           <w:rFonts w:ascii="Times New Roman" w:hAnsi="Times New Roman" w:cs="Times New Roman"/>
           <w:sz w:val="24"/>
           <w:szCs w:val="24"/>
           <w:lang w:val="fr-FR"/>
         </w:rPr>
-      </w:pPr>
+        <w:t xml:space="preserve">LISTES DES </w:t>
+      </w:r>
       <w:r>
         <w:rPr>
           <w:rFonts w:ascii="Times New Roman" w:hAnsi="Times New Roman" w:cs="Times New Roman"/>
@@ -1500,7 +1495,7 @@
           <w:szCs w:val="24"/>
           <w:lang w:val="fr-FR"/>
         </w:rPr>
-        <w:t>LISTES DES ABREVIATIONS : ………………………………………</w:t>
+        <w:t>FIGURES : ……………………………………………………</w:t>
       </w:r>
       <w:r>
         <w:rPr>
@@ -1509,7 +1504,7 @@
           <w:szCs w:val="24"/>
           <w:lang w:val="fr-FR"/>
         </w:rPr>
-        <w:t>………</w:t>
+        <w:t>……</w:t>
       </w:r>
       <w:r>
         <w:rPr>
@@ -1518,7 +1513,7 @@
           <w:szCs w:val="24"/>
           <w:lang w:val="fr-FR"/>
         </w:rPr>
-        <w:t>….  2</w:t>
+        <w:t>.  3</w:t>
       </w:r>
     </w:p>
     <w:p>
@@ -1537,7 +1532,7 @@
           <w:szCs w:val="24"/>
           <w:lang w:val="fr-FR"/>
         </w:rPr>
-        <w:t xml:space="preserve">LISTES DES </w:t>
+        <w:t xml:space="preserve">INTRODUCTION : ………………………………………………………………… </w:t>
       </w:r>
       <w:r>
         <w:rPr>
@@ -1546,18 +1541,18 @@
           <w:szCs w:val="24"/>
           <w:lang w:val="fr-FR"/>
         </w:rPr>
-        <w:t>FIGURES : ……………………………………………………</w:t>
-      </w:r>
-      <w:proofErr w:type="gramStart"/>
-      <w:r>
+        <w:t>4</w:t>
+      </w:r>
+    </w:p>
+    <w:p>
+      <w:pPr>
         <w:rPr>
           <w:rFonts w:ascii="Times New Roman" w:hAnsi="Times New Roman" w:cs="Times New Roman"/>
           <w:sz w:val="24"/>
           <w:szCs w:val="24"/>
           <w:lang w:val="fr-FR"/>
         </w:rPr>
-        <w:t>…</w:t>
-      </w:r>
+      </w:pPr>
       <w:r>
         <w:rPr>
           <w:rFonts w:ascii="Times New Roman" w:hAnsi="Times New Roman" w:cs="Times New Roman"/>
@@ -1565,18 +1560,18 @@
           <w:szCs w:val="24"/>
           <w:lang w:val="fr-FR"/>
         </w:rPr>
-        <w:t>…</w:t>
-      </w:r>
-      <w:r>
+        <w:t xml:space="preserve">PLAN DE DEVOIRE : </w:t>
+      </w:r>
+    </w:p>
+    <w:p>
+      <w:pPr>
         <w:rPr>
           <w:rFonts w:ascii="Times New Roman" w:hAnsi="Times New Roman" w:cs="Times New Roman"/>
           <w:sz w:val="24"/>
           <w:szCs w:val="24"/>
           <w:lang w:val="fr-FR"/>
         </w:rPr>
-        <w:t>.</w:t>
-      </w:r>
-      <w:proofErr w:type="gramEnd"/>
+      </w:pPr>
       <w:r>
         <w:rPr>
           <w:rFonts w:ascii="Times New Roman" w:hAnsi="Times New Roman" w:cs="Times New Roman"/>
@@ -1584,62 +1579,24 @@
           <w:szCs w:val="24"/>
           <w:lang w:val="fr-FR"/>
         </w:rPr>
-        <w:t>.  3</w:t>
-      </w:r>
-    </w:p>
-    <w:p>
-      <w:pPr>
+        <w:t xml:space="preserve">   Contexte générale du projet …………………………………………………</w:t>
+      </w:r>
+      <w:r>
         <w:rPr>
           <w:rFonts w:ascii="Times New Roman" w:hAnsi="Times New Roman" w:cs="Times New Roman"/>
           <w:sz w:val="24"/>
           <w:szCs w:val="24"/>
           <w:lang w:val="fr-FR"/>
         </w:rPr>
-      </w:pPr>
-      <w:r>
-        <w:rPr>
-          <w:rFonts w:ascii="Times New Roman" w:hAnsi="Times New Roman" w:cs="Times New Roman"/>
-          <w:sz w:val="24"/>
-          <w:szCs w:val="24"/>
-          <w:lang w:val="fr-FR"/>
-        </w:rPr>
-        <w:t xml:space="preserve">INTRODUCTION : ………………………………………………………………… </w:t>
-      </w:r>
-      <w:r>
-        <w:rPr>
-          <w:rFonts w:ascii="Times New Roman" w:hAnsi="Times New Roman" w:cs="Times New Roman"/>
-          <w:sz w:val="24"/>
-          <w:szCs w:val="24"/>
-          <w:lang w:val="fr-FR"/>
-        </w:rPr>
-        <w:t>4</w:t>
-      </w:r>
-    </w:p>
-    <w:p>
-      <w:pPr>
-        <w:rPr>
-          <w:rFonts w:ascii="Times New Roman" w:hAnsi="Times New Roman" w:cs="Times New Roman"/>
-          <w:sz w:val="24"/>
-          <w:szCs w:val="24"/>
-          <w:lang w:val="fr-FR"/>
-        </w:rPr>
-      </w:pPr>
-      <w:r>
-        <w:rPr>
-          <w:rFonts w:ascii="Times New Roman" w:hAnsi="Times New Roman" w:cs="Times New Roman"/>
-          <w:sz w:val="24"/>
-          <w:szCs w:val="24"/>
-          <w:lang w:val="fr-FR"/>
-        </w:rPr>
-        <w:t xml:space="preserve">PLAN DE DEVOIRE : </w:t>
+        <w:t>…….</w:t>
       </w:r>
     </w:p>
     <w:p>
       <w:pPr>
         <w:pStyle w:val="Titre4"/>
         <w:rPr>
-          <w:rFonts w:ascii="Times New Roman" w:hAnsi="Times New Roman" w:cs="Times New Roman"/>
-          <w:b w:val="0"/>
+          <w:rStyle w:val="lev"/>
+          <w:rFonts w:ascii="Times New Roman" w:hAnsi="Times New Roman" w:cs="Times New Roman"/>
           <w:i w:val="0"/>
           <w:color w:val="000000" w:themeColor="text1"/>
           <w:lang w:val="fr-FR"/>
@@ -1664,39 +1621,7 @@
           <w:szCs w:val="24"/>
           <w:lang w:val="fr-FR"/>
         </w:rPr>
-        <w:t xml:space="preserve">PART 1 : </w:t>
-      </w:r>
-      <w:r>
-        <w:rPr>
-          <w:rStyle w:val="lev"/>
-          <w:rFonts w:ascii="Times New Roman" w:hAnsi="Times New Roman" w:cs="Times New Roman"/>
-          <w:i w:val="0"/>
-          <w:color w:val="000000" w:themeColor="text1"/>
-          <w:lang w:val="fr-FR"/>
-        </w:rPr>
-        <w:t xml:space="preserve"> ……………………………………………………………. </w:t>
-      </w:r>
-    </w:p>
-    <w:p>
-      <w:pPr>
-        <w:pStyle w:val="Titre4"/>
-        <w:rPr>
-          <w:rStyle w:val="lev"/>
-          <w:rFonts w:ascii="Times New Roman" w:hAnsi="Times New Roman" w:cs="Times New Roman"/>
-          <w:bCs/>
-          <w:i w:val="0"/>
-          <w:color w:val="000000" w:themeColor="text1"/>
-          <w:lang w:val="fr-FR"/>
-        </w:rPr>
-      </w:pPr>
-      <w:r>
-        <w:rPr>
-          <w:rFonts w:ascii="Times New Roman" w:hAnsi="Times New Roman" w:cs="Times New Roman"/>
-          <w:sz w:val="24"/>
-          <w:szCs w:val="24"/>
-          <w:lang w:val="fr-FR"/>
-        </w:rPr>
-        <w:t xml:space="preserve">    </w:t>
+        <w:t>Chapitre</w:t>
       </w:r>
       <w:r>
         <w:rPr>
@@ -1708,7 +1633,7 @@
           <w:szCs w:val="24"/>
           <w:lang w:val="fr-FR"/>
         </w:rPr>
-        <w:t xml:space="preserve">PART 2 : </w:t>
+        <w:t xml:space="preserve"> 1 : </w:t>
       </w:r>
       <w:r>
         <w:rPr>
@@ -1718,9 +1643,8 @@
           <w:color w:val="000000" w:themeColor="text1"/>
           <w:lang w:val="fr-FR"/>
         </w:rPr>
-        <w:t xml:space="preserve"> </w:t>
-      </w:r>
-      <w:proofErr w:type="gramStart"/>
+        <w:t xml:space="preserve"> ……………………………………………………………</w:t>
+      </w:r>
       <w:r>
         <w:rPr>
           <w:rStyle w:val="lev"/>
@@ -1729,10 +1653,440 @@
           <w:color w:val="000000" w:themeColor="text1"/>
           <w:lang w:val="fr-FR"/>
         </w:rPr>
-        <w:t>…….</w:t>
-      </w:r>
-      <w:proofErr w:type="gramEnd"/>
-      <w:r>
+        <w:t>……………….</w:t>
+      </w:r>
+    </w:p>
+    <w:p>
+      <w:pPr>
+        <w:pStyle w:val="Paragraphedeliste"/>
+        <w:numPr>
+          <w:ilvl w:val="1"/>
+          <w:numId w:val="1"/>
+        </w:numPr>
+        <w:jc w:val="both"/>
+        <w:rPr>
+          <w:rFonts w:ascii="Times New Roman" w:hAnsi="Times New Roman" w:cs="Times New Roman"/>
+          <w:lang w:val="fr-FR"/>
+        </w:rPr>
+      </w:pPr>
+      <w:r>
+        <w:rPr>
+          <w:rFonts w:ascii="Times New Roman" w:hAnsi="Times New Roman" w:cs="Times New Roman"/>
+          <w:lang w:val="fr-FR"/>
+        </w:rPr>
+        <w:t xml:space="preserve">Contexte et Motivation de l’Etude :  </w:t>
+      </w:r>
+      <w:r>
+        <w:rPr>
+          <w:rFonts w:ascii="Times New Roman" w:hAnsi="Times New Roman" w:cs="Times New Roman"/>
+          <w:sz w:val="24"/>
+          <w:szCs w:val="24"/>
+          <w:lang w:val="fr-FR"/>
+        </w:rPr>
+        <w:t>…………………………</w:t>
+      </w:r>
+      <w:r>
+        <w:rPr>
+          <w:rFonts w:ascii="Times New Roman" w:hAnsi="Times New Roman" w:cs="Times New Roman"/>
+          <w:sz w:val="24"/>
+          <w:szCs w:val="24"/>
+          <w:lang w:val="fr-FR"/>
+        </w:rPr>
+        <w:t>…</w:t>
+      </w:r>
+      <w:r>
+        <w:rPr>
+          <w:rFonts w:ascii="Times New Roman" w:hAnsi="Times New Roman" w:cs="Times New Roman"/>
+          <w:sz w:val="24"/>
+          <w:szCs w:val="24"/>
+          <w:lang w:val="fr-FR"/>
+        </w:rPr>
+        <w:t>………</w:t>
+      </w:r>
+      <w:r>
+        <w:rPr>
+          <w:rFonts w:ascii="Times New Roman" w:hAnsi="Times New Roman" w:cs="Times New Roman"/>
+          <w:sz w:val="24"/>
+          <w:szCs w:val="24"/>
+          <w:lang w:val="fr-FR"/>
+        </w:rPr>
+        <w:t>……</w:t>
+      </w:r>
+      <w:r>
+        <w:rPr>
+          <w:rFonts w:ascii="Times New Roman" w:hAnsi="Times New Roman" w:cs="Times New Roman"/>
+          <w:sz w:val="24"/>
+          <w:szCs w:val="24"/>
+          <w:lang w:val="fr-FR"/>
+        </w:rPr>
+        <w:t>.</w:t>
+      </w:r>
+    </w:p>
+    <w:p>
+      <w:pPr>
+        <w:pStyle w:val="Paragraphedeliste"/>
+        <w:numPr>
+          <w:ilvl w:val="2"/>
+          <w:numId w:val="1"/>
+        </w:numPr>
+        <w:jc w:val="both"/>
+        <w:rPr>
+          <w:rFonts w:ascii="Times New Roman" w:hAnsi="Times New Roman" w:cs="Times New Roman"/>
+          <w:lang w:val="fr-FR"/>
+        </w:rPr>
+      </w:pPr>
+      <w:r>
+        <w:rPr>
+          <w:rFonts w:ascii="Times New Roman" w:eastAsia="Times New Roman" w:hAnsi="Times New Roman" w:cs="Times New Roman"/>
+        </w:rPr>
+        <w:t xml:space="preserve"> </w:t>
+      </w:r>
+      <w:r>
+        <w:rPr>
+          <w:rFonts w:ascii="Times New Roman" w:eastAsia="Times New Roman" w:hAnsi="Times New Roman" w:cs="Times New Roman"/>
+        </w:rPr>
+        <w:t xml:space="preserve">État de </w:t>
+      </w:r>
+      <w:r>
+        <w:rPr>
+          <w:rFonts w:ascii="Times New Roman" w:eastAsia="Times New Roman" w:hAnsi="Times New Roman" w:cs="Times New Roman"/>
+        </w:rPr>
+        <w:t>lard</w:t>
+      </w:r>
+      <w:r>
+        <w:rPr>
+          <w:rFonts w:ascii="Times New Roman" w:eastAsia="Times New Roman" w:hAnsi="Times New Roman" w:cs="Times New Roman"/>
+        </w:rPr>
+        <w:t xml:space="preserve"> des solutions </w:t>
+      </w:r>
+      <w:r>
+        <w:rPr>
+          <w:rFonts w:ascii="Times New Roman" w:eastAsia="Times New Roman" w:hAnsi="Times New Roman" w:cs="Times New Roman"/>
+        </w:rPr>
+        <w:t>existantes:</w:t>
+      </w:r>
+      <w:r>
+        <w:rPr>
+          <w:rFonts w:ascii="Times New Roman" w:eastAsia="Times New Roman" w:hAnsi="Times New Roman" w:cs="Times New Roman"/>
+        </w:rPr>
+        <w:t xml:space="preserve"> ………………………</w:t>
+      </w:r>
+      <w:r>
+        <w:rPr>
+          <w:rFonts w:ascii="Times New Roman" w:eastAsia="Times New Roman" w:hAnsi="Times New Roman" w:cs="Times New Roman"/>
+        </w:rPr>
+        <w:t>…………</w:t>
+      </w:r>
+      <w:r>
+        <w:rPr>
+          <w:rFonts w:ascii="Times New Roman" w:eastAsia="Times New Roman" w:hAnsi="Times New Roman" w:cs="Times New Roman"/>
+        </w:rPr>
+        <w:t>….</w:t>
+      </w:r>
+    </w:p>
+    <w:p>
+      <w:pPr>
+        <w:pStyle w:val="Paragraphedeliste"/>
+        <w:numPr>
+          <w:ilvl w:val="2"/>
+          <w:numId w:val="3"/>
+        </w:numPr>
+        <w:jc w:val="both"/>
+        <w:rPr>
+          <w:rFonts w:ascii="Times New Roman" w:hAnsi="Times New Roman" w:cs="Times New Roman"/>
+          <w:lang w:val="fr-FR"/>
+        </w:rPr>
+      </w:pPr>
+      <w:r>
+        <w:rPr>
+          <w:rFonts w:ascii="Times New Roman" w:eastAsia="Times New Roman" w:hAnsi="Times New Roman" w:cs="Times New Roman"/>
+        </w:rPr>
+        <w:t xml:space="preserve"> </w:t>
+      </w:r>
+      <w:r>
+        <w:rPr>
+          <w:rFonts w:ascii="Times New Roman" w:eastAsia="Times New Roman" w:hAnsi="Times New Roman" w:cs="Times New Roman"/>
+          <w:lang w:val="fr-FR"/>
+        </w:rPr>
+        <w:t>Justification du projet :</w:t>
+      </w:r>
+      <w:r>
+        <w:rPr>
+          <w:rFonts w:ascii="Times New Roman" w:eastAsia="Times New Roman" w:hAnsi="Times New Roman" w:cs="Times New Roman"/>
+          <w:lang w:val="fr-FR"/>
+        </w:rPr>
+        <w:t xml:space="preserve"> ……………………………………</w:t>
+      </w:r>
+      <w:r>
+        <w:rPr>
+          <w:rFonts w:ascii="Times New Roman" w:eastAsia="Times New Roman" w:hAnsi="Times New Roman" w:cs="Times New Roman"/>
+          <w:lang w:val="fr-FR"/>
+        </w:rPr>
+        <w:t>……………....</w:t>
+      </w:r>
+    </w:p>
+    <w:p>
+      <w:pPr>
+        <w:pStyle w:val="Paragraphedeliste"/>
+        <w:numPr>
+          <w:ilvl w:val="1"/>
+          <w:numId w:val="1"/>
+        </w:numPr>
+        <w:spacing w:after="0"/>
+        <w:jc w:val="both"/>
+        <w:rPr>
+          <w:rFonts w:ascii="Times New Roman" w:hAnsi="Times New Roman" w:cs="Times New Roman"/>
+          <w:lang w:val="fr-FR"/>
+        </w:rPr>
+      </w:pPr>
+      <w:r>
+        <w:rPr>
+          <w:rFonts w:ascii="Times New Roman" w:hAnsi="Times New Roman" w:cs="Times New Roman"/>
+          <w:lang w:val="fr-FR"/>
+        </w:rPr>
+        <w:t>Analyse des besoins : …………………………………</w:t>
+      </w:r>
+      <w:r>
+        <w:rPr>
+          <w:rFonts w:ascii="Times New Roman" w:hAnsi="Times New Roman" w:cs="Times New Roman"/>
+          <w:lang w:val="fr-FR"/>
+        </w:rPr>
+        <w:t>……………</w:t>
+      </w:r>
+      <w:r>
+        <w:rPr>
+          <w:rFonts w:ascii="Times New Roman" w:hAnsi="Times New Roman" w:cs="Times New Roman"/>
+          <w:lang w:val="fr-FR"/>
+        </w:rPr>
+        <w:t>……………...</w:t>
+      </w:r>
+    </w:p>
+    <w:p>
+      <w:pPr>
+        <w:pStyle w:val="Paragraphedeliste"/>
+        <w:numPr>
+          <w:ilvl w:val="2"/>
+          <w:numId w:val="1"/>
+        </w:numPr>
+        <w:spacing w:after="0"/>
+        <w:jc w:val="both"/>
+        <w:rPr>
+          <w:rFonts w:ascii="Times New Roman" w:hAnsi="Times New Roman" w:cs="Times New Roman"/>
+          <w:lang w:val="fr-FR"/>
+        </w:rPr>
+      </w:pPr>
+      <w:r>
+        <w:rPr>
+          <w:rFonts w:ascii="Times New Roman" w:hAnsi="Times New Roman" w:cs="Times New Roman"/>
+          <w:lang w:val="fr-FR"/>
+        </w:rPr>
+        <w:t xml:space="preserve"> Spécification des besoins : ………………</w:t>
+      </w:r>
+      <w:r>
+        <w:rPr>
+          <w:rFonts w:ascii="Times New Roman" w:hAnsi="Times New Roman" w:cs="Times New Roman"/>
+          <w:lang w:val="fr-FR"/>
+        </w:rPr>
+        <w:t>…………………</w:t>
+      </w:r>
+      <w:r>
+        <w:rPr>
+          <w:rFonts w:ascii="Times New Roman" w:hAnsi="Times New Roman" w:cs="Times New Roman"/>
+          <w:lang w:val="fr-FR"/>
+        </w:rPr>
+        <w:t>………</w:t>
+      </w:r>
+      <w:r>
+        <w:rPr>
+          <w:rFonts w:ascii="Times New Roman" w:hAnsi="Times New Roman" w:cs="Times New Roman"/>
+          <w:lang w:val="fr-FR"/>
+        </w:rPr>
+        <w:t>……</w:t>
+      </w:r>
+      <w:r>
+        <w:rPr>
+          <w:rFonts w:ascii="Times New Roman" w:hAnsi="Times New Roman" w:cs="Times New Roman"/>
+          <w:lang w:val="fr-FR"/>
+        </w:rPr>
+        <w:t>.</w:t>
+      </w:r>
+    </w:p>
+    <w:p>
+      <w:pPr>
+        <w:pStyle w:val="Paragraphedeliste"/>
+        <w:numPr>
+          <w:ilvl w:val="2"/>
+          <w:numId w:val="1"/>
+        </w:numPr>
+        <w:spacing w:after="0"/>
+        <w:jc w:val="both"/>
+        <w:rPr>
+          <w:rFonts w:ascii="Times New Roman" w:hAnsi="Times New Roman" w:cs="Times New Roman"/>
+          <w:lang w:val="fr-FR"/>
+        </w:rPr>
+      </w:pPr>
+      <w:r>
+        <w:rPr>
+          <w:rFonts w:ascii="Times New Roman" w:hAnsi="Times New Roman" w:cs="Times New Roman"/>
+          <w:lang w:val="fr-FR"/>
+        </w:rPr>
+        <w:t xml:space="preserve"> Gestion des Utilisateurs et Rôles : ………</w:t>
+      </w:r>
+      <w:r>
+        <w:rPr>
+          <w:rFonts w:ascii="Times New Roman" w:hAnsi="Times New Roman" w:cs="Times New Roman"/>
+          <w:lang w:val="fr-FR"/>
+        </w:rPr>
+        <w:t>……………………</w:t>
+      </w:r>
+      <w:r>
+        <w:rPr>
+          <w:rFonts w:ascii="Times New Roman" w:hAnsi="Times New Roman" w:cs="Times New Roman"/>
+          <w:lang w:val="fr-FR"/>
+        </w:rPr>
+        <w:t>……</w:t>
+      </w:r>
+      <w:r>
+        <w:rPr>
+          <w:rFonts w:ascii="Times New Roman" w:hAnsi="Times New Roman" w:cs="Times New Roman"/>
+          <w:lang w:val="fr-FR"/>
+        </w:rPr>
+        <w:t>……</w:t>
+      </w:r>
+      <w:r>
+        <w:rPr>
+          <w:rFonts w:ascii="Times New Roman" w:hAnsi="Times New Roman" w:cs="Times New Roman"/>
+          <w:lang w:val="fr-FR"/>
+        </w:rPr>
+        <w:t>.</w:t>
+      </w:r>
+    </w:p>
+    <w:p>
+      <w:pPr>
+        <w:pStyle w:val="Paragraphedeliste"/>
+        <w:numPr>
+          <w:ilvl w:val="1"/>
+          <w:numId w:val="1"/>
+        </w:numPr>
+        <w:spacing w:after="0"/>
+        <w:jc w:val="both"/>
+        <w:rPr>
+          <w:rFonts w:ascii="Times New Roman" w:hAnsi="Times New Roman" w:cs="Times New Roman"/>
+          <w:lang w:val="fr-FR"/>
+        </w:rPr>
+      </w:pPr>
+      <w:r>
+        <w:rPr>
+          <w:rFonts w:ascii="Times New Roman" w:hAnsi="Times New Roman" w:cs="Times New Roman"/>
+          <w:lang w:val="fr-FR"/>
+        </w:rPr>
+        <w:t>Gestions des Projets : ………………………</w:t>
+      </w:r>
+      <w:r>
+        <w:rPr>
+          <w:rFonts w:ascii="Times New Roman" w:hAnsi="Times New Roman" w:cs="Times New Roman"/>
+          <w:lang w:val="fr-FR"/>
+        </w:rPr>
+        <w:t>…………………………</w:t>
+      </w:r>
+      <w:r>
+        <w:rPr>
+          <w:rFonts w:ascii="Times New Roman" w:hAnsi="Times New Roman" w:cs="Times New Roman"/>
+          <w:lang w:val="fr-FR"/>
+        </w:rPr>
+        <w:t>…………...</w:t>
+      </w:r>
+    </w:p>
+    <w:p>
+      <w:pPr>
+        <w:pStyle w:val="Paragraphedeliste"/>
+        <w:numPr>
+          <w:ilvl w:val="2"/>
+          <w:numId w:val="1"/>
+        </w:numPr>
+        <w:spacing w:after="0"/>
+        <w:jc w:val="both"/>
+        <w:rPr>
+          <w:rFonts w:ascii="Times New Roman" w:hAnsi="Times New Roman" w:cs="Times New Roman"/>
+          <w:lang w:val="fr-FR"/>
+        </w:rPr>
+      </w:pPr>
+      <w:r>
+        <w:rPr>
+          <w:rFonts w:ascii="Times New Roman" w:hAnsi="Times New Roman" w:cs="Times New Roman"/>
+          <w:lang w:val="fr-FR"/>
+        </w:rPr>
+        <w:t xml:space="preserve"> </w:t>
+      </w:r>
+      <w:r>
+        <w:rPr>
+          <w:rFonts w:ascii="Times New Roman" w:hAnsi="Times New Roman" w:cs="Times New Roman"/>
+          <w:lang w:val="fr-FR"/>
+        </w:rPr>
+        <w:t>Gestion des tâches : ………………………</w:t>
+      </w:r>
+      <w:r>
+        <w:rPr>
+          <w:rFonts w:ascii="Times New Roman" w:hAnsi="Times New Roman" w:cs="Times New Roman"/>
+          <w:lang w:val="fr-FR"/>
+        </w:rPr>
+        <w:t>…………………</w:t>
+      </w:r>
+      <w:r>
+        <w:rPr>
+          <w:rFonts w:ascii="Times New Roman" w:hAnsi="Times New Roman" w:cs="Times New Roman"/>
+          <w:lang w:val="fr-FR"/>
+        </w:rPr>
+        <w:t>…………….</w:t>
+      </w:r>
+    </w:p>
+    <w:p>
+      <w:pPr>
+        <w:pStyle w:val="Paragraphedeliste"/>
+        <w:numPr>
+          <w:ilvl w:val="2"/>
+          <w:numId w:val="1"/>
+        </w:numPr>
+        <w:spacing w:after="0"/>
+        <w:jc w:val="both"/>
+        <w:rPr>
+          <w:rFonts w:ascii="Times New Roman" w:hAnsi="Times New Roman" w:cs="Times New Roman"/>
+          <w:lang w:val="fr-FR"/>
+        </w:rPr>
+      </w:pPr>
+      <w:r>
+        <w:rPr>
+          <w:rFonts w:ascii="Times New Roman" w:hAnsi="Times New Roman" w:cs="Times New Roman"/>
+          <w:lang w:val="fr-FR"/>
+        </w:rPr>
+        <w:t xml:space="preserve"> </w:t>
+      </w:r>
+      <w:r>
+        <w:rPr>
+          <w:rFonts w:ascii="Times New Roman" w:hAnsi="Times New Roman" w:cs="Times New Roman"/>
+          <w:lang w:val="fr-FR"/>
+        </w:rPr>
+        <w:t>Visualisation des projets</w:t>
+      </w:r>
+      <w:r>
+        <w:rPr>
+          <w:rFonts w:ascii="Times New Roman" w:hAnsi="Times New Roman" w:cs="Times New Roman"/>
+          <w:lang w:val="fr-FR"/>
+        </w:rPr>
+        <w:t> : ……………………………………</w:t>
+      </w:r>
+      <w:r>
+        <w:rPr>
+          <w:rFonts w:ascii="Times New Roman" w:hAnsi="Times New Roman" w:cs="Times New Roman"/>
+          <w:lang w:val="fr-FR"/>
+        </w:rPr>
+        <w:t>……………</w:t>
+      </w:r>
+    </w:p>
+    <w:p>
+      <w:pPr>
+        <w:pStyle w:val="Titre4"/>
+        <w:jc w:val="both"/>
         <w:rPr>
           <w:rStyle w:val="lev"/>
           <w:rFonts w:ascii="Times New Roman" w:hAnsi="Times New Roman" w:cs="Times New Roman"/>
@@ -1740,37 +2094,901 @@
           <w:color w:val="000000" w:themeColor="text1"/>
           <w:lang w:val="fr-FR"/>
         </w:rPr>
-        <w:t xml:space="preserve">……………………………………….… </w:t>
-      </w:r>
-    </w:p>
-    <w:p>
-      <w:pPr>
-        <w:rPr>
-          <w:lang w:val="fr-FR"/>
-        </w:rPr>
-      </w:pPr>
-    </w:p>
-    <w:p>
-      <w:pPr>
+      </w:pPr>
+      <w:r>
         <w:rPr>
           <w:rFonts w:ascii="Times New Roman" w:hAnsi="Times New Roman" w:cs="Times New Roman"/>
           <w:sz w:val="24"/>
           <w:szCs w:val="24"/>
           <w:lang w:val="fr-FR"/>
         </w:rPr>
-      </w:pPr>
-      <w:r>
-        <w:rPr>
-          <w:rFonts w:ascii="Times New Roman" w:hAnsi="Times New Roman" w:cs="Times New Roman"/>
+        <w:t xml:space="preserve">    </w:t>
+      </w:r>
+      <w:r>
+        <w:rPr>
+          <w:rFonts w:ascii="Times New Roman" w:hAnsi="Times New Roman" w:cs="Times New Roman"/>
+          <w:b w:val="0"/>
+          <w:i w:val="0"/>
+          <w:color w:val="000000" w:themeColor="text1"/>
           <w:sz w:val="24"/>
           <w:szCs w:val="24"/>
           <w:lang w:val="fr-FR"/>
         </w:rPr>
+        <w:t>Chapitre</w:t>
+      </w:r>
+      <w:r>
+        <w:rPr>
+          <w:rFonts w:ascii="Times New Roman" w:hAnsi="Times New Roman" w:cs="Times New Roman"/>
+          <w:b w:val="0"/>
+          <w:i w:val="0"/>
+          <w:color w:val="000000" w:themeColor="text1"/>
+          <w:sz w:val="24"/>
+          <w:szCs w:val="24"/>
+          <w:lang w:val="fr-FR"/>
+        </w:rPr>
+        <w:t xml:space="preserve"> 2 : </w:t>
+      </w:r>
+      <w:r>
+        <w:rPr>
+          <w:rStyle w:val="lev"/>
+          <w:rFonts w:ascii="Times New Roman" w:hAnsi="Times New Roman" w:cs="Times New Roman"/>
+          <w:i w:val="0"/>
+          <w:color w:val="000000" w:themeColor="text1"/>
+          <w:lang w:val="fr-FR"/>
+        </w:rPr>
+        <w:t xml:space="preserve"> </w:t>
+      </w:r>
+      <w:r>
+        <w:rPr>
+          <w:rStyle w:val="lev"/>
+          <w:rFonts w:ascii="Times New Roman" w:hAnsi="Times New Roman" w:cs="Times New Roman"/>
+          <w:i w:val="0"/>
+          <w:color w:val="000000" w:themeColor="text1"/>
+          <w:lang w:val="fr-FR"/>
+        </w:rPr>
+        <w:t>……</w:t>
+      </w:r>
+      <w:r>
+        <w:rPr>
+          <w:rStyle w:val="lev"/>
+          <w:rFonts w:ascii="Times New Roman" w:hAnsi="Times New Roman" w:cs="Times New Roman"/>
+          <w:i w:val="0"/>
+          <w:color w:val="000000" w:themeColor="text1"/>
+          <w:lang w:val="fr-FR"/>
+        </w:rPr>
+        <w:t>…………………………………</w:t>
+      </w:r>
+      <w:r>
+        <w:rPr>
+          <w:rStyle w:val="lev"/>
+          <w:rFonts w:ascii="Times New Roman" w:hAnsi="Times New Roman" w:cs="Times New Roman"/>
+          <w:i w:val="0"/>
+          <w:color w:val="000000" w:themeColor="text1"/>
+          <w:lang w:val="fr-FR"/>
+        </w:rPr>
+        <w:t>……</w:t>
+      </w:r>
+      <w:r>
+        <w:rPr>
+          <w:rStyle w:val="lev"/>
+          <w:rFonts w:ascii="Times New Roman" w:hAnsi="Times New Roman" w:cs="Times New Roman"/>
+          <w:i w:val="0"/>
+          <w:color w:val="000000" w:themeColor="text1"/>
+          <w:lang w:val="fr-FR"/>
+        </w:rPr>
+        <w:t xml:space="preserve">… </w:t>
+      </w:r>
+      <w:r>
+        <w:rPr>
+          <w:rStyle w:val="lev"/>
+          <w:rFonts w:ascii="Times New Roman" w:hAnsi="Times New Roman" w:cs="Times New Roman"/>
+          <w:i w:val="0"/>
+          <w:color w:val="000000" w:themeColor="text1"/>
+          <w:lang w:val="fr-FR"/>
+        </w:rPr>
+        <w:t>………………</w:t>
+      </w:r>
+      <w:r>
+        <w:rPr>
+          <w:rStyle w:val="lev"/>
+          <w:rFonts w:ascii="Times New Roman" w:hAnsi="Times New Roman" w:cs="Times New Roman"/>
+          <w:i w:val="0"/>
+          <w:color w:val="000000" w:themeColor="text1"/>
+          <w:lang w:val="fr-FR"/>
+        </w:rPr>
+        <w:t>……</w:t>
+      </w:r>
+      <w:r>
+        <w:rPr>
+          <w:rStyle w:val="lev"/>
+          <w:rFonts w:ascii="Times New Roman" w:hAnsi="Times New Roman" w:cs="Times New Roman"/>
+          <w:i w:val="0"/>
+          <w:color w:val="000000" w:themeColor="text1"/>
+          <w:lang w:val="fr-FR"/>
+        </w:rPr>
+        <w:t>……</w:t>
+      </w:r>
+      <w:r>
+        <w:rPr>
+          <w:rStyle w:val="lev"/>
+          <w:rFonts w:ascii="Times New Roman" w:hAnsi="Times New Roman" w:cs="Times New Roman"/>
+          <w:i w:val="0"/>
+          <w:color w:val="000000" w:themeColor="text1"/>
+          <w:lang w:val="fr-FR"/>
+        </w:rPr>
+        <w:t>.</w:t>
+      </w:r>
+    </w:p>
+    <w:p>
+      <w:pPr>
+        <w:pStyle w:val="Paragraphedeliste"/>
+        <w:numPr>
+          <w:ilvl w:val="1"/>
+          <w:numId w:val="5"/>
+        </w:numPr>
+        <w:rPr>
+          <w:rFonts w:ascii="Times New Roman" w:hAnsi="Times New Roman" w:cs="Times New Roman"/>
+          <w:lang w:val="fr-FR"/>
+        </w:rPr>
+      </w:pPr>
+      <w:r>
+        <w:rPr>
+          <w:rFonts w:ascii="Times New Roman" w:hAnsi="Times New Roman" w:cs="Times New Roman"/>
+          <w:lang w:val="fr-FR"/>
+        </w:rPr>
+        <w:t>Architecture générale de l’application : ……………</w:t>
+      </w:r>
+      <w:r>
+        <w:rPr>
+          <w:rFonts w:ascii="Times New Roman" w:hAnsi="Times New Roman" w:cs="Times New Roman"/>
+          <w:lang w:val="fr-FR"/>
+        </w:rPr>
+        <w:t>…</w:t>
+      </w:r>
+      <w:r>
+        <w:rPr>
+          <w:rFonts w:ascii="Times New Roman" w:hAnsi="Times New Roman" w:cs="Times New Roman"/>
+          <w:lang w:val="fr-FR"/>
+        </w:rPr>
+        <w:t>……</w:t>
+      </w:r>
+      <w:r>
+        <w:rPr>
+          <w:rFonts w:ascii="Times New Roman" w:hAnsi="Times New Roman" w:cs="Times New Roman"/>
+          <w:lang w:val="fr-FR"/>
+        </w:rPr>
+        <w:t>……</w:t>
+      </w:r>
+      <w:r>
+        <w:rPr>
+          <w:rFonts w:ascii="Times New Roman" w:hAnsi="Times New Roman" w:cs="Times New Roman"/>
+          <w:lang w:val="fr-FR"/>
+        </w:rPr>
+        <w:t>………………….</w:t>
+      </w:r>
+    </w:p>
+    <w:p>
+      <w:pPr>
+        <w:pStyle w:val="Paragraphedeliste"/>
+        <w:numPr>
+          <w:ilvl w:val="2"/>
+          <w:numId w:val="5"/>
+        </w:numPr>
+        <w:rPr>
+          <w:rFonts w:ascii="Times New Roman" w:hAnsi="Times New Roman" w:cs="Times New Roman"/>
+          <w:lang w:val="fr-FR"/>
+        </w:rPr>
+      </w:pPr>
+      <w:r>
+        <w:rPr>
+          <w:rFonts w:ascii="Times New Roman" w:hAnsi="Times New Roman" w:cs="Times New Roman"/>
+          <w:lang w:val="fr-FR"/>
+        </w:rPr>
+        <w:t xml:space="preserve"> Modèle d’architecture : ………</w:t>
+      </w:r>
+      <w:r>
+        <w:rPr>
+          <w:rFonts w:ascii="Times New Roman" w:hAnsi="Times New Roman" w:cs="Times New Roman"/>
+          <w:lang w:val="fr-FR"/>
+        </w:rPr>
+        <w:t>…………………………</w:t>
+      </w:r>
+      <w:r>
+        <w:rPr>
+          <w:rFonts w:ascii="Times New Roman" w:hAnsi="Times New Roman" w:cs="Times New Roman"/>
+          <w:lang w:val="fr-FR"/>
+        </w:rPr>
+        <w:t>………………….</w:t>
+      </w:r>
+    </w:p>
+    <w:p>
+      <w:pPr>
+        <w:pStyle w:val="Paragraphedeliste"/>
+        <w:numPr>
+          <w:ilvl w:val="2"/>
+          <w:numId w:val="5"/>
+        </w:numPr>
+        <w:rPr>
+          <w:rFonts w:ascii="Times New Roman" w:hAnsi="Times New Roman" w:cs="Times New Roman"/>
+          <w:lang w:val="fr-FR"/>
+        </w:rPr>
+      </w:pPr>
+      <w:r>
+        <w:rPr>
+          <w:rFonts w:ascii="Times New Roman" w:hAnsi="Times New Roman" w:cs="Times New Roman"/>
+          <w:lang w:val="fr-FR"/>
+        </w:rPr>
+        <w:t xml:space="preserve"> Choix des technologies : ……</w:t>
+      </w:r>
+      <w:r>
+        <w:rPr>
+          <w:rFonts w:ascii="Times New Roman" w:hAnsi="Times New Roman" w:cs="Times New Roman"/>
+          <w:lang w:val="fr-FR"/>
+        </w:rPr>
+        <w:t>………………………</w:t>
+      </w:r>
+      <w:r>
+        <w:rPr>
+          <w:rFonts w:ascii="Times New Roman" w:hAnsi="Times New Roman" w:cs="Times New Roman"/>
+          <w:lang w:val="fr-FR"/>
+        </w:rPr>
+        <w:t>……………………</w:t>
+      </w:r>
+      <w:r>
+        <w:rPr>
+          <w:rFonts w:ascii="Times New Roman" w:hAnsi="Times New Roman" w:cs="Times New Roman"/>
+          <w:lang w:val="fr-FR"/>
+        </w:rPr>
+        <w:t>…</w:t>
+      </w:r>
+    </w:p>
+    <w:p>
+      <w:pPr>
+        <w:pStyle w:val="Paragraphedeliste"/>
+        <w:numPr>
+          <w:ilvl w:val="1"/>
+          <w:numId w:val="5"/>
+        </w:numPr>
+        <w:rPr>
+          <w:rFonts w:ascii="Times New Roman" w:hAnsi="Times New Roman" w:cs="Times New Roman"/>
+          <w:lang w:val="fr-FR"/>
+        </w:rPr>
+      </w:pPr>
+      <w:r>
+        <w:rPr>
+          <w:rFonts w:ascii="Times New Roman" w:hAnsi="Times New Roman" w:cs="Times New Roman"/>
+          <w:lang w:val="fr-FR"/>
+        </w:rPr>
+        <w:t>Conception détaillé de l’Application : …</w:t>
+      </w:r>
+      <w:r>
+        <w:rPr>
+          <w:rFonts w:ascii="Times New Roman" w:hAnsi="Times New Roman" w:cs="Times New Roman"/>
+          <w:lang w:val="fr-FR"/>
+        </w:rPr>
+        <w:t>…………………………………</w:t>
+      </w:r>
+      <w:r>
+        <w:rPr>
+          <w:rFonts w:ascii="Times New Roman" w:hAnsi="Times New Roman" w:cs="Times New Roman"/>
+          <w:lang w:val="fr-FR"/>
+        </w:rPr>
+        <w:t>……</w:t>
+      </w:r>
+      <w:r>
+        <w:rPr>
+          <w:rFonts w:ascii="Times New Roman" w:hAnsi="Times New Roman" w:cs="Times New Roman"/>
+          <w:lang w:val="fr-FR"/>
+        </w:rPr>
+        <w:t>……</w:t>
+      </w:r>
+      <w:r>
+        <w:rPr>
+          <w:rFonts w:ascii="Times New Roman" w:hAnsi="Times New Roman" w:cs="Times New Roman"/>
+          <w:lang w:val="fr-FR"/>
+        </w:rPr>
+        <w:t>.</w:t>
+      </w:r>
+    </w:p>
+    <w:p>
+      <w:pPr>
+        <w:pStyle w:val="Paragraphedeliste"/>
+        <w:numPr>
+          <w:ilvl w:val="2"/>
+          <w:numId w:val="5"/>
+        </w:numPr>
+        <w:rPr>
+          <w:rFonts w:ascii="Times New Roman" w:hAnsi="Times New Roman" w:cs="Times New Roman"/>
+          <w:lang w:val="fr-FR"/>
+        </w:rPr>
+      </w:pPr>
+      <w:r>
+        <w:rPr>
+          <w:rFonts w:ascii="Times New Roman" w:hAnsi="Times New Roman" w:cs="Times New Roman"/>
+          <w:lang w:val="fr-FR"/>
+        </w:rPr>
+        <w:t xml:space="preserve"> Modélisation de la base de données : …</w:t>
+      </w:r>
+      <w:r>
+        <w:rPr>
+          <w:rFonts w:ascii="Times New Roman" w:hAnsi="Times New Roman" w:cs="Times New Roman"/>
+          <w:lang w:val="fr-FR"/>
+        </w:rPr>
+        <w:t>……………………</w:t>
+      </w:r>
+      <w:r>
+        <w:rPr>
+          <w:rFonts w:ascii="Times New Roman" w:hAnsi="Times New Roman" w:cs="Times New Roman"/>
+          <w:lang w:val="fr-FR"/>
+        </w:rPr>
+        <w:t>……………….</w:t>
+      </w:r>
+    </w:p>
+    <w:p>
+      <w:pPr>
+        <w:pStyle w:val="Paragraphedeliste"/>
+        <w:numPr>
+          <w:ilvl w:val="2"/>
+          <w:numId w:val="5"/>
+        </w:numPr>
+        <w:rPr>
+          <w:rFonts w:ascii="Times New Roman" w:hAnsi="Times New Roman" w:cs="Times New Roman"/>
+          <w:lang w:val="fr-FR"/>
+        </w:rPr>
+      </w:pPr>
+      <w:r>
+        <w:rPr>
+          <w:rFonts w:ascii="Times New Roman" w:hAnsi="Times New Roman" w:cs="Times New Roman"/>
+          <w:lang w:val="fr-FR"/>
+        </w:rPr>
+        <w:t xml:space="preserve"> Conception de l’Interface graphique</w:t>
+      </w:r>
+      <w:r>
+        <w:rPr>
+          <w:rFonts w:ascii="Times New Roman" w:hAnsi="Times New Roman" w:cs="Times New Roman"/>
+          <w:lang w:val="fr-FR"/>
+        </w:rPr>
+        <w:t> : ……</w:t>
+      </w:r>
+      <w:r>
+        <w:rPr>
+          <w:rFonts w:ascii="Times New Roman" w:hAnsi="Times New Roman" w:cs="Times New Roman"/>
+          <w:lang w:val="fr-FR"/>
+        </w:rPr>
+        <w:t>…</w:t>
+      </w:r>
+      <w:r>
+        <w:rPr>
+          <w:rFonts w:ascii="Times New Roman" w:hAnsi="Times New Roman" w:cs="Times New Roman"/>
+          <w:lang w:val="fr-FR"/>
+        </w:rPr>
+        <w:t>………………</w:t>
+      </w:r>
+      <w:r>
+        <w:rPr>
+          <w:rFonts w:ascii="Times New Roman" w:hAnsi="Times New Roman" w:cs="Times New Roman"/>
+          <w:lang w:val="fr-FR"/>
+        </w:rPr>
+        <w:t>……………….</w:t>
+      </w:r>
+    </w:p>
+    <w:p>
+      <w:pPr>
+        <w:pStyle w:val="Paragraphedeliste"/>
+        <w:numPr>
+          <w:ilvl w:val="1"/>
+          <w:numId w:val="5"/>
+        </w:numPr>
+        <w:rPr>
+          <w:rFonts w:ascii="Times New Roman" w:hAnsi="Times New Roman" w:cs="Times New Roman"/>
+          <w:lang w:val="fr-FR"/>
+        </w:rPr>
+      </w:pPr>
+      <w:r>
+        <w:rPr>
+          <w:rFonts w:ascii="Times New Roman" w:hAnsi="Times New Roman" w:cs="Times New Roman"/>
+          <w:lang w:val="fr-FR"/>
+        </w:rPr>
+        <w:t>Conception des API</w:t>
+      </w:r>
+      <w:r>
+        <w:rPr>
+          <w:rFonts w:ascii="Times New Roman" w:hAnsi="Times New Roman" w:cs="Times New Roman"/>
+          <w:lang w:val="fr-FR"/>
+        </w:rPr>
+        <w:t> : ………………………</w:t>
+      </w:r>
+      <w:r>
+        <w:rPr>
+          <w:rFonts w:ascii="Times New Roman" w:hAnsi="Times New Roman" w:cs="Times New Roman"/>
+          <w:lang w:val="fr-FR"/>
+        </w:rPr>
+        <w:t>………</w:t>
+      </w:r>
+      <w:r>
+        <w:rPr>
+          <w:rFonts w:ascii="Times New Roman" w:hAnsi="Times New Roman" w:cs="Times New Roman"/>
+          <w:lang w:val="fr-FR"/>
+        </w:rPr>
+        <w:t>………………………………</w:t>
+      </w:r>
+      <w:r>
+        <w:rPr>
+          <w:rFonts w:ascii="Times New Roman" w:hAnsi="Times New Roman" w:cs="Times New Roman"/>
+          <w:lang w:val="fr-FR"/>
+        </w:rPr>
+        <w:t>….</w:t>
+      </w:r>
+    </w:p>
+    <w:p>
+      <w:pPr>
+        <w:pStyle w:val="Titre4"/>
+        <w:rPr>
+          <w:rStyle w:val="lev"/>
+          <w:rFonts w:ascii="Times New Roman" w:hAnsi="Times New Roman" w:cs="Times New Roman"/>
+          <w:i w:val="0"/>
+          <w:color w:val="000000" w:themeColor="text1"/>
+          <w:lang w:val="fr-FR"/>
+        </w:rPr>
+      </w:pPr>
+      <w:r>
+        <w:rPr>
+          <w:rFonts w:ascii="Times New Roman" w:hAnsi="Times New Roman" w:cs="Times New Roman"/>
+          <w:lang w:val="fr-FR"/>
+        </w:rPr>
+        <w:t xml:space="preserve">  </w:t>
+      </w:r>
+      <w:r>
+        <w:rPr>
+          <w:rFonts w:ascii="Times New Roman" w:hAnsi="Times New Roman" w:cs="Times New Roman"/>
+          <w:sz w:val="24"/>
+          <w:szCs w:val="24"/>
+          <w:lang w:val="fr-FR"/>
+        </w:rPr>
+        <w:t xml:space="preserve">  </w:t>
+      </w:r>
+      <w:r>
+        <w:rPr>
+          <w:rFonts w:ascii="Times New Roman" w:hAnsi="Times New Roman" w:cs="Times New Roman"/>
+          <w:b w:val="0"/>
+          <w:i w:val="0"/>
+          <w:color w:val="000000" w:themeColor="text1"/>
+          <w:sz w:val="24"/>
+          <w:szCs w:val="24"/>
+          <w:lang w:val="fr-FR"/>
+        </w:rPr>
+        <w:t>C</w:t>
+      </w:r>
+      <w:r>
+        <w:rPr>
+          <w:rFonts w:ascii="Times New Roman" w:hAnsi="Times New Roman" w:cs="Times New Roman"/>
+          <w:b w:val="0"/>
+          <w:i w:val="0"/>
+          <w:color w:val="000000" w:themeColor="text1"/>
+          <w:sz w:val="24"/>
+          <w:szCs w:val="24"/>
+          <w:lang w:val="fr-FR"/>
+        </w:rPr>
+        <w:t>hapitre</w:t>
+      </w:r>
+      <w:r>
+        <w:rPr>
+          <w:rFonts w:ascii="Times New Roman" w:hAnsi="Times New Roman" w:cs="Times New Roman"/>
+          <w:b w:val="0"/>
+          <w:i w:val="0"/>
+          <w:color w:val="000000" w:themeColor="text1"/>
+          <w:sz w:val="24"/>
+          <w:szCs w:val="24"/>
+          <w:lang w:val="fr-FR"/>
+        </w:rPr>
+        <w:t xml:space="preserve"> </w:t>
+      </w:r>
+      <w:r>
+        <w:rPr>
+          <w:rFonts w:ascii="Times New Roman" w:hAnsi="Times New Roman" w:cs="Times New Roman"/>
+          <w:b w:val="0"/>
+          <w:i w:val="0"/>
+          <w:color w:val="000000" w:themeColor="text1"/>
+          <w:sz w:val="24"/>
+          <w:szCs w:val="24"/>
+          <w:lang w:val="fr-FR"/>
+        </w:rPr>
+        <w:t>3</w:t>
+      </w:r>
+      <w:r>
+        <w:rPr>
+          <w:rFonts w:ascii="Times New Roman" w:hAnsi="Times New Roman" w:cs="Times New Roman"/>
+          <w:b w:val="0"/>
+          <w:i w:val="0"/>
+          <w:color w:val="000000" w:themeColor="text1"/>
+          <w:sz w:val="24"/>
+          <w:szCs w:val="24"/>
+          <w:lang w:val="fr-FR"/>
+        </w:rPr>
+        <w:t xml:space="preserve"> : </w:t>
+      </w:r>
+      <w:r>
+        <w:rPr>
+          <w:rStyle w:val="lev"/>
+          <w:rFonts w:ascii="Times New Roman" w:hAnsi="Times New Roman" w:cs="Times New Roman"/>
+          <w:i w:val="0"/>
+          <w:color w:val="000000" w:themeColor="text1"/>
+          <w:lang w:val="fr-FR"/>
+        </w:rPr>
+        <w:t xml:space="preserve"> </w:t>
+      </w:r>
+      <w:r>
+        <w:rPr>
+          <w:rStyle w:val="lev"/>
+          <w:rFonts w:ascii="Times New Roman" w:hAnsi="Times New Roman" w:cs="Times New Roman"/>
+          <w:i w:val="0"/>
+          <w:color w:val="000000" w:themeColor="text1"/>
+          <w:lang w:val="fr-FR"/>
+        </w:rPr>
+        <w:t>……</w:t>
+      </w:r>
+      <w:r>
+        <w:rPr>
+          <w:rStyle w:val="lev"/>
+          <w:rFonts w:ascii="Times New Roman" w:hAnsi="Times New Roman" w:cs="Times New Roman"/>
+          <w:i w:val="0"/>
+          <w:color w:val="000000" w:themeColor="text1"/>
+          <w:lang w:val="fr-FR"/>
+        </w:rPr>
+        <w:t>……………</w:t>
+      </w:r>
+      <w:r>
+        <w:rPr>
+          <w:rStyle w:val="lev"/>
+          <w:rFonts w:ascii="Times New Roman" w:hAnsi="Times New Roman" w:cs="Times New Roman"/>
+          <w:i w:val="0"/>
+          <w:color w:val="000000" w:themeColor="text1"/>
+          <w:lang w:val="fr-FR"/>
+        </w:rPr>
+        <w:t>………………………………………</w:t>
+      </w:r>
+      <w:r>
+        <w:rPr>
+          <w:rStyle w:val="lev"/>
+          <w:rFonts w:ascii="Times New Roman" w:hAnsi="Times New Roman" w:cs="Times New Roman"/>
+          <w:i w:val="0"/>
+          <w:color w:val="000000" w:themeColor="text1"/>
+          <w:lang w:val="fr-FR"/>
+        </w:rPr>
+        <w:t>……</w:t>
+      </w:r>
+      <w:r>
+        <w:rPr>
+          <w:rStyle w:val="lev"/>
+          <w:rFonts w:ascii="Times New Roman" w:hAnsi="Times New Roman" w:cs="Times New Roman"/>
+          <w:i w:val="0"/>
+          <w:color w:val="000000" w:themeColor="text1"/>
+          <w:lang w:val="fr-FR"/>
+        </w:rPr>
+        <w:t>……</w:t>
+      </w:r>
+      <w:r>
+        <w:rPr>
+          <w:rStyle w:val="lev"/>
+          <w:rFonts w:ascii="Times New Roman" w:hAnsi="Times New Roman" w:cs="Times New Roman"/>
+          <w:i w:val="0"/>
+          <w:color w:val="000000" w:themeColor="text1"/>
+          <w:lang w:val="fr-FR"/>
+        </w:rPr>
+        <w:t>……….</w:t>
+      </w:r>
+    </w:p>
+    <w:p>
+      <w:pPr>
+        <w:pStyle w:val="Paragraphedeliste"/>
+        <w:numPr>
+          <w:ilvl w:val="1"/>
+          <w:numId w:val="11"/>
+        </w:numPr>
+        <w:rPr>
+          <w:rFonts w:ascii="Times New Roman" w:hAnsi="Times New Roman" w:cs="Times New Roman"/>
+          <w:lang w:val="fr-FR"/>
+        </w:rPr>
+      </w:pPr>
+      <w:r>
+        <w:rPr>
+          <w:rFonts w:ascii="Times New Roman" w:hAnsi="Times New Roman" w:cs="Times New Roman"/>
+          <w:lang w:val="fr-FR"/>
+        </w:rPr>
+        <w:t>Environnement de Développement : ……………………………………………</w:t>
+      </w:r>
+      <w:r>
+        <w:rPr>
+          <w:rFonts w:ascii="Times New Roman" w:hAnsi="Times New Roman" w:cs="Times New Roman"/>
+          <w:lang w:val="fr-FR"/>
+        </w:rPr>
+        <w:t>……</w:t>
+      </w:r>
+      <w:r>
+        <w:rPr>
+          <w:rFonts w:ascii="Times New Roman" w:hAnsi="Times New Roman" w:cs="Times New Roman"/>
+          <w:lang w:val="fr-FR"/>
+        </w:rPr>
+        <w:t>.</w:t>
+      </w:r>
+    </w:p>
+    <w:p>
+      <w:pPr>
+        <w:pStyle w:val="Paragraphedeliste"/>
+        <w:numPr>
+          <w:ilvl w:val="2"/>
+          <w:numId w:val="11"/>
+        </w:numPr>
+        <w:rPr>
+          <w:rFonts w:ascii="Times New Roman" w:hAnsi="Times New Roman" w:cs="Times New Roman"/>
+          <w:lang w:val="fr-FR"/>
+        </w:rPr>
+      </w:pPr>
+      <w:r>
+        <w:rPr>
+          <w:rFonts w:ascii="Times New Roman" w:hAnsi="Times New Roman" w:cs="Times New Roman"/>
+          <w:lang w:val="fr-FR"/>
+        </w:rPr>
+        <w:t xml:space="preserve"> Description de l’environnement : ………………………………</w:t>
+      </w:r>
+      <w:r>
+        <w:rPr>
+          <w:rFonts w:ascii="Times New Roman" w:hAnsi="Times New Roman" w:cs="Times New Roman"/>
+          <w:lang w:val="fr-FR"/>
+        </w:rPr>
+        <w:t>………</w:t>
+      </w:r>
+      <w:r>
+        <w:rPr>
+          <w:rFonts w:ascii="Times New Roman" w:hAnsi="Times New Roman" w:cs="Times New Roman"/>
+          <w:lang w:val="fr-FR"/>
+        </w:rPr>
+        <w:t>……</w:t>
+      </w:r>
+      <w:r>
+        <w:rPr>
+          <w:rFonts w:ascii="Times New Roman" w:hAnsi="Times New Roman" w:cs="Times New Roman"/>
+          <w:lang w:val="fr-FR"/>
+        </w:rPr>
+        <w:t>.</w:t>
+      </w:r>
+    </w:p>
+    <w:p>
+      <w:pPr>
+        <w:pStyle w:val="Paragraphedeliste"/>
+        <w:numPr>
+          <w:ilvl w:val="2"/>
+          <w:numId w:val="11"/>
+        </w:numPr>
+        <w:rPr>
+          <w:rFonts w:ascii="Times New Roman" w:hAnsi="Times New Roman" w:cs="Times New Roman"/>
+          <w:lang w:val="fr-FR"/>
+        </w:rPr>
+      </w:pPr>
+      <w:r>
+        <w:rPr>
+          <w:rFonts w:ascii="Times New Roman" w:hAnsi="Times New Roman" w:cs="Times New Roman"/>
+          <w:lang w:val="fr-FR"/>
+        </w:rPr>
+        <w:t>Gestion du code source : ……………………</w:t>
+      </w:r>
+      <w:r>
+        <w:rPr>
+          <w:rFonts w:ascii="Times New Roman" w:hAnsi="Times New Roman" w:cs="Times New Roman"/>
+          <w:lang w:val="fr-FR"/>
+        </w:rPr>
+        <w:t>……</w:t>
+      </w:r>
+      <w:r>
+        <w:rPr>
+          <w:rFonts w:ascii="Times New Roman" w:hAnsi="Times New Roman" w:cs="Times New Roman"/>
+          <w:lang w:val="fr-FR"/>
+        </w:rPr>
+        <w:t>………………</w:t>
+      </w:r>
+      <w:r>
+        <w:rPr>
+          <w:rFonts w:ascii="Times New Roman" w:hAnsi="Times New Roman" w:cs="Times New Roman"/>
+          <w:lang w:val="fr-FR"/>
+        </w:rPr>
+        <w:t>……………</w:t>
+      </w:r>
+    </w:p>
+    <w:p>
+      <w:pPr>
+        <w:pStyle w:val="Paragraphedeliste"/>
+        <w:numPr>
+          <w:ilvl w:val="1"/>
+          <w:numId w:val="11"/>
+        </w:numPr>
+        <w:rPr>
+          <w:rFonts w:ascii="Times New Roman" w:hAnsi="Times New Roman" w:cs="Times New Roman"/>
+          <w:lang w:val="fr-FR"/>
+        </w:rPr>
+      </w:pPr>
+      <w:r>
+        <w:rPr>
+          <w:rFonts w:ascii="Times New Roman" w:hAnsi="Times New Roman" w:cs="Times New Roman"/>
+          <w:lang w:val="fr-FR"/>
+        </w:rPr>
+        <w:t>Réalisation et Développement : ………………………</w:t>
+      </w:r>
+      <w:r>
+        <w:rPr>
+          <w:rFonts w:ascii="Times New Roman" w:hAnsi="Times New Roman" w:cs="Times New Roman"/>
+          <w:lang w:val="fr-FR"/>
+        </w:rPr>
+        <w:t>…</w:t>
+      </w:r>
+      <w:r>
+        <w:rPr>
+          <w:rFonts w:ascii="Times New Roman" w:hAnsi="Times New Roman" w:cs="Times New Roman"/>
+          <w:lang w:val="fr-FR"/>
+        </w:rPr>
+        <w:t>…</w:t>
+      </w:r>
+      <w:r>
+        <w:rPr>
+          <w:rFonts w:ascii="Times New Roman" w:hAnsi="Times New Roman" w:cs="Times New Roman"/>
+          <w:lang w:val="fr-FR"/>
+        </w:rPr>
+        <w:t>……………</w:t>
+      </w:r>
+      <w:r>
+        <w:rPr>
+          <w:rFonts w:ascii="Times New Roman" w:hAnsi="Times New Roman" w:cs="Times New Roman"/>
+          <w:lang w:val="fr-FR"/>
+        </w:rPr>
+        <w:t>…………….</w:t>
+      </w:r>
+    </w:p>
+    <w:p>
+      <w:pPr>
+        <w:pStyle w:val="Paragraphedeliste"/>
+        <w:numPr>
+          <w:ilvl w:val="2"/>
+          <w:numId w:val="11"/>
+        </w:numPr>
+        <w:rPr>
+          <w:rFonts w:ascii="Times New Roman" w:hAnsi="Times New Roman" w:cs="Times New Roman"/>
+          <w:lang w:val="fr-FR"/>
+        </w:rPr>
+      </w:pPr>
+      <w:r>
+        <w:rPr>
+          <w:rFonts w:ascii="Times New Roman" w:hAnsi="Times New Roman" w:cs="Times New Roman"/>
+          <w:lang w:val="fr-FR"/>
+        </w:rPr>
+        <w:t xml:space="preserve"> Développement du Frontend : …………………</w:t>
+      </w:r>
+      <w:r>
+        <w:rPr>
+          <w:rFonts w:ascii="Times New Roman" w:hAnsi="Times New Roman" w:cs="Times New Roman"/>
+          <w:lang w:val="fr-FR"/>
+        </w:rPr>
+        <w:t>……</w:t>
+      </w:r>
+      <w:r>
+        <w:rPr>
+          <w:rFonts w:ascii="Times New Roman" w:hAnsi="Times New Roman" w:cs="Times New Roman"/>
+          <w:lang w:val="fr-FR"/>
+        </w:rPr>
+        <w:t>………</w:t>
+      </w:r>
+      <w:r>
+        <w:rPr>
+          <w:rFonts w:ascii="Times New Roman" w:hAnsi="Times New Roman" w:cs="Times New Roman"/>
+          <w:lang w:val="fr-FR"/>
+        </w:rPr>
+        <w:t>………………</w:t>
+      </w:r>
+      <w:r>
+        <w:rPr>
+          <w:rFonts w:ascii="Times New Roman" w:hAnsi="Times New Roman" w:cs="Times New Roman"/>
+          <w:lang w:val="fr-FR"/>
+        </w:rPr>
+        <w:t>.</w:t>
+      </w:r>
+    </w:p>
+    <w:p>
+      <w:pPr>
+        <w:pStyle w:val="Paragraphedeliste"/>
+        <w:numPr>
+          <w:ilvl w:val="2"/>
+          <w:numId w:val="11"/>
+        </w:numPr>
+        <w:rPr>
+          <w:rFonts w:ascii="Times New Roman" w:hAnsi="Times New Roman" w:cs="Times New Roman"/>
+          <w:lang w:val="fr-FR"/>
+        </w:rPr>
+      </w:pPr>
+      <w:r>
+        <w:rPr>
+          <w:rFonts w:ascii="Times New Roman" w:hAnsi="Times New Roman" w:cs="Times New Roman"/>
+          <w:lang w:val="fr-FR"/>
+        </w:rPr>
+        <w:t xml:space="preserve"> Développement du Backend : ………………………………………………...</w:t>
+      </w:r>
+    </w:p>
+    <w:p>
+      <w:pPr>
+        <w:pStyle w:val="Paragraphedeliste"/>
+        <w:numPr>
+          <w:ilvl w:val="2"/>
+          <w:numId w:val="11"/>
+        </w:numPr>
+        <w:rPr>
+          <w:rFonts w:ascii="Times New Roman" w:hAnsi="Times New Roman" w:cs="Times New Roman"/>
+          <w:lang w:val="fr-FR"/>
+        </w:rPr>
+      </w:pPr>
+      <w:r>
+        <w:rPr>
+          <w:rFonts w:ascii="Times New Roman" w:hAnsi="Times New Roman" w:cs="Times New Roman"/>
+          <w:lang w:val="fr-FR"/>
+        </w:rPr>
+        <w:t>Intégration et Déploiement : ……………………………………………</w:t>
+      </w:r>
+      <w:r>
+        <w:rPr>
+          <w:rFonts w:ascii="Times New Roman" w:hAnsi="Times New Roman" w:cs="Times New Roman"/>
+          <w:lang w:val="fr-FR"/>
+        </w:rPr>
+        <w:t>……</w:t>
+      </w:r>
+      <w:r>
+        <w:rPr>
+          <w:rFonts w:ascii="Times New Roman" w:hAnsi="Times New Roman" w:cs="Times New Roman"/>
+          <w:lang w:val="fr-FR"/>
+        </w:rPr>
+        <w:t>.</w:t>
+      </w:r>
+    </w:p>
+    <w:p>
+      <w:pPr>
+        <w:pStyle w:val="Paragraphedeliste"/>
+        <w:numPr>
+          <w:ilvl w:val="2"/>
+          <w:numId w:val="11"/>
+        </w:numPr>
+        <w:rPr>
+          <w:rFonts w:ascii="Times New Roman" w:hAnsi="Times New Roman" w:cs="Times New Roman"/>
+          <w:lang w:val="fr-FR"/>
+        </w:rPr>
+      </w:pPr>
+      <w:r>
+        <w:rPr>
+          <w:rFonts w:ascii="Times New Roman" w:hAnsi="Times New Roman" w:cs="Times New Roman"/>
+          <w:lang w:val="fr-FR"/>
+        </w:rPr>
+        <w:t>Tests d’Utilisateur : ……………………………………………………………</w:t>
+      </w:r>
+    </w:p>
+    <w:p>
+      <w:pPr>
+        <w:rPr>
+          <w:rFonts w:ascii="Times New Roman" w:hAnsi="Times New Roman" w:cs="Times New Roman"/>
+          <w:sz w:val="24"/>
+          <w:szCs w:val="24"/>
+          <w:lang w:val="fr-FR"/>
+        </w:rPr>
+      </w:pPr>
+      <w:r>
+        <w:rPr>
+          <w:rFonts w:ascii="Times New Roman" w:hAnsi="Times New Roman" w:cs="Times New Roman"/>
+          <w:sz w:val="24"/>
+          <w:szCs w:val="24"/>
+          <w:lang w:val="fr-FR"/>
+        </w:rPr>
         <w:t xml:space="preserve">CONCLUSION : …………………………………………………………………… </w:t>
       </w:r>
     </w:p>
-    <w:p/>
-    <w:p>
+    <w:p>
+      <w:pPr>
+        <w:rPr>
+          <w:rFonts w:ascii="Times New Roman" w:hAnsi="Times New Roman" w:cs="Times New Roman"/>
+        </w:rPr>
+      </w:pPr>
       <w:r>
         <w:rPr>
           <w:rFonts w:ascii="Times New Roman" w:hAnsi="Times New Roman" w:cs="Times New Roman"/>
@@ -1781,13 +2999,13 @@
         <mc:AlternateContent>
           <mc:Choice Requires="wps">
             <w:drawing>
-              <wp:anchor distT="0" distB="0" distL="114300" distR="114300" simplePos="0" relativeHeight="251669504" behindDoc="1" locked="0" layoutInCell="1" allowOverlap="1" wp14:anchorId="15B0FBB8" wp14:editId="20A91E27">
+              <wp:anchor distT="0" distB="0" distL="114300" distR="114300" simplePos="0" relativeHeight="251669504" behindDoc="1" locked="0" layoutInCell="1" allowOverlap="1" wp14:anchorId="15B0FBB8" wp14:editId="102B5E67">
                 <wp:simplePos x="0" y="0"/>
                 <wp:positionH relativeFrom="column">
-                  <wp:posOffset>2734375</wp:posOffset>
+                  <wp:posOffset>2650309</wp:posOffset>
                 </wp:positionH>
                 <wp:positionV relativeFrom="paragraph">
-                  <wp:posOffset>4776820</wp:posOffset>
+                  <wp:posOffset>562494</wp:posOffset>
                 </wp:positionV>
                 <wp:extent cx="588723" cy="413359"/>
                 <wp:effectExtent l="0" t="0" r="20955" b="25400"/>
@@ -1920,7 +3138,7 @@
                   <v:h position="#1,bottomRight" xrange="8640,12960"/>
                 </v:handles>
               </v:shapetype>
-              <v:shape id="Vague 1" o:spid="_x0000_s1026" type="#_x0000_t64" style="position:absolute;margin-left:215.3pt;margin-top:376.15pt;width:46.35pt;height:32.55pt;z-index:-251646976;visibility:visible;mso-wrap-style:square;mso-width-percent:0;mso-height-percent:0;mso-wrap-distance-left:9pt;mso-wrap-distance-top:0;mso-wrap-distance-right:9pt;mso-wrap-distance-bottom:0;mso-position-horizontal:absolute;mso-position-horizontal-relative:text;mso-position-vertical:absolute;mso-position-vertical-relative:text;mso-width-percent:0;mso-height-percent:0;mso-width-relative:margin;mso-height-relative:margin;v-text-anchor:middle" o:gfxdata="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" adj="883,10669" filled="f" strokecolor="#1f4d78 [1604]" strokeweight="1.5pt">
+              <v:shape id="Vague 1" o:spid="_x0000_s1026" type="#_x0000_t64" style="position:absolute;margin-left:208.7pt;margin-top:44.3pt;width:46.35pt;height:32.55pt;z-index:-251646976;visibility:visible;mso-wrap-style:square;mso-width-percent:0;mso-height-percent:0;mso-wrap-distance-left:9pt;mso-wrap-distance-top:0;mso-wrap-distance-right:9pt;mso-wrap-distance-bottom:0;mso-position-horizontal:absolute;mso-position-horizontal-relative:text;mso-position-vertical:absolute;mso-position-vertical-relative:text;mso-width-percent:0;mso-height-percent:0;mso-width-relative:margin;mso-height-relative:margin;v-text-anchor:middle" o:gfxdata="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" adj="883,10669" filled="f" strokecolor="#1f4d78 [1604]" strokeweight="1.5pt">
                 <v:stroke joinstyle="miter"/>
                 <v:textbox>
                   <w:txbxContent>
@@ -1951,9 +3169,27 @@
           </mc:Fallback>
         </mc:AlternateContent>
       </w:r>
-      <w:r>
-        <w:br w:type="page"/>
-      </w:r>
+    </w:p>
+    <w:p>
+      <w:pPr>
+        <w:rPr>
+          <w:rFonts w:ascii="Times New Roman" w:hAnsi="Times New Roman" w:cs="Times New Roman"/>
+        </w:rPr>
+      </w:pPr>
+    </w:p>
+    <w:p>
+      <w:pPr>
+        <w:rPr>
+          <w:rFonts w:ascii="Times New Roman" w:hAnsi="Times New Roman" w:cs="Times New Roman"/>
+        </w:rPr>
+      </w:pPr>
+    </w:p>
+    <w:p>
+      <w:pPr>
+        <w:rPr>
+          <w:rFonts w:ascii="Times New Roman" w:hAnsi="Times New Roman" w:cs="Times New Roman"/>
+        </w:rPr>
+      </w:pPr>
     </w:p>
     <w:p>
       <w:pPr>
@@ -1970,7 +3206,6 @@
           <w:sz w:val="28"/>
           <w:szCs w:val="28"/>
         </w:rPr>
-        <w:lastRenderedPageBreak/>
         <w:t>LISTES DES ABREVIATIONS</w:t>
       </w:r>
     </w:p>
@@ -1992,13 +3227,13 @@
         <mc:AlternateContent>
           <mc:Choice Requires="wps">
             <w:drawing>
-              <wp:anchor distT="0" distB="0" distL="114300" distR="114300" simplePos="0" relativeHeight="251671552" behindDoc="1" locked="0" layoutInCell="1" allowOverlap="1" wp14:anchorId="7D99349B" wp14:editId="0EFE6F0A">
+              <wp:anchor distT="0" distB="0" distL="114300" distR="114300" simplePos="0" relativeHeight="251671552" behindDoc="1" locked="0" layoutInCell="1" allowOverlap="1" wp14:anchorId="7D99349B" wp14:editId="5880D5CE">
                 <wp:simplePos x="0" y="0"/>
                 <wp:positionH relativeFrom="column">
-                  <wp:posOffset>2767418</wp:posOffset>
+                  <wp:posOffset>2696078</wp:posOffset>
                 </wp:positionH>
                 <wp:positionV relativeFrom="paragraph">
-                  <wp:posOffset>8082915</wp:posOffset>
+                  <wp:posOffset>7738531</wp:posOffset>
                 </wp:positionV>
                 <wp:extent cx="588723" cy="413359"/>
                 <wp:effectExtent l="0" t="0" r="20955" b="25400"/>
@@ -2083,7 +3318,7 @@
           </mc:Choice>
           <mc:Fallback>
             <w:pict>
-              <v:shape w14:anchorId="7D99349B" id="Vague 2" o:spid="_x0000_s1027" type="#_x0000_t64" style="position:absolute;margin-left:217.9pt;margin-top:636.45pt;width:46.35pt;height:32.55pt;z-index:-251644928;visibility:visible;mso-wrap-style:square;mso-width-percent:0;mso-height-percent:0;mso-wrap-distance-left:9pt;mso-wrap-distance-top:0;mso-wrap-distance-right:9pt;mso-wrap-distance-bottom:0;mso-position-horizontal:absolute;mso-position-horizontal-relative:text;mso-position-vertical:absolute;mso-position-vertical-relative:text;mso-width-percent:0;mso-height-percent:0;mso-width-relative:margin;mso-height-relative:margin;v-text-anchor:middle" o:gfxdata="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" adj="883,10669" filled="f" strokecolor="#1f4d78 [1604]" strokeweight="1.5pt">
+              <v:shape w14:anchorId="7D99349B" id="Vague 2" o:spid="_x0000_s1027" type="#_x0000_t64" style="position:absolute;margin-left:212.3pt;margin-top:609.35pt;width:46.35pt;height:32.55pt;z-index:-251644928;visibility:visible;mso-wrap-style:square;mso-width-percent:0;mso-height-percent:0;mso-wrap-distance-left:9pt;mso-wrap-distance-top:0;mso-wrap-distance-right:9pt;mso-wrap-distance-bottom:0;mso-position-horizontal:absolute;mso-position-horizontal-relative:text;mso-position-vertical:absolute;mso-position-vertical-relative:text;mso-width-percent:0;mso-height-percent:0;mso-width-relative:margin;mso-height-relative:margin;v-text-anchor:middle" o:gfxdata="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" adj="883,10669" filled="f" strokecolor="#1f4d78 [1604]" strokeweight="1.5pt">
                 <v:stroke joinstyle="miter"/>
                 <v:textbox>
                   <w:txbxContent>
@@ -2139,18 +3374,8 @@
           <w:szCs w:val="28"/>
         </w:rPr>
         <w:lastRenderedPageBreak/>
-        <w:t xml:space="preserve">LISTES DES </w:t>
-      </w:r>
-      <w:r>
-        <w:rPr>
-          <w:rFonts w:ascii="Times New Roman" w:hAnsi="Times New Roman" w:cs="Times New Roman"/>
-          <w:sz w:val="28"/>
-          <w:szCs w:val="28"/>
-        </w:rPr>
-        <w:t>FIGURES</w:t>
-      </w:r>
-      <w:bookmarkStart w:id="0" w:name="_GoBack"/>
-      <w:bookmarkEnd w:id="0"/>
+        <w:t>LISTES DES FIGURES</w:t>
+      </w:r>
     </w:p>
     <w:p>
       <w:pPr>
@@ -2261,7 +3486,7 @@
           </mc:Choice>
           <mc:Fallback>
             <w:pict>
-              <v:shape w14:anchorId="2624867F" id="Vague 4" o:spid="_x0000_s1028" type="#_x0000_t64" style="position:absolute;margin-left:218.05pt;margin-top:642.5pt;width:46.35pt;height:32.55pt;z-index:-251642880;visibility:visible;mso-wrap-style:square;mso-width-percent:0;mso-height-percent:0;mso-wrap-distance-left:9pt;mso-wrap-distance-top:0;mso-wrap-distance-right:9pt;mso-wrap-distance-bottom:0;mso-position-horizontal:absolute;mso-position-horizontal-relative:text;mso-position-vertical:absolute;mso-position-vertical-relative:text;mso-width-percent:0;mso-height-percent:0;mso-width-relative:margin;mso-height-relative:margin;v-text-anchor:middle" o:gfxdata="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" adj="883,10669" filled="f" strokecolor="#1f4d78 [1604]" strokeweight="1.5pt">
+              <v:shape w14:anchorId="2624867F" id="Vague 4" o:spid="_x0000_s1028" type="#_x0000_t64" style="position:absolute;margin-left:218.05pt;margin-top:642.5pt;width:46.35pt;height:32.55pt;z-index:-251642880;visibility:visible;mso-wrap-style:square;mso-width-percent:0;mso-height-percent:0;mso-wrap-distance-left:9pt;mso-wrap-distance-top:0;mso-wrap-distance-right:9pt;mso-wrap-distance-bottom:0;mso-position-horizontal:absolute;mso-position-horizontal-relative:text;mso-position-vertical:absolute;mso-position-vertical-relative:text;mso-width-percent:0;mso-height-percent:0;mso-width-relative:margin;mso-height-relative:margin;v-text-anchor:middle" o:gfxdata="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" adj="883,10669" filled="f" strokecolor="#1f4d78 [1604]" strokeweight="1.5pt">
                 <v:stroke joinstyle="miter"/>
                 <v:textbox>
                   <w:txbxContent>
@@ -2429,7 +3654,7 @@
           </mc:Choice>
           <mc:Fallback>
             <w:pict>
-              <v:shape w14:anchorId="26013A52" id="Vague 5" o:spid="_x0000_s1029" type="#_x0000_t64" style="position:absolute;margin-left:220.9pt;margin-top:637pt;width:46.35pt;height:32.55pt;z-index:-251640832;visibility:visible;mso-wrap-style:square;mso-width-percent:0;mso-height-percent:0;mso-wrap-distance-left:9pt;mso-wrap-distance-top:0;mso-wrap-distance-right:9pt;mso-wrap-distance-bottom:0;mso-position-horizontal:absolute;mso-position-horizontal-relative:text;mso-position-vertical:absolute;mso-position-vertical-relative:text;mso-width-percent:0;mso-height-percent:0;mso-width-relative:margin;mso-height-relative:margin;v-text-anchor:middle" o:gfxdata="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" adj="883,10669" filled="f" strokecolor="#1f4d78 [1604]" strokeweight="1.5pt">
+              <v:shape w14:anchorId="26013A52" id="Vague 5" o:spid="_x0000_s1029" type="#_x0000_t64" style="position:absolute;margin-left:220.9pt;margin-top:637pt;width:46.35pt;height:32.55pt;z-index:-251640832;visibility:visible;mso-wrap-style:square;mso-width-percent:0;mso-height-percent:0;mso-wrap-distance-left:9pt;mso-wrap-distance-top:0;mso-wrap-distance-right:9pt;mso-wrap-distance-bottom:0;mso-position-horizontal:absolute;mso-position-horizontal-relative:text;mso-position-vertical:absolute;mso-position-vertical-relative:text;mso-width-percent:0;mso-height-percent:0;mso-width-relative:margin;mso-height-relative:margin;v-text-anchor:middle" o:gfxdata="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" adj="883,10669" filled="f" strokecolor="#1f4d78 [1604]" strokeweight="1.5pt">
                 <v:stroke joinstyle="miter"/>
                 <v:textbox>
                   <w:txbxContent>
@@ -2570,8 +3795,1131 @@
 </w:document>
 </file>
 
+<file path=word/numbering.xml><?xml version="1.0" encoding="utf-8"?>
+<w:numbering xmlns:wpc="http://schemas.microsoft.com/office/word/2010/wordprocessingCanvas" xmlns:cx="http://schemas.microsoft.com/office/drawing/2014/chartex" xmlns:cx1="http://schemas.microsoft.com/office/drawing/2015/9/8/chartex" xmlns:cx2="http://schemas.microsoft.com/office/drawing/2015/10/21/chartex" xmlns:cx3="http://schemas.microsoft.com/office/drawing/2016/5/9/chartex" xmlns:cx4="http://schemas.microsoft.com/office/drawing/2016/5/10/chartex" xmlns:cx5="http://schemas.microsoft.com/office/drawing/2016/5/11/chartex" xmlns:cx6="http://schemas.microsoft.com/office/drawing/2016/5/12/chartex" xmlns:cx7="http://schemas.microsoft.com/office/drawing/2016/5/13/chartex" xmlns:cx8="http://schemas.microsoft.com/office/drawing/2016/5/14/chartex" xmlns:mc="http://schemas.openxmlformats.org/markup-compatibility/2006" xmlns:aink="http://schemas.microsoft.com/office/drawing/2016/ink" xmlns:am3d="http://schemas.microsoft.com/office/drawing/2017/model3d" xmlns:o="urn:schemas-microsoft-com:office:office" xmlns:oel="http://schemas.microsoft.com/office/2019/extlst" xmlns:r="http://schemas.openxmlformats.org/officeDocument/2006/relationships" xmlns:m="http://schemas.openxmlformats.org/officeDocument/2006/math" xmlns:v="urn:schemas-microsoft-com:vml" xmlns:wp14="http://schemas.microsoft.com/office/word/2010/wordprocessingDrawing" xmlns:wp="http://schemas.openxmlformats.org/drawingml/2006/wordprocessingDrawing" xmlns:w10="urn:schemas-microsoft-com:office:word" xmlns:w="http://schemas.openxmlformats.org/wordprocessingml/2006/main" xmlns:w14="http://schemas.microsoft.com/office/word/2010/wordml" xmlns:w15="http://schemas.microsoft.com/office/word/2012/wordml" xmlns:w16cex="http://schemas.microsoft.com/office/word/2018/wordml/cex" xmlns:w16cid="http://schemas.microsoft.com/office/word/2016/wordml/cid" xmlns:w16="http://schemas.microsoft.com/office/word/2018/wordml" xmlns:w16du="http://schemas.microsoft.com/office/word/2023/wordml/word16du" xmlns:w16sdtdh="http://schemas.microsoft.com/office/word/2020/wordml/sdtdatahash" xmlns:w16sdtfl="http://schemas.microsoft.com/office/word/2024/wordml/sdtformatlock" xmlns:w16se="http://schemas.microsoft.com/office/word/2015/wordml/symex" xmlns:wpg="http://schemas.microsoft.com/office/word/2010/wordprocessingGroup" xmlns:wpi="http://schemas.microsoft.com/office/word/2010/wordprocessingInk" xmlns:wne="http://schemas.microsoft.com/office/word/2006/wordml" xmlns:wps="http://schemas.microsoft.com/office/word/2010/wordprocessingShape" mc:Ignorable="w14 w15 w16se w16cid w16 w16cex w16sdtdh w16sdtfl w16du wp14">
+  <w:abstractNum w:abstractNumId="0" w15:restartNumberingAfterBreak="0">
+    <w:nsid w:val="0BC66ECE"/>
+    <w:multiLevelType w:val="multilevel"/>
+    <w:tmpl w:val="040C001F"/>
+    <w:lvl w:ilvl="0">
+      <w:start w:val="1"/>
+      <w:numFmt w:val="decimal"/>
+      <w:lvlText w:val="%1."/>
+      <w:lvlJc w:val="left"/>
+      <w:pPr>
+        <w:ind w:left="360" w:hanging="360"/>
+      </w:pPr>
+    </w:lvl>
+    <w:lvl w:ilvl="1">
+      <w:start w:val="1"/>
+      <w:numFmt w:val="decimal"/>
+      <w:lvlText w:val="%1.%2."/>
+      <w:lvlJc w:val="left"/>
+      <w:pPr>
+        <w:ind w:left="792" w:hanging="432"/>
+      </w:pPr>
+      <w:rPr>
+        <w:rFonts w:hint="default"/>
+      </w:rPr>
+    </w:lvl>
+    <w:lvl w:ilvl="2">
+      <w:start w:val="1"/>
+      <w:numFmt w:val="decimal"/>
+      <w:lvlText w:val="%1.%2.%3."/>
+      <w:lvlJc w:val="left"/>
+      <w:pPr>
+        <w:ind w:left="1224" w:hanging="504"/>
+      </w:pPr>
+      <w:rPr>
+        <w:rFonts w:hint="default"/>
+      </w:rPr>
+    </w:lvl>
+    <w:lvl w:ilvl="3">
+      <w:start w:val="1"/>
+      <w:numFmt w:val="decimal"/>
+      <w:lvlText w:val="%1.%2.%3.%4."/>
+      <w:lvlJc w:val="left"/>
+      <w:pPr>
+        <w:ind w:left="1728" w:hanging="648"/>
+      </w:pPr>
+    </w:lvl>
+    <w:lvl w:ilvl="4">
+      <w:start w:val="1"/>
+      <w:numFmt w:val="decimal"/>
+      <w:lvlText w:val="%1.%2.%3.%4.%5."/>
+      <w:lvlJc w:val="left"/>
+      <w:pPr>
+        <w:ind w:left="2232" w:hanging="792"/>
+      </w:pPr>
+    </w:lvl>
+    <w:lvl w:ilvl="5">
+      <w:start w:val="1"/>
+      <w:numFmt w:val="decimal"/>
+      <w:lvlText w:val="%1.%2.%3.%4.%5.%6."/>
+      <w:lvlJc w:val="left"/>
+      <w:pPr>
+        <w:ind w:left="2736" w:hanging="936"/>
+      </w:pPr>
+    </w:lvl>
+    <w:lvl w:ilvl="6">
+      <w:start w:val="1"/>
+      <w:numFmt w:val="decimal"/>
+      <w:lvlText w:val="%1.%2.%3.%4.%5.%6.%7."/>
+      <w:lvlJc w:val="left"/>
+      <w:pPr>
+        <w:ind w:left="3240" w:hanging="1080"/>
+      </w:pPr>
+    </w:lvl>
+    <w:lvl w:ilvl="7">
+      <w:start w:val="1"/>
+      <w:numFmt w:val="decimal"/>
+      <w:lvlText w:val="%1.%2.%3.%4.%5.%6.%7.%8."/>
+      <w:lvlJc w:val="left"/>
+      <w:pPr>
+        <w:ind w:left="3744" w:hanging="1224"/>
+      </w:pPr>
+    </w:lvl>
+    <w:lvl w:ilvl="8">
+      <w:start w:val="1"/>
+      <w:numFmt w:val="decimal"/>
+      <w:lvlText w:val="%1.%2.%3.%4.%5.%6.%7.%8.%9."/>
+      <w:lvlJc w:val="left"/>
+      <w:pPr>
+        <w:ind w:left="4320" w:hanging="1440"/>
+      </w:pPr>
+    </w:lvl>
+  </w:abstractNum>
+  <w:abstractNum w:abstractNumId="1" w15:restartNumberingAfterBreak="0">
+    <w:nsid w:val="175C505C"/>
+    <w:multiLevelType w:val="multilevel"/>
+    <w:tmpl w:val="3976BA86"/>
+    <w:styleLink w:val="Style1"/>
+    <w:lvl w:ilvl="0">
+      <w:start w:val="2"/>
+      <w:numFmt w:val="decimal"/>
+      <w:lvlText w:val="%1."/>
+      <w:lvlJc w:val="left"/>
+      <w:pPr>
+        <w:ind w:left="360" w:hanging="360"/>
+      </w:pPr>
+      <w:rPr>
+        <w:rFonts w:hint="default"/>
+      </w:rPr>
+    </w:lvl>
+    <w:lvl w:ilvl="1">
+      <w:start w:val="2"/>
+      <w:numFmt w:val="decimal"/>
+      <w:lvlText w:val="%1.%2."/>
+      <w:lvlJc w:val="left"/>
+      <w:pPr>
+        <w:ind w:left="574" w:hanging="432"/>
+      </w:pPr>
+      <w:rPr>
+        <w:rFonts w:hint="default"/>
+      </w:rPr>
+    </w:lvl>
+    <w:lvl w:ilvl="2">
+      <w:start w:val="1"/>
+      <w:numFmt w:val="decimal"/>
+      <w:lvlText w:val="%1.%2.%3."/>
+      <w:lvlJc w:val="left"/>
+      <w:pPr>
+        <w:ind w:left="1224" w:hanging="504"/>
+      </w:pPr>
+      <w:rPr>
+        <w:rFonts w:hint="default"/>
+      </w:rPr>
+    </w:lvl>
+    <w:lvl w:ilvl="3">
+      <w:start w:val="1"/>
+      <w:numFmt w:val="decimal"/>
+      <w:lvlText w:val="%1.%2.%3.%4."/>
+      <w:lvlJc w:val="left"/>
+      <w:pPr>
+        <w:ind w:left="1728" w:hanging="648"/>
+      </w:pPr>
+      <w:rPr>
+        <w:rFonts w:hint="default"/>
+      </w:rPr>
+    </w:lvl>
+    <w:lvl w:ilvl="4">
+      <w:start w:val="1"/>
+      <w:numFmt w:val="decimal"/>
+      <w:lvlText w:val="%1.%2.%3.%4.%5."/>
+      <w:lvlJc w:val="left"/>
+      <w:pPr>
+        <w:ind w:left="2232" w:hanging="792"/>
+      </w:pPr>
+      <w:rPr>
+        <w:rFonts w:hint="default"/>
+      </w:rPr>
+    </w:lvl>
+    <w:lvl w:ilvl="5">
+      <w:start w:val="1"/>
+      <w:numFmt w:val="decimal"/>
+      <w:lvlText w:val="%1.%2.%3.%4.%5.%6."/>
+      <w:lvlJc w:val="left"/>
+      <w:pPr>
+        <w:ind w:left="2736" w:hanging="936"/>
+      </w:pPr>
+      <w:rPr>
+        <w:rFonts w:hint="default"/>
+      </w:rPr>
+    </w:lvl>
+    <w:lvl w:ilvl="6">
+      <w:start w:val="1"/>
+      <w:numFmt w:val="decimal"/>
+      <w:lvlText w:val="%1.%2.%3.%4.%5.%6.%7."/>
+      <w:lvlJc w:val="left"/>
+      <w:pPr>
+        <w:ind w:left="3240" w:hanging="1080"/>
+      </w:pPr>
+      <w:rPr>
+        <w:rFonts w:hint="default"/>
+      </w:rPr>
+    </w:lvl>
+    <w:lvl w:ilvl="7">
+      <w:start w:val="1"/>
+      <w:numFmt w:val="decimal"/>
+      <w:lvlText w:val="%1.%2.%3.%4.%5.%6.%7.%8."/>
+      <w:lvlJc w:val="left"/>
+      <w:pPr>
+        <w:ind w:left="3744" w:hanging="1224"/>
+      </w:pPr>
+      <w:rPr>
+        <w:rFonts w:hint="default"/>
+      </w:rPr>
+    </w:lvl>
+    <w:lvl w:ilvl="8">
+      <w:start w:val="1"/>
+      <w:numFmt w:val="decimal"/>
+      <w:lvlText w:val="%1.%2.%3.%4.%5.%6.%7.%8.%9."/>
+      <w:lvlJc w:val="left"/>
+      <w:pPr>
+        <w:ind w:left="4320" w:hanging="1440"/>
+      </w:pPr>
+      <w:rPr>
+        <w:rFonts w:hint="default"/>
+      </w:rPr>
+    </w:lvl>
+  </w:abstractNum>
+  <w:abstractNum w:abstractNumId="2" w15:restartNumberingAfterBreak="0">
+    <w:nsid w:val="24EA6432"/>
+    <w:multiLevelType w:val="multilevel"/>
+    <w:tmpl w:val="B3A07D78"/>
+    <w:lvl w:ilvl="0">
+      <w:start w:val="1"/>
+      <w:numFmt w:val="decimal"/>
+      <w:lvlText w:val="%1."/>
+      <w:lvlJc w:val="left"/>
+      <w:pPr>
+        <w:ind w:left="360" w:hanging="360"/>
+      </w:pPr>
+      <w:rPr>
+        <w:rFonts w:hint="default"/>
+      </w:rPr>
+    </w:lvl>
+    <w:lvl w:ilvl="1">
+      <w:start w:val="1"/>
+      <w:numFmt w:val="decimal"/>
+      <w:lvlText w:val="%1.%2."/>
+      <w:lvlJc w:val="left"/>
+      <w:pPr>
+        <w:ind w:left="574" w:hanging="432"/>
+      </w:pPr>
+      <w:rPr>
+        <w:rFonts w:hint="default"/>
+      </w:rPr>
+    </w:lvl>
+    <w:lvl w:ilvl="2">
+      <w:start w:val="1"/>
+      <w:numFmt w:val="decimal"/>
+      <w:lvlText w:val="%1.%2.%3."/>
+      <w:lvlJc w:val="left"/>
+      <w:pPr>
+        <w:ind w:left="1224" w:hanging="504"/>
+      </w:pPr>
+      <w:rPr>
+        <w:rFonts w:hint="default"/>
+      </w:rPr>
+    </w:lvl>
+    <w:lvl w:ilvl="3">
+      <w:start w:val="1"/>
+      <w:numFmt w:val="decimal"/>
+      <w:lvlText w:val="%1.%2.%3.%4."/>
+      <w:lvlJc w:val="left"/>
+      <w:pPr>
+        <w:ind w:left="1728" w:hanging="648"/>
+      </w:pPr>
+      <w:rPr>
+        <w:rFonts w:hint="default"/>
+      </w:rPr>
+    </w:lvl>
+    <w:lvl w:ilvl="4">
+      <w:start w:val="1"/>
+      <w:numFmt w:val="decimal"/>
+      <w:lvlText w:val="%1.%2.%3.%4.%5."/>
+      <w:lvlJc w:val="left"/>
+      <w:pPr>
+        <w:ind w:left="2232" w:hanging="792"/>
+      </w:pPr>
+      <w:rPr>
+        <w:rFonts w:hint="default"/>
+      </w:rPr>
+    </w:lvl>
+    <w:lvl w:ilvl="5">
+      <w:start w:val="1"/>
+      <w:numFmt w:val="decimal"/>
+      <w:lvlText w:val="%1.%2.%3.%4.%5.%6."/>
+      <w:lvlJc w:val="left"/>
+      <w:pPr>
+        <w:ind w:left="2736" w:hanging="936"/>
+      </w:pPr>
+      <w:rPr>
+        <w:rFonts w:hint="default"/>
+      </w:rPr>
+    </w:lvl>
+    <w:lvl w:ilvl="6">
+      <w:start w:val="1"/>
+      <w:numFmt w:val="decimal"/>
+      <w:lvlText w:val="%1.%2.%3.%4.%5.%6.%7."/>
+      <w:lvlJc w:val="left"/>
+      <w:pPr>
+        <w:ind w:left="3240" w:hanging="1080"/>
+      </w:pPr>
+      <w:rPr>
+        <w:rFonts w:hint="default"/>
+      </w:rPr>
+    </w:lvl>
+    <w:lvl w:ilvl="7">
+      <w:start w:val="1"/>
+      <w:numFmt w:val="decimal"/>
+      <w:lvlText w:val="%1.%2.%3.%4.%5.%6.%7.%8."/>
+      <w:lvlJc w:val="left"/>
+      <w:pPr>
+        <w:ind w:left="3744" w:hanging="1224"/>
+      </w:pPr>
+      <w:rPr>
+        <w:rFonts w:hint="default"/>
+      </w:rPr>
+    </w:lvl>
+    <w:lvl w:ilvl="8">
+      <w:start w:val="1"/>
+      <w:numFmt w:val="decimal"/>
+      <w:lvlText w:val="%1.%2.%3.%4.%5.%6.%7.%8.%9."/>
+      <w:lvlJc w:val="left"/>
+      <w:pPr>
+        <w:ind w:left="4320" w:hanging="1440"/>
+      </w:pPr>
+      <w:rPr>
+        <w:rFonts w:hint="default"/>
+      </w:rPr>
+    </w:lvl>
+  </w:abstractNum>
+  <w:abstractNum w:abstractNumId="3" w15:restartNumberingAfterBreak="0">
+    <w:nsid w:val="295A1AA8"/>
+    <w:multiLevelType w:val="multilevel"/>
+    <w:tmpl w:val="040C001F"/>
+    <w:lvl w:ilvl="0">
+      <w:start w:val="1"/>
+      <w:numFmt w:val="decimal"/>
+      <w:lvlText w:val="%1."/>
+      <w:lvlJc w:val="left"/>
+      <w:pPr>
+        <w:ind w:left="360" w:hanging="360"/>
+      </w:pPr>
+    </w:lvl>
+    <w:lvl w:ilvl="1">
+      <w:start w:val="1"/>
+      <w:numFmt w:val="decimal"/>
+      <w:lvlText w:val="%1.%2."/>
+      <w:lvlJc w:val="left"/>
+      <w:pPr>
+        <w:ind w:left="716" w:hanging="432"/>
+      </w:pPr>
+    </w:lvl>
+    <w:lvl w:ilvl="2">
+      <w:start w:val="1"/>
+      <w:numFmt w:val="decimal"/>
+      <w:lvlText w:val="%1.%2.%3."/>
+      <w:lvlJc w:val="left"/>
+      <w:pPr>
+        <w:ind w:left="1366" w:hanging="504"/>
+      </w:pPr>
+    </w:lvl>
+    <w:lvl w:ilvl="3">
+      <w:start w:val="1"/>
+      <w:numFmt w:val="decimal"/>
+      <w:lvlText w:val="%1.%2.%3.%4."/>
+      <w:lvlJc w:val="left"/>
+      <w:pPr>
+        <w:ind w:left="1870" w:hanging="648"/>
+      </w:pPr>
+    </w:lvl>
+    <w:lvl w:ilvl="4">
+      <w:start w:val="1"/>
+      <w:numFmt w:val="decimal"/>
+      <w:lvlText w:val="%1.%2.%3.%4.%5."/>
+      <w:lvlJc w:val="left"/>
+      <w:pPr>
+        <w:ind w:left="2374" w:hanging="792"/>
+      </w:pPr>
+    </w:lvl>
+    <w:lvl w:ilvl="5">
+      <w:start w:val="1"/>
+      <w:numFmt w:val="decimal"/>
+      <w:lvlText w:val="%1.%2.%3.%4.%5.%6."/>
+      <w:lvlJc w:val="left"/>
+      <w:pPr>
+        <w:ind w:left="2878" w:hanging="936"/>
+      </w:pPr>
+    </w:lvl>
+    <w:lvl w:ilvl="6">
+      <w:start w:val="1"/>
+      <w:numFmt w:val="decimal"/>
+      <w:lvlText w:val="%1.%2.%3.%4.%5.%6.%7."/>
+      <w:lvlJc w:val="left"/>
+      <w:pPr>
+        <w:ind w:left="3382" w:hanging="1080"/>
+      </w:pPr>
+    </w:lvl>
+    <w:lvl w:ilvl="7">
+      <w:start w:val="1"/>
+      <w:numFmt w:val="decimal"/>
+      <w:lvlText w:val="%1.%2.%3.%4.%5.%6.%7.%8."/>
+      <w:lvlJc w:val="left"/>
+      <w:pPr>
+        <w:ind w:left="3886" w:hanging="1224"/>
+      </w:pPr>
+    </w:lvl>
+    <w:lvl w:ilvl="8">
+      <w:start w:val="1"/>
+      <w:numFmt w:val="decimal"/>
+      <w:lvlText w:val="%1.%2.%3.%4.%5.%6.%7.%8.%9."/>
+      <w:lvlJc w:val="left"/>
+      <w:pPr>
+        <w:ind w:left="4462" w:hanging="1440"/>
+      </w:pPr>
+    </w:lvl>
+  </w:abstractNum>
+  <w:abstractNum w:abstractNumId="4" w15:restartNumberingAfterBreak="0">
+    <w:nsid w:val="3408570F"/>
+    <w:multiLevelType w:val="multilevel"/>
+    <w:tmpl w:val="63B806FA"/>
+    <w:lvl w:ilvl="0">
+      <w:start w:val="2"/>
+      <w:numFmt w:val="decimal"/>
+      <w:lvlText w:val="%1."/>
+      <w:lvlJc w:val="left"/>
+      <w:pPr>
+        <w:ind w:left="360" w:hanging="360"/>
+      </w:pPr>
+      <w:rPr>
+        <w:rFonts w:hint="default"/>
+      </w:rPr>
+    </w:lvl>
+    <w:lvl w:ilvl="1">
+      <w:start w:val="1"/>
+      <w:numFmt w:val="decimal"/>
+      <w:lvlText w:val="%1.%2."/>
+      <w:lvlJc w:val="left"/>
+      <w:pPr>
+        <w:ind w:left="574" w:hanging="432"/>
+      </w:pPr>
+      <w:rPr>
+        <w:rFonts w:hint="default"/>
+      </w:rPr>
+    </w:lvl>
+    <w:lvl w:ilvl="2">
+      <w:start w:val="1"/>
+      <w:numFmt w:val="decimal"/>
+      <w:lvlText w:val="%1.%2.%3."/>
+      <w:lvlJc w:val="left"/>
+      <w:pPr>
+        <w:ind w:left="1224" w:hanging="504"/>
+      </w:pPr>
+      <w:rPr>
+        <w:rFonts w:hint="default"/>
+      </w:rPr>
+    </w:lvl>
+    <w:lvl w:ilvl="3">
+      <w:start w:val="1"/>
+      <w:numFmt w:val="decimal"/>
+      <w:lvlText w:val="%1.%2.%3.%4."/>
+      <w:lvlJc w:val="left"/>
+      <w:pPr>
+        <w:ind w:left="1728" w:hanging="648"/>
+      </w:pPr>
+      <w:rPr>
+        <w:rFonts w:hint="default"/>
+      </w:rPr>
+    </w:lvl>
+    <w:lvl w:ilvl="4">
+      <w:start w:val="1"/>
+      <w:numFmt w:val="decimal"/>
+      <w:lvlText w:val="%1.%2.%3.%4.%5."/>
+      <w:lvlJc w:val="left"/>
+      <w:pPr>
+        <w:ind w:left="2232" w:hanging="792"/>
+      </w:pPr>
+      <w:rPr>
+        <w:rFonts w:hint="default"/>
+      </w:rPr>
+    </w:lvl>
+    <w:lvl w:ilvl="5">
+      <w:start w:val="1"/>
+      <w:numFmt w:val="decimal"/>
+      <w:lvlText w:val="%1.%2.%3.%4.%5.%6."/>
+      <w:lvlJc w:val="left"/>
+      <w:pPr>
+        <w:ind w:left="2736" w:hanging="936"/>
+      </w:pPr>
+      <w:rPr>
+        <w:rFonts w:hint="default"/>
+      </w:rPr>
+    </w:lvl>
+    <w:lvl w:ilvl="6">
+      <w:start w:val="1"/>
+      <w:numFmt w:val="decimal"/>
+      <w:lvlText w:val="%1.%2.%3.%4.%5.%6.%7."/>
+      <w:lvlJc w:val="left"/>
+      <w:pPr>
+        <w:ind w:left="3240" w:hanging="1080"/>
+      </w:pPr>
+      <w:rPr>
+        <w:rFonts w:hint="default"/>
+      </w:rPr>
+    </w:lvl>
+    <w:lvl w:ilvl="7">
+      <w:start w:val="1"/>
+      <w:numFmt w:val="decimal"/>
+      <w:lvlText w:val="%1.%2.%3.%4.%5.%6.%7.%8."/>
+      <w:lvlJc w:val="left"/>
+      <w:pPr>
+        <w:ind w:left="3744" w:hanging="1224"/>
+      </w:pPr>
+      <w:rPr>
+        <w:rFonts w:hint="default"/>
+      </w:rPr>
+    </w:lvl>
+    <w:lvl w:ilvl="8">
+      <w:start w:val="1"/>
+      <w:numFmt w:val="decimal"/>
+      <w:lvlText w:val="%1.%2.%3.%4.%5.%6.%7.%8.%9."/>
+      <w:lvlJc w:val="left"/>
+      <w:pPr>
+        <w:ind w:left="4320" w:hanging="1440"/>
+      </w:pPr>
+      <w:rPr>
+        <w:rFonts w:hint="default"/>
+      </w:rPr>
+    </w:lvl>
+  </w:abstractNum>
+  <w:abstractNum w:abstractNumId="5" w15:restartNumberingAfterBreak="0">
+    <w:nsid w:val="36AC2301"/>
+    <w:multiLevelType w:val="multilevel"/>
+    <w:tmpl w:val="3976BA86"/>
+    <w:numStyleLink w:val="Style1"/>
+  </w:abstractNum>
+  <w:abstractNum w:abstractNumId="6" w15:restartNumberingAfterBreak="0">
+    <w:nsid w:val="376E283D"/>
+    <w:multiLevelType w:val="multilevel"/>
+    <w:tmpl w:val="4D147F1E"/>
+    <w:lvl w:ilvl="0">
+      <w:start w:val="2"/>
+      <w:numFmt w:val="decimal"/>
+      <w:lvlText w:val="%1."/>
+      <w:lvlJc w:val="left"/>
+      <w:pPr>
+        <w:ind w:left="360" w:hanging="360"/>
+      </w:pPr>
+      <w:rPr>
+        <w:rFonts w:hint="default"/>
+      </w:rPr>
+    </w:lvl>
+    <w:lvl w:ilvl="1">
+      <w:start w:val="3"/>
+      <w:numFmt w:val="decimal"/>
+      <w:lvlText w:val="%1.%2."/>
+      <w:lvlJc w:val="left"/>
+      <w:pPr>
+        <w:ind w:left="574" w:hanging="432"/>
+      </w:pPr>
+      <w:rPr>
+        <w:rFonts w:hint="default"/>
+      </w:rPr>
+    </w:lvl>
+    <w:lvl w:ilvl="2">
+      <w:start w:val="1"/>
+      <w:numFmt w:val="decimal"/>
+      <w:lvlText w:val="%1.%2.%3."/>
+      <w:lvlJc w:val="left"/>
+      <w:pPr>
+        <w:ind w:left="1224" w:hanging="504"/>
+      </w:pPr>
+      <w:rPr>
+        <w:rFonts w:hint="default"/>
+      </w:rPr>
+    </w:lvl>
+    <w:lvl w:ilvl="3">
+      <w:start w:val="1"/>
+      <w:numFmt w:val="decimal"/>
+      <w:lvlText w:val="%1.%2.%3.%4."/>
+      <w:lvlJc w:val="left"/>
+      <w:pPr>
+        <w:ind w:left="1728" w:hanging="648"/>
+      </w:pPr>
+      <w:rPr>
+        <w:rFonts w:hint="default"/>
+      </w:rPr>
+    </w:lvl>
+    <w:lvl w:ilvl="4">
+      <w:start w:val="1"/>
+      <w:numFmt w:val="decimal"/>
+      <w:lvlText w:val="%1.%2.%3.%4.%5."/>
+      <w:lvlJc w:val="left"/>
+      <w:pPr>
+        <w:ind w:left="2232" w:hanging="792"/>
+      </w:pPr>
+      <w:rPr>
+        <w:rFonts w:hint="default"/>
+      </w:rPr>
+    </w:lvl>
+    <w:lvl w:ilvl="5">
+      <w:start w:val="1"/>
+      <w:numFmt w:val="decimal"/>
+      <w:lvlText w:val="%1.%2.%3.%4.%5.%6."/>
+      <w:lvlJc w:val="left"/>
+      <w:pPr>
+        <w:ind w:left="2736" w:hanging="936"/>
+      </w:pPr>
+      <w:rPr>
+        <w:rFonts w:hint="default"/>
+      </w:rPr>
+    </w:lvl>
+    <w:lvl w:ilvl="6">
+      <w:start w:val="1"/>
+      <w:numFmt w:val="decimal"/>
+      <w:lvlText w:val="%1.%2.%3.%4.%5.%6.%7."/>
+      <w:lvlJc w:val="left"/>
+      <w:pPr>
+        <w:ind w:left="3240" w:hanging="1080"/>
+      </w:pPr>
+      <w:rPr>
+        <w:rFonts w:hint="default"/>
+      </w:rPr>
+    </w:lvl>
+    <w:lvl w:ilvl="7">
+      <w:start w:val="1"/>
+      <w:numFmt w:val="decimal"/>
+      <w:lvlText w:val="%1.%2.%3.%4.%5.%6.%7.%8."/>
+      <w:lvlJc w:val="left"/>
+      <w:pPr>
+        <w:ind w:left="3744" w:hanging="1224"/>
+      </w:pPr>
+      <w:rPr>
+        <w:rFonts w:hint="default"/>
+      </w:rPr>
+    </w:lvl>
+    <w:lvl w:ilvl="8">
+      <w:start w:val="1"/>
+      <w:numFmt w:val="decimal"/>
+      <w:lvlText w:val="%1.%2.%3.%4.%5.%6.%7.%8.%9."/>
+      <w:lvlJc w:val="left"/>
+      <w:pPr>
+        <w:ind w:left="4320" w:hanging="1440"/>
+      </w:pPr>
+      <w:rPr>
+        <w:rFonts w:hint="default"/>
+      </w:rPr>
+    </w:lvl>
+  </w:abstractNum>
+  <w:abstractNum w:abstractNumId="7" w15:restartNumberingAfterBreak="0">
+    <w:nsid w:val="3CEB56A1"/>
+    <w:multiLevelType w:val="multilevel"/>
+    <w:tmpl w:val="F4F27C20"/>
+    <w:styleLink w:val="Style2"/>
+    <w:lvl w:ilvl="0">
+      <w:start w:val="3"/>
+      <w:numFmt w:val="decimal"/>
+      <w:lvlText w:val="%1."/>
+      <w:lvlJc w:val="left"/>
+      <w:pPr>
+        <w:ind w:left="360" w:hanging="360"/>
+      </w:pPr>
+      <w:rPr>
+        <w:rFonts w:hint="default"/>
+      </w:rPr>
+    </w:lvl>
+    <w:lvl w:ilvl="1">
+      <w:start w:val="1"/>
+      <w:numFmt w:val="decimal"/>
+      <w:lvlText w:val="%1.%2."/>
+      <w:lvlJc w:val="left"/>
+      <w:pPr>
+        <w:ind w:left="574" w:hanging="432"/>
+      </w:pPr>
+      <w:rPr>
+        <w:rFonts w:hint="default"/>
+      </w:rPr>
+    </w:lvl>
+    <w:lvl w:ilvl="2">
+      <w:start w:val="1"/>
+      <w:numFmt w:val="decimal"/>
+      <w:lvlText w:val="%1.%2.%3."/>
+      <w:lvlJc w:val="left"/>
+      <w:pPr>
+        <w:ind w:left="1224" w:hanging="504"/>
+      </w:pPr>
+      <w:rPr>
+        <w:rFonts w:hint="default"/>
+      </w:rPr>
+    </w:lvl>
+    <w:lvl w:ilvl="3">
+      <w:start w:val="1"/>
+      <w:numFmt w:val="decimal"/>
+      <w:lvlText w:val="%1.%2.%3.%4."/>
+      <w:lvlJc w:val="left"/>
+      <w:pPr>
+        <w:ind w:left="1728" w:hanging="648"/>
+      </w:pPr>
+      <w:rPr>
+        <w:rFonts w:hint="default"/>
+      </w:rPr>
+    </w:lvl>
+    <w:lvl w:ilvl="4">
+      <w:start w:val="1"/>
+      <w:numFmt w:val="decimal"/>
+      <w:lvlText w:val="%1.%2.%3.%4.%5."/>
+      <w:lvlJc w:val="left"/>
+      <w:pPr>
+        <w:ind w:left="2232" w:hanging="792"/>
+      </w:pPr>
+      <w:rPr>
+        <w:rFonts w:hint="default"/>
+      </w:rPr>
+    </w:lvl>
+    <w:lvl w:ilvl="5">
+      <w:start w:val="1"/>
+      <w:numFmt w:val="decimal"/>
+      <w:lvlText w:val="%1.%2.%3.%4.%5.%6."/>
+      <w:lvlJc w:val="left"/>
+      <w:pPr>
+        <w:ind w:left="2736" w:hanging="936"/>
+      </w:pPr>
+      <w:rPr>
+        <w:rFonts w:hint="default"/>
+      </w:rPr>
+    </w:lvl>
+    <w:lvl w:ilvl="6">
+      <w:start w:val="1"/>
+      <w:numFmt w:val="decimal"/>
+      <w:lvlText w:val="%1.%2.%3.%4.%5.%6.%7."/>
+      <w:lvlJc w:val="left"/>
+      <w:pPr>
+        <w:ind w:left="3240" w:hanging="1080"/>
+      </w:pPr>
+      <w:rPr>
+        <w:rFonts w:hint="default"/>
+      </w:rPr>
+    </w:lvl>
+    <w:lvl w:ilvl="7">
+      <w:start w:val="1"/>
+      <w:numFmt w:val="decimal"/>
+      <w:lvlText w:val="%1.%2.%3.%4.%5.%6.%7.%8."/>
+      <w:lvlJc w:val="left"/>
+      <w:pPr>
+        <w:ind w:left="3744" w:hanging="1224"/>
+      </w:pPr>
+      <w:rPr>
+        <w:rFonts w:hint="default"/>
+      </w:rPr>
+    </w:lvl>
+    <w:lvl w:ilvl="8">
+      <w:start w:val="1"/>
+      <w:numFmt w:val="decimal"/>
+      <w:lvlText w:val="%1.%2.%3.%4.%5.%6.%7.%8.%9."/>
+      <w:lvlJc w:val="left"/>
+      <w:pPr>
+        <w:ind w:left="4320" w:hanging="1440"/>
+      </w:pPr>
+      <w:rPr>
+        <w:rFonts w:hint="default"/>
+      </w:rPr>
+    </w:lvl>
+  </w:abstractNum>
+  <w:abstractNum w:abstractNumId="8" w15:restartNumberingAfterBreak="0">
+    <w:nsid w:val="457D0A69"/>
+    <w:multiLevelType w:val="multilevel"/>
+    <w:tmpl w:val="BB0AF6C4"/>
+    <w:lvl w:ilvl="0">
+      <w:start w:val="2"/>
+      <w:numFmt w:val="decimal"/>
+      <w:lvlText w:val="%1."/>
+      <w:lvlJc w:val="left"/>
+      <w:pPr>
+        <w:ind w:left="360" w:hanging="360"/>
+      </w:pPr>
+      <w:rPr>
+        <w:rFonts w:hint="default"/>
+      </w:rPr>
+    </w:lvl>
+    <w:lvl w:ilvl="1">
+      <w:start w:val="2"/>
+      <w:numFmt w:val="decimal"/>
+      <w:lvlText w:val="3%2."/>
+      <w:lvlJc w:val="left"/>
+      <w:pPr>
+        <w:ind w:left="502" w:hanging="360"/>
+      </w:pPr>
+      <w:rPr>
+        <w:rFonts w:hint="default"/>
+      </w:rPr>
+    </w:lvl>
+    <w:lvl w:ilvl="2">
+      <w:start w:val="1"/>
+      <w:numFmt w:val="decimal"/>
+      <w:lvlText w:val="%1.%2.%3."/>
+      <w:lvlJc w:val="left"/>
+      <w:pPr>
+        <w:ind w:left="1224" w:hanging="504"/>
+      </w:pPr>
+      <w:rPr>
+        <w:rFonts w:hint="default"/>
+      </w:rPr>
+    </w:lvl>
+    <w:lvl w:ilvl="3">
+      <w:start w:val="1"/>
+      <w:numFmt w:val="decimal"/>
+      <w:lvlText w:val="%1.%2.%3.%4."/>
+      <w:lvlJc w:val="left"/>
+      <w:pPr>
+        <w:ind w:left="1728" w:hanging="648"/>
+      </w:pPr>
+      <w:rPr>
+        <w:rFonts w:hint="default"/>
+      </w:rPr>
+    </w:lvl>
+    <w:lvl w:ilvl="4">
+      <w:start w:val="1"/>
+      <w:numFmt w:val="decimal"/>
+      <w:lvlText w:val="%1.%2.%3.%4.%5."/>
+      <w:lvlJc w:val="left"/>
+      <w:pPr>
+        <w:ind w:left="2232" w:hanging="792"/>
+      </w:pPr>
+      <w:rPr>
+        <w:rFonts w:hint="default"/>
+      </w:rPr>
+    </w:lvl>
+    <w:lvl w:ilvl="5">
+      <w:start w:val="1"/>
+      <w:numFmt w:val="decimal"/>
+      <w:lvlText w:val="%1.%2.%3.%4.%5.%6."/>
+      <w:lvlJc w:val="left"/>
+      <w:pPr>
+        <w:ind w:left="2736" w:hanging="936"/>
+      </w:pPr>
+      <w:rPr>
+        <w:rFonts w:hint="default"/>
+      </w:rPr>
+    </w:lvl>
+    <w:lvl w:ilvl="6">
+      <w:start w:val="1"/>
+      <w:numFmt w:val="decimal"/>
+      <w:lvlText w:val="%1.%2.%3.%4.%5.%6.%7."/>
+      <w:lvlJc w:val="left"/>
+      <w:pPr>
+        <w:ind w:left="3240" w:hanging="1080"/>
+      </w:pPr>
+      <w:rPr>
+        <w:rFonts w:hint="default"/>
+      </w:rPr>
+    </w:lvl>
+    <w:lvl w:ilvl="7">
+      <w:start w:val="1"/>
+      <w:numFmt w:val="decimal"/>
+      <w:lvlText w:val="%1.%2.%3.%4.%5.%6.%7.%8."/>
+      <w:lvlJc w:val="left"/>
+      <w:pPr>
+        <w:ind w:left="3744" w:hanging="1224"/>
+      </w:pPr>
+      <w:rPr>
+        <w:rFonts w:hint="default"/>
+      </w:rPr>
+    </w:lvl>
+    <w:lvl w:ilvl="8">
+      <w:start w:val="1"/>
+      <w:numFmt w:val="decimal"/>
+      <w:lvlText w:val="%1.%2.%3.%4.%5.%6.%7.%8.%9."/>
+      <w:lvlJc w:val="left"/>
+      <w:pPr>
+        <w:ind w:left="4320" w:hanging="1440"/>
+      </w:pPr>
+      <w:rPr>
+        <w:rFonts w:hint="default"/>
+      </w:rPr>
+    </w:lvl>
+  </w:abstractNum>
+  <w:abstractNum w:abstractNumId="9" w15:restartNumberingAfterBreak="0">
+    <w:nsid w:val="63E47731"/>
+    <w:multiLevelType w:val="multilevel"/>
+    <w:tmpl w:val="F4F27C20"/>
+    <w:numStyleLink w:val="Style2"/>
+  </w:abstractNum>
+  <w:abstractNum w:abstractNumId="10" w15:restartNumberingAfterBreak="0">
+    <w:nsid w:val="6A93672A"/>
+    <w:multiLevelType w:val="hybridMultilevel"/>
+    <w:tmpl w:val="1E5AAE60"/>
+    <w:lvl w:ilvl="0" w:tplc="040C0011">
+      <w:start w:val="1"/>
+      <w:numFmt w:val="decimal"/>
+      <w:lvlText w:val="%1)"/>
+      <w:lvlJc w:val="left"/>
+      <w:pPr>
+        <w:ind w:left="720" w:hanging="360"/>
+      </w:pPr>
+    </w:lvl>
+    <w:lvl w:ilvl="1" w:tplc="040C0019" w:tentative="1">
+      <w:start w:val="1"/>
+      <w:numFmt w:val="lowerLetter"/>
+      <w:lvlText w:val="%2."/>
+      <w:lvlJc w:val="left"/>
+      <w:pPr>
+        <w:ind w:left="1440" w:hanging="360"/>
+      </w:pPr>
+    </w:lvl>
+    <w:lvl w:ilvl="2" w:tplc="040C001B" w:tentative="1">
+      <w:start w:val="1"/>
+      <w:numFmt w:val="lowerRoman"/>
+      <w:lvlText w:val="%3."/>
+      <w:lvlJc w:val="right"/>
+      <w:pPr>
+        <w:ind w:left="2160" w:hanging="180"/>
+      </w:pPr>
+    </w:lvl>
+    <w:lvl w:ilvl="3" w:tplc="040C000F" w:tentative="1">
+      <w:start w:val="1"/>
+      <w:numFmt w:val="decimal"/>
+      <w:lvlText w:val="%4."/>
+      <w:lvlJc w:val="left"/>
+      <w:pPr>
+        <w:ind w:left="2880" w:hanging="360"/>
+      </w:pPr>
+    </w:lvl>
+    <w:lvl w:ilvl="4" w:tplc="040C0019" w:tentative="1">
+      <w:start w:val="1"/>
+      <w:numFmt w:val="lowerLetter"/>
+      <w:lvlText w:val="%5."/>
+      <w:lvlJc w:val="left"/>
+      <w:pPr>
+        <w:ind w:left="3600" w:hanging="360"/>
+      </w:pPr>
+    </w:lvl>
+    <w:lvl w:ilvl="5" w:tplc="040C001B" w:tentative="1">
+      <w:start w:val="1"/>
+      <w:numFmt w:val="lowerRoman"/>
+      <w:lvlText w:val="%6."/>
+      <w:lvlJc w:val="right"/>
+      <w:pPr>
+        <w:ind w:left="4320" w:hanging="180"/>
+      </w:pPr>
+    </w:lvl>
+    <w:lvl w:ilvl="6" w:tplc="040C000F" w:tentative="1">
+      <w:start w:val="1"/>
+      <w:numFmt w:val="decimal"/>
+      <w:lvlText w:val="%7."/>
+      <w:lvlJc w:val="left"/>
+      <w:pPr>
+        <w:ind w:left="5040" w:hanging="360"/>
+      </w:pPr>
+    </w:lvl>
+    <w:lvl w:ilvl="7" w:tplc="040C0019" w:tentative="1">
+      <w:start w:val="1"/>
+      <w:numFmt w:val="lowerLetter"/>
+      <w:lvlText w:val="%8."/>
+      <w:lvlJc w:val="left"/>
+      <w:pPr>
+        <w:ind w:left="5760" w:hanging="360"/>
+      </w:pPr>
+    </w:lvl>
+    <w:lvl w:ilvl="8" w:tplc="040C001B" w:tentative="1">
+      <w:start w:val="1"/>
+      <w:numFmt w:val="lowerRoman"/>
+      <w:lvlText w:val="%9."/>
+      <w:lvlJc w:val="right"/>
+      <w:pPr>
+        <w:ind w:left="6480" w:hanging="180"/>
+      </w:pPr>
+    </w:lvl>
+  </w:abstractNum>
+  <w:num w:numId="1" w16cid:durableId="568879482">
+    <w:abstractNumId w:val="3"/>
+  </w:num>
+  <w:num w:numId="2" w16cid:durableId="249196013">
+    <w:abstractNumId w:val="10"/>
+  </w:num>
+  <w:num w:numId="3" w16cid:durableId="1899976712">
+    <w:abstractNumId w:val="3"/>
+    <w:lvlOverride w:ilvl="0">
+      <w:lvl w:ilvl="0">
+        <w:start w:val="1"/>
+        <w:numFmt w:val="decimal"/>
+        <w:lvlText w:val="%1."/>
+        <w:lvlJc w:val="left"/>
+        <w:pPr>
+          <w:ind w:left="502" w:hanging="360"/>
+        </w:pPr>
+        <w:rPr>
+          <w:rFonts w:hint="default"/>
+        </w:rPr>
+      </w:lvl>
+    </w:lvlOverride>
+    <w:lvlOverride w:ilvl="1">
+      <w:lvl w:ilvl="1">
+        <w:start w:val="1"/>
+        <w:numFmt w:val="decimal"/>
+        <w:lvlText w:val="%1.%2."/>
+        <w:lvlJc w:val="left"/>
+        <w:pPr>
+          <w:ind w:left="716" w:hanging="432"/>
+        </w:pPr>
+        <w:rPr>
+          <w:rFonts w:hint="default"/>
+        </w:rPr>
+      </w:lvl>
+    </w:lvlOverride>
+    <w:lvlOverride w:ilvl="2">
+      <w:lvl w:ilvl="2">
+        <w:start w:val="1"/>
+        <w:numFmt w:val="decimal"/>
+        <w:lvlText w:val="%1.%2.%3."/>
+        <w:lvlJc w:val="left"/>
+        <w:pPr>
+          <w:ind w:left="1366" w:hanging="504"/>
+        </w:pPr>
+        <w:rPr>
+          <w:rFonts w:hint="default"/>
+        </w:rPr>
+      </w:lvl>
+    </w:lvlOverride>
+    <w:lvlOverride w:ilvl="3">
+      <w:lvl w:ilvl="3">
+        <w:start w:val="1"/>
+        <w:numFmt w:val="decimal"/>
+        <w:lvlText w:val="%1.%2.%3.%4."/>
+        <w:lvlJc w:val="left"/>
+        <w:pPr>
+          <w:ind w:left="1870" w:hanging="648"/>
+        </w:pPr>
+        <w:rPr>
+          <w:rFonts w:hint="default"/>
+        </w:rPr>
+      </w:lvl>
+    </w:lvlOverride>
+    <w:lvlOverride w:ilvl="4">
+      <w:lvl w:ilvl="4">
+        <w:start w:val="1"/>
+        <w:numFmt w:val="decimal"/>
+        <w:lvlText w:val="%1.%2.%3.%4.%5."/>
+        <w:lvlJc w:val="left"/>
+        <w:pPr>
+          <w:ind w:left="2374" w:hanging="792"/>
+        </w:pPr>
+        <w:rPr>
+          <w:rFonts w:hint="default"/>
+        </w:rPr>
+      </w:lvl>
+    </w:lvlOverride>
+    <w:lvlOverride w:ilvl="5">
+      <w:lvl w:ilvl="5">
+        <w:start w:val="1"/>
+        <w:numFmt w:val="decimal"/>
+        <w:lvlText w:val="%1.%2.%3.%4.%5.%6."/>
+        <w:lvlJc w:val="left"/>
+        <w:pPr>
+          <w:ind w:left="2878" w:hanging="936"/>
+        </w:pPr>
+        <w:rPr>
+          <w:rFonts w:hint="default"/>
+        </w:rPr>
+      </w:lvl>
+    </w:lvlOverride>
+    <w:lvlOverride w:ilvl="6">
+      <w:lvl w:ilvl="6">
+        <w:start w:val="1"/>
+        <w:numFmt w:val="decimal"/>
+        <w:lvlText w:val="%1.%2.%3.%4.%5.%6.%7."/>
+        <w:lvlJc w:val="left"/>
+        <w:pPr>
+          <w:ind w:left="3382" w:hanging="1080"/>
+        </w:pPr>
+        <w:rPr>
+          <w:rFonts w:hint="default"/>
+        </w:rPr>
+      </w:lvl>
+    </w:lvlOverride>
+    <w:lvlOverride w:ilvl="7">
+      <w:lvl w:ilvl="7">
+        <w:start w:val="1"/>
+        <w:numFmt w:val="decimal"/>
+        <w:lvlText w:val="%1.%2.%3.%4.%5.%6.%7.%8."/>
+        <w:lvlJc w:val="left"/>
+        <w:pPr>
+          <w:ind w:left="3886" w:hanging="1224"/>
+        </w:pPr>
+        <w:rPr>
+          <w:rFonts w:hint="default"/>
+        </w:rPr>
+      </w:lvl>
+    </w:lvlOverride>
+    <w:lvlOverride w:ilvl="8">
+      <w:lvl w:ilvl="8">
+        <w:start w:val="1"/>
+        <w:numFmt w:val="decimal"/>
+        <w:lvlText w:val="%1.%2.%3.%4.%5.%6.%7.%8.%9."/>
+        <w:lvlJc w:val="left"/>
+        <w:pPr>
+          <w:ind w:left="4462" w:hanging="1440"/>
+        </w:pPr>
+        <w:rPr>
+          <w:rFonts w:hint="default"/>
+        </w:rPr>
+      </w:lvl>
+    </w:lvlOverride>
+  </w:num>
+  <w:num w:numId="4" w16cid:durableId="385884238">
+    <w:abstractNumId w:val="0"/>
+  </w:num>
+  <w:num w:numId="5" w16cid:durableId="867568875">
+    <w:abstractNumId w:val="8"/>
+  </w:num>
+  <w:num w:numId="6" w16cid:durableId="1170174362">
+    <w:abstractNumId w:val="2"/>
+  </w:num>
+  <w:num w:numId="7" w16cid:durableId="251624812">
+    <w:abstractNumId w:val="1"/>
+  </w:num>
+  <w:num w:numId="8" w16cid:durableId="1164707547">
+    <w:abstractNumId w:val="4"/>
+  </w:num>
+  <w:num w:numId="9" w16cid:durableId="60297347">
+    <w:abstractNumId w:val="5"/>
+  </w:num>
+  <w:num w:numId="10" w16cid:durableId="252589640">
+    <w:abstractNumId w:val="6"/>
+  </w:num>
+  <w:num w:numId="11" w16cid:durableId="1023937825">
+    <w:abstractNumId w:val="9"/>
+  </w:num>
+  <w:num w:numId="12" w16cid:durableId="465049814">
+    <w:abstractNumId w:val="7"/>
+  </w:num>
+</w:numbering>
+</file>
+
 <file path=word/styles.xml><?xml version="1.0" encoding="utf-8"?>
-<w:styles xmlns:mc="http://schemas.openxmlformats.org/markup-compatibility/2006" xmlns:r="http://schemas.openxmlformats.org/officeDocument/2006/relationships" xmlns:w="http://schemas.openxmlformats.org/wordprocessingml/2006/main" xmlns:w14="http://schemas.microsoft.com/office/word/2010/wordml" xmlns:w15="http://schemas.microsoft.com/office/word/2012/wordml" xmlns:w16cid="http://schemas.microsoft.com/office/word/2016/wordml/cid" xmlns:w16se="http://schemas.microsoft.com/office/word/2015/wordml/symex" mc:Ignorable="w14 w15 w16se w16cid">
+<w:styles xmlns:mc="http://schemas.openxmlformats.org/markup-compatibility/2006" xmlns:r="http://schemas.openxmlformats.org/officeDocument/2006/relationships" xmlns:w="http://schemas.openxmlformats.org/wordprocessingml/2006/main" xmlns:w14="http://schemas.microsoft.com/office/word/2010/wordml" xmlns:w15="http://schemas.microsoft.com/office/word/2012/wordml" xmlns:w16cex="http://schemas.microsoft.com/office/word/2018/wordml/cex" xmlns:w16cid="http://schemas.microsoft.com/office/word/2016/wordml/cid" xmlns:w16="http://schemas.microsoft.com/office/word/2018/wordml" xmlns:w16du="http://schemas.microsoft.com/office/word/2023/wordml/word16du" xmlns:w16sdtdh="http://schemas.microsoft.com/office/word/2020/wordml/sdtdatahash" xmlns:w16sdtfl="http://schemas.microsoft.com/office/word/2024/wordml/sdtformatlock" xmlns:w16se="http://schemas.microsoft.com/office/word/2015/wordml/symex" mc:Ignorable="w14 w15 w16se w16cid w16 w16cex w16sdtdh w16sdtfl w16du">
   <w:docDefaults>
     <w:rPrDefault>
       <w:rPr>
@@ -2587,7 +4935,7 @@
       </w:pPr>
     </w:pPrDefault>
   </w:docDefaults>
-  <w:latentStyles w:defLockedState="0" w:defUIPriority="99" w:defSemiHidden="0" w:defUnhideWhenUsed="0" w:defQFormat="0" w:count="377">
+  <w:latentStyles w:defLockedState="0" w:defUIPriority="99" w:defSemiHidden="0" w:defUnhideWhenUsed="0" w:defQFormat="0" w:count="376">
     <w:lsdException w:name="Normal" w:uiPriority="0" w:qFormat="1"/>
     <w:lsdException w:name="heading 1" w:uiPriority="9" w:qFormat="1"/>
     <w:lsdException w:name="heading 2" w:semiHidden="1" w:uiPriority="9" w:unhideWhenUsed="1" w:qFormat="1"/>
@@ -2735,8 +5083,11 @@
     <w:lsdException w:name="Table 3D effects 3" w:semiHidden="1" w:unhideWhenUsed="1"/>
     <w:lsdException w:name="Table Contemporary" w:semiHidden="1" w:unhideWhenUsed="1"/>
     <w:lsdException w:name="Table Elegant" w:semiHidden="1" w:unhideWhenUsed="1"/>
+    <w:lsdException w:name="Table Professional" w:semiHidden="1" w:unhideWhenUsed="1"/>
     <w:lsdException w:name="Table Subtle 1" w:semiHidden="1" w:unhideWhenUsed="1"/>
     <w:lsdException w:name="Table Subtle 2" w:semiHidden="1" w:unhideWhenUsed="1"/>
+    <w:lsdException w:name="Table Web 1" w:semiHidden="1" w:unhideWhenUsed="1"/>
+    <w:lsdException w:name="Table Web 2" w:semiHidden="1" w:unhideWhenUsed="1"/>
     <w:lsdException w:name="Table Web 3" w:semiHidden="1" w:unhideWhenUsed="1"/>
     <w:lsdException w:name="Balloon Text" w:semiHidden="1" w:unhideWhenUsed="1"/>
     <w:lsdException w:name="Table Grid" w:uiPriority="39"/>
@@ -2961,7 +5312,6 @@
     <w:lsdException w:name="Hashtag" w:semiHidden="1" w:unhideWhenUsed="1"/>
     <w:lsdException w:name="Unresolved Mention" w:semiHidden="1" w:unhideWhenUsed="1"/>
     <w:lsdException w:name="Smart Link" w:semiHidden="1" w:unhideWhenUsed="1"/>
-    <w:lsdException w:name="Smart Link Error" w:semiHidden="1" w:unhideWhenUsed="1"/>
   </w:latentStyles>
   <w:style w:type="paragraph" w:default="1" w:styleId="Normal">
     <w:name w:val="Normal"/>
@@ -3044,6 +5394,37 @@
       <w:b/>
       <w:bCs/>
     </w:rPr>
+  </w:style>
+  <w:style w:type="paragraph" w:styleId="Paragraphedeliste">
+    <w:name w:val="List Paragraph"/>
+    <w:basedOn w:val="Normal"/>
+    <w:uiPriority w:val="34"/>
+    <w:qFormat/>
+    <w:rsid w:val="001331D9"/>
+    <w:pPr>
+      <w:ind w:left="720"/>
+      <w:contextualSpacing/>
+    </w:pPr>
+  </w:style>
+  <w:style w:type="numbering" w:customStyle="1" w:styleId="Style1">
+    <w:name w:val="Style1"/>
+    <w:uiPriority w:val="99"/>
+    <w:rsid w:val="00F07B99"/>
+    <w:pPr>
+      <w:numPr>
+        <w:numId w:val="7"/>
+      </w:numPr>
+    </w:pPr>
+  </w:style>
+  <w:style w:type="numbering" w:customStyle="1" w:styleId="Style2">
+    <w:name w:val="Style2"/>
+    <w:uiPriority w:val="99"/>
+    <w:rsid w:val="00C14903"/>
+    <w:pPr>
+      <w:numPr>
+        <w:numId w:val="12"/>
+      </w:numPr>
+    </w:pPr>
   </w:style>
 </w:styles>
 </file>

--- a/Projet_TAHIENDRAZA Ravilimita  Zidane/Présentation Word.docx
+++ b/Projet_TAHIENDRAZA Ravilimita  Zidane/Présentation Word.docx
@@ -1747,23 +1747,39 @@
         </w:rPr>
         <w:t xml:space="preserve">État de </w:t>
       </w:r>
+      <w:proofErr w:type="spellStart"/>
       <w:r>
         <w:rPr>
           <w:rFonts w:ascii="Times New Roman" w:eastAsia="Times New Roman" w:hAnsi="Times New Roman" w:cs="Times New Roman"/>
         </w:rPr>
-        <w:t>lard</w:t>
+        <w:t>l</w:t>
       </w:r>
       <w:r>
         <w:rPr>
           <w:rFonts w:ascii="Times New Roman" w:eastAsia="Times New Roman" w:hAnsi="Times New Roman" w:cs="Times New Roman"/>
         </w:rPr>
+        <w:t>’art</w:t>
+      </w:r>
+      <w:proofErr w:type="spellEnd"/>
+      <w:r>
+        <w:rPr>
+          <w:rFonts w:ascii="Times New Roman" w:eastAsia="Times New Roman" w:hAnsi="Times New Roman" w:cs="Times New Roman"/>
+        </w:rPr>
         <w:t xml:space="preserve"> des solutions </w:t>
       </w:r>
+      <w:proofErr w:type="spellStart"/>
       <w:r>
         <w:rPr>
           <w:rFonts w:ascii="Times New Roman" w:eastAsia="Times New Roman" w:hAnsi="Times New Roman" w:cs="Times New Roman"/>
         </w:rPr>
-        <w:t>existantes:</w:t>
+        <w:t>existantes</w:t>
+      </w:r>
+      <w:proofErr w:type="spellEnd"/>
+      <w:r>
+        <w:rPr>
+          <w:rFonts w:ascii="Times New Roman" w:eastAsia="Times New Roman" w:hAnsi="Times New Roman" w:cs="Times New Roman"/>
+        </w:rPr>
+        <w:t>:</w:t>
       </w:r>
       <w:r>
         <w:rPr>
@@ -2557,55 +2573,7 @@
           <w:szCs w:val="24"/>
           <w:lang w:val="fr-FR"/>
         </w:rPr>
-        <w:t>C</w:t>
-      </w:r>
-      <w:r>
-        <w:rPr>
-          <w:rFonts w:ascii="Times New Roman" w:hAnsi="Times New Roman" w:cs="Times New Roman"/>
-          <w:b w:val="0"/>
-          <w:i w:val="0"/>
-          <w:color w:val="000000" w:themeColor="text1"/>
-          <w:sz w:val="24"/>
-          <w:szCs w:val="24"/>
-          <w:lang w:val="fr-FR"/>
-        </w:rPr>
-        <w:t>hapitre</w:t>
-      </w:r>
-      <w:r>
-        <w:rPr>
-          <w:rFonts w:ascii="Times New Roman" w:hAnsi="Times New Roman" w:cs="Times New Roman"/>
-          <w:b w:val="0"/>
-          <w:i w:val="0"/>
-          <w:color w:val="000000" w:themeColor="text1"/>
-          <w:sz w:val="24"/>
-          <w:szCs w:val="24"/>
-          <w:lang w:val="fr-FR"/>
-        </w:rPr>
-        <w:t xml:space="preserve"> </w:t>
-      </w:r>
-      <w:r>
-        <w:rPr>
-          <w:rFonts w:ascii="Times New Roman" w:hAnsi="Times New Roman" w:cs="Times New Roman"/>
-          <w:b w:val="0"/>
-          <w:i w:val="0"/>
-          <w:color w:val="000000" w:themeColor="text1"/>
-          <w:sz w:val="24"/>
-          <w:szCs w:val="24"/>
-          <w:lang w:val="fr-FR"/>
-        </w:rPr>
-        <w:t>3</w:t>
-      </w:r>
-      <w:r>
-        <w:rPr>
-          <w:rFonts w:ascii="Times New Roman" w:hAnsi="Times New Roman" w:cs="Times New Roman"/>
-          <w:b w:val="0"/>
-          <w:i w:val="0"/>
-          <w:color w:val="000000" w:themeColor="text1"/>
-          <w:sz w:val="24"/>
-          <w:szCs w:val="24"/>
-          <w:lang w:val="fr-FR"/>
-        </w:rPr>
-        <w:t xml:space="preserve"> : </w:t>
+        <w:t xml:space="preserve">Chapitre 3 : </w:t>
       </w:r>
       <w:r>
         <w:rPr>
@@ -3227,13 +3195,13 @@
         <mc:AlternateContent>
           <mc:Choice Requires="wps">
             <w:drawing>
-              <wp:anchor distT="0" distB="0" distL="114300" distR="114300" simplePos="0" relativeHeight="251671552" behindDoc="1" locked="0" layoutInCell="1" allowOverlap="1" wp14:anchorId="7D99349B" wp14:editId="5880D5CE">
+              <wp:anchor distT="0" distB="0" distL="114300" distR="114300" simplePos="0" relativeHeight="251671552" behindDoc="1" locked="0" layoutInCell="1" allowOverlap="1" wp14:anchorId="7D99349B" wp14:editId="1D5E0A5E">
                 <wp:simplePos x="0" y="0"/>
                 <wp:positionH relativeFrom="column">
-                  <wp:posOffset>2696078</wp:posOffset>
+                  <wp:posOffset>2564947</wp:posOffset>
                 </wp:positionH>
                 <wp:positionV relativeFrom="paragraph">
-                  <wp:posOffset>7738531</wp:posOffset>
+                  <wp:posOffset>7417476</wp:posOffset>
                 </wp:positionV>
                 <wp:extent cx="588723" cy="413359"/>
                 <wp:effectExtent l="0" t="0" r="20955" b="25400"/>
@@ -3318,7 +3286,7 @@
           </mc:Choice>
           <mc:Fallback>
             <w:pict>
-              <v:shape w14:anchorId="7D99349B" id="Vague 2" o:spid="_x0000_s1027" type="#_x0000_t64" style="position:absolute;margin-left:212.3pt;margin-top:609.35pt;width:46.35pt;height:32.55pt;z-index:-251644928;visibility:visible;mso-wrap-style:square;mso-width-percent:0;mso-height-percent:0;mso-wrap-distance-left:9pt;mso-wrap-distance-top:0;mso-wrap-distance-right:9pt;mso-wrap-distance-bottom:0;mso-position-horizontal:absolute;mso-position-horizontal-relative:text;mso-position-vertical:absolute;mso-position-vertical-relative:text;mso-width-percent:0;mso-height-percent:0;mso-width-relative:margin;mso-height-relative:margin;v-text-anchor:middle" o:gfxdata="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" adj="883,10669" filled="f" strokecolor="#1f4d78 [1604]" strokeweight="1.5pt">
+              <v:shape w14:anchorId="7D99349B" id="Vague 2" o:spid="_x0000_s1027" type="#_x0000_t64" style="position:absolute;margin-left:201.95pt;margin-top:584.05pt;width:46.35pt;height:32.55pt;z-index:-251644928;visibility:visible;mso-wrap-style:square;mso-width-percent:0;mso-height-percent:0;mso-wrap-distance-left:9pt;mso-wrap-distance-top:0;mso-wrap-distance-right:9pt;mso-wrap-distance-bottom:0;mso-position-horizontal:absolute;mso-position-horizontal-relative:text;mso-position-vertical:absolute;mso-position-vertical-relative:text;mso-width-percent:0;mso-height-percent:0;mso-width-relative:margin;mso-height-relative:margin;v-text-anchor:middle" o:gfxdata="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" adj="883,10669" filled="f" strokecolor="#1f4d78 [1604]" strokeweight="1.5pt">
                 <v:stroke joinstyle="miter"/>
                 <v:textbox>
                   <w:txbxContent>
@@ -3547,12 +3515,173 @@
     </w:p>
     <w:p>
       <w:pPr>
+        <w:jc w:val="center"/>
         <w:rPr>
           <w:rFonts w:ascii="Times New Roman" w:hAnsi="Times New Roman" w:cs="Times New Roman"/>
           <w:sz w:val="28"/>
           <w:szCs w:val="28"/>
         </w:rPr>
       </w:pPr>
+    </w:p>
+    <w:p>
+      <w:pPr>
+        <w:rPr>
+          <w:rFonts w:ascii="Times New Roman" w:hAnsi="Times New Roman" w:cs="Times New Roman"/>
+          <w:sz w:val="28"/>
+          <w:szCs w:val="28"/>
+          <w:lang w:val="fr-FR"/>
+        </w:rPr>
+      </w:pPr>
+      <w:r>
+        <w:rPr>
+          <w:rFonts w:ascii="Times New Roman" w:hAnsi="Times New Roman" w:cs="Times New Roman"/>
+          <w:sz w:val="28"/>
+          <w:szCs w:val="28"/>
+          <w:lang w:val="fr-FR"/>
+        </w:rPr>
+        <w:t>Dans le contexte professionnel actuel, la gestion efficace des projets est un facteur clé de succès pour les entreprises. Avec l'augmentation des tâches à organiser et des personnes à coordonner, il devient essentiel d'utiliser des outils adaptés. Ce projet consiste à développer une application web qui permet de planifier, suivre et gérer les projets au sein d’une entreprise. L’outil est conçu pour être simple, intuitif et adapté aux besoins des petites et moyennes entreprises malgaches. Il vise à améliorer la communication, la productivité et le suivi des activités en temps réel. Ce travail s’inscrit dans une démarche de modernisation des méthodes de travail à travers la digitalisation.</w:t>
+      </w:r>
+    </w:p>
+    <w:p>
+      <w:pPr>
+        <w:rPr>
+          <w:rFonts w:ascii="Times New Roman" w:hAnsi="Times New Roman" w:cs="Times New Roman"/>
+          <w:sz w:val="28"/>
+          <w:szCs w:val="28"/>
+        </w:rPr>
+      </w:pPr>
+      <w:r>
+        <w:rPr>
+          <w:rFonts w:ascii="Times New Roman" w:hAnsi="Times New Roman" w:cs="Times New Roman"/>
+          <w:noProof/>
+          <w:sz w:val="24"/>
+          <w:szCs w:val="24"/>
+        </w:rPr>
+        <mc:AlternateContent>
+          <mc:Choice Requires="wps">
+            <w:drawing>
+              <wp:anchor distT="0" distB="0" distL="114300" distR="114300" simplePos="0" relativeHeight="251677696" behindDoc="1" locked="0" layoutInCell="1" allowOverlap="1" wp14:anchorId="265DAEF5" wp14:editId="274E4310">
+                <wp:simplePos x="0" y="0"/>
+                <wp:positionH relativeFrom="column">
+                  <wp:posOffset>2724225</wp:posOffset>
+                </wp:positionH>
+                <wp:positionV relativeFrom="paragraph">
+                  <wp:posOffset>5820674</wp:posOffset>
+                </wp:positionV>
+                <wp:extent cx="588723" cy="413359"/>
+                <wp:effectExtent l="0" t="0" r="20955" b="25400"/>
+                <wp:wrapNone/>
+                <wp:docPr id="492611681" name="Vague 492611681"/>
+                <wp:cNvGraphicFramePr/>
+                <a:graphic xmlns:a="http://schemas.openxmlformats.org/drawingml/2006/main">
+                  <a:graphicData uri="http://schemas.microsoft.com/office/word/2010/wordprocessingShape">
+                    <wps:wsp>
+                      <wps:cNvSpPr/>
+                      <wps:spPr>
+                        <a:xfrm>
+                          <a:off x="0" y="0"/>
+                          <a:ext cx="588723" cy="413359"/>
+                        </a:xfrm>
+                        <a:prstGeom prst="wave">
+                          <a:avLst>
+                            <a:gd name="adj1" fmla="val 4087"/>
+                            <a:gd name="adj2" fmla="val -607"/>
+                          </a:avLst>
+                        </a:prstGeom>
+                        <a:noFill/>
+                        <a:ln w="19050"/>
+                      </wps:spPr>
+                      <wps:style>
+                        <a:lnRef idx="2">
+                          <a:schemeClr val="accent1">
+                            <a:shade val="50000"/>
+                          </a:schemeClr>
+                        </a:lnRef>
+                        <a:fillRef idx="1">
+                          <a:schemeClr val="accent1"/>
+                        </a:fillRef>
+                        <a:effectRef idx="0">
+                          <a:schemeClr val="accent1"/>
+                        </a:effectRef>
+                        <a:fontRef idx="minor">
+                          <a:schemeClr val="lt1"/>
+                        </a:fontRef>
+                      </wps:style>
+                      <wps:txbx>
+                        <w:txbxContent>
+                          <w:p>
+                            <w:pPr>
+                              <w:jc w:val="center"/>
+                              <w:rPr>
+                                <w:rFonts w:ascii="Times New Roman" w:hAnsi="Times New Roman" w:cs="Times New Roman"/>
+                                <w:color w:val="000000" w:themeColor="text1"/>
+                                <w:sz w:val="40"/>
+                                <w:szCs w:val="40"/>
+                              </w:rPr>
+                            </w:pPr>
+                            <w:r>
+                              <w:rPr>
+                                <w:rFonts w:ascii="Times New Roman" w:hAnsi="Times New Roman" w:cs="Times New Roman"/>
+                                <w:color w:val="000000" w:themeColor="text1"/>
+                                <w:sz w:val="40"/>
+                                <w:szCs w:val="40"/>
+                              </w:rPr>
+                              <w:t>4</w:t>
+                            </w:r>
+                          </w:p>
+                        </w:txbxContent>
+                      </wps:txbx>
+                      <wps:bodyPr rot="0" spcFirstLastPara="0" vertOverflow="overflow" horzOverflow="overflow" vert="horz" wrap="square" lIns="91440" tIns="45720" rIns="91440" bIns="45720" numCol="1" spcCol="0" rtlCol="0" fromWordArt="0" anchor="ctr" anchorCtr="0" forceAA="0" compatLnSpc="1">
+                        <a:prstTxWarp prst="textNoShape">
+                          <a:avLst/>
+                        </a:prstTxWarp>
+                        <a:noAutofit/>
+                      </wps:bodyPr>
+                    </wps:wsp>
+                  </a:graphicData>
+                </a:graphic>
+                <wp14:sizeRelH relativeFrom="margin">
+                  <wp14:pctWidth>0</wp14:pctWidth>
+                </wp14:sizeRelH>
+                <wp14:sizeRelV relativeFrom="margin">
+                  <wp14:pctHeight>0</wp14:pctHeight>
+                </wp14:sizeRelV>
+              </wp:anchor>
+            </w:drawing>
+          </mc:Choice>
+          <mc:Fallback>
+            <w:pict>
+              <v:shape w14:anchorId="265DAEF5" id="Vague 492611681" o:spid="_x0000_s1029" type="#_x0000_t64" style="position:absolute;margin-left:214.5pt;margin-top:458.3pt;width:46.35pt;height:32.55pt;z-index:-251638784;visibility:visible;mso-wrap-style:square;mso-width-percent:0;mso-height-percent:0;mso-wrap-distance-left:9pt;mso-wrap-distance-top:0;mso-wrap-distance-right:9pt;mso-wrap-distance-bottom:0;mso-position-horizontal:absolute;mso-position-horizontal-relative:text;mso-position-vertical:absolute;mso-position-vertical-relative:text;mso-width-percent:0;mso-height-percent:0;mso-width-relative:margin;mso-height-relative:margin;v-text-anchor:middle" o:gfxdata="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" adj="883,10669" filled="f" strokecolor="#1f4d78 [1604]" strokeweight="1.5pt">
+                <v:stroke joinstyle="miter"/>
+                <v:textbox>
+                  <w:txbxContent>
+                    <w:p>
+                      <w:pPr>
+                        <w:jc w:val="center"/>
+                        <w:rPr>
+                          <w:rFonts w:ascii="Times New Roman" w:hAnsi="Times New Roman" w:cs="Times New Roman"/>
+                          <w:color w:val="000000" w:themeColor="text1"/>
+                          <w:sz w:val="40"/>
+                          <w:szCs w:val="40"/>
+                        </w:rPr>
+                      </w:pPr>
+                      <w:r>
+                        <w:rPr>
+                          <w:rFonts w:ascii="Times New Roman" w:hAnsi="Times New Roman" w:cs="Times New Roman"/>
+                          <w:color w:val="000000" w:themeColor="text1"/>
+                          <w:sz w:val="40"/>
+                          <w:szCs w:val="40"/>
+                        </w:rPr>
+                        <w:t>4</w:t>
+                      </w:r>
+                    </w:p>
+                  </w:txbxContent>
+                </v:textbox>
+              </v:shape>
+            </w:pict>
+          </mc:Fallback>
+        </mc:AlternateContent>
+      </w:r>
       <w:r>
         <w:rPr>
           <w:rFonts w:ascii="Times New Roman" w:hAnsi="Times New Roman" w:cs="Times New Roman"/>
@@ -3654,7 +3783,7 @@
           </mc:Choice>
           <mc:Fallback>
             <w:pict>
-              <v:shape w14:anchorId="26013A52" id="Vague 5" o:spid="_x0000_s1029" type="#_x0000_t64" style="position:absolute;margin-left:220.9pt;margin-top:637pt;width:46.35pt;height:32.55pt;z-index:-251640832;visibility:visible;mso-wrap-style:square;mso-width-percent:0;mso-height-percent:0;mso-wrap-distance-left:9pt;mso-wrap-distance-top:0;mso-wrap-distance-right:9pt;mso-wrap-distance-bottom:0;mso-position-horizontal:absolute;mso-position-horizontal-relative:text;mso-position-vertical:absolute;mso-position-vertical-relative:text;mso-width-percent:0;mso-height-percent:0;mso-width-relative:margin;mso-height-relative:margin;v-text-anchor:middle" o:gfxdata="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" adj="883,10669" filled="f" strokecolor="#1f4d78 [1604]" strokeweight="1.5pt">
+              <v:shape w14:anchorId="26013A52" id="Vague 5" o:spid="_x0000_s1030" type="#_x0000_t64" style="position:absolute;margin-left:220.9pt;margin-top:637pt;width:46.35pt;height:32.55pt;z-index:-251640832;visibility:visible;mso-wrap-style:square;mso-width-percent:0;mso-height-percent:0;mso-wrap-distance-left:9pt;mso-wrap-distance-top:0;mso-wrap-distance-right:9pt;mso-wrap-distance-bottom:0;mso-position-horizontal:absolute;mso-position-horizontal-relative:text;mso-position-vertical:absolute;mso-position-vertical-relative:text;mso-width-percent:0;mso-height-percent:0;mso-width-relative:margin;mso-height-relative:margin;v-text-anchor:middle" o:gfxdata="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" adj="883,10669" filled="f" strokecolor="#1f4d78 [1604]" strokeweight="1.5pt">
                 <v:stroke joinstyle="miter"/>
                 <v:textbox>
                   <w:txbxContent>
@@ -3696,7 +3825,6 @@
     </w:p>
     <w:p>
       <w:pPr>
-        <w:jc w:val="center"/>
         <w:rPr>
           <w:rFonts w:ascii="Times New Roman" w:hAnsi="Times New Roman" w:cs="Times New Roman"/>
           <w:sz w:val="28"/>
@@ -5345,7 +5473,6 @@
   <w:style w:type="character" w:default="1" w:styleId="Policepardfaut">
     <w:name w:val="Default Paragraph Font"/>
     <w:uiPriority w:val="1"/>
-    <w:semiHidden/>
     <w:unhideWhenUsed/>
   </w:style>
   <w:style w:type="table" w:default="1" w:styleId="TableauNormal">

--- a/Projet_TAHIENDRAZA Ravilimita  Zidane/Présentation Word.docx
+++ b/Projet_TAHIENDRAZA Ravilimita  Zidane/Présentation Word.docx
@@ -3140,40 +3140,18 @@
     </w:p>
     <w:p>
       <w:pPr>
-        <w:rPr>
-          <w:rFonts w:ascii="Times New Roman" w:hAnsi="Times New Roman" w:cs="Times New Roman"/>
-        </w:rPr>
-      </w:pPr>
-    </w:p>
-    <w:p>
-      <w:pPr>
-        <w:rPr>
-          <w:rFonts w:ascii="Times New Roman" w:hAnsi="Times New Roman" w:cs="Times New Roman"/>
-        </w:rPr>
-      </w:pPr>
-    </w:p>
-    <w:p>
-      <w:pPr>
-        <w:rPr>
-          <w:rFonts w:ascii="Times New Roman" w:hAnsi="Times New Roman" w:cs="Times New Roman"/>
-        </w:rPr>
-      </w:pPr>
-    </w:p>
-    <w:p>
-      <w:pPr>
         <w:jc w:val="center"/>
         <w:rPr>
           <w:rFonts w:ascii="Times New Roman" w:hAnsi="Times New Roman" w:cs="Times New Roman"/>
-          <w:sz w:val="28"/>
-          <w:szCs w:val="28"/>
-        </w:rPr>
-      </w:pPr>
-      <w:r>
-        <w:rPr>
-          <w:rFonts w:ascii="Times New Roman" w:hAnsi="Times New Roman" w:cs="Times New Roman"/>
-          <w:sz w:val="28"/>
-          <w:szCs w:val="28"/>
-        </w:rPr>
+        </w:rPr>
+      </w:pPr>
+      <w:r>
+        <w:rPr>
+          <w:rFonts w:ascii="Times New Roman" w:hAnsi="Times New Roman" w:cs="Times New Roman"/>
+          <w:sz w:val="28"/>
+          <w:szCs w:val="28"/>
+        </w:rPr>
+        <w:lastRenderedPageBreak/>
         <w:t>LISTES DES ABREVIATIONS</w:t>
       </w:r>
     </w:p>
@@ -3181,8 +3159,8 @@
       <w:pPr>
         <w:rPr>
           <w:rFonts w:ascii="Times New Roman" w:hAnsi="Times New Roman" w:cs="Times New Roman"/>
-          <w:sz w:val="28"/>
-          <w:szCs w:val="28"/>
+          <w:sz w:val="24"/>
+          <w:szCs w:val="24"/>
         </w:rPr>
       </w:pPr>
       <w:r>
@@ -3317,14 +3295,247 @@
           </mc:Fallback>
         </mc:AlternateContent>
       </w:r>
-      <w:r>
-        <w:rPr>
-          <w:rFonts w:ascii="Times New Roman" w:hAnsi="Times New Roman" w:cs="Times New Roman"/>
-          <w:sz w:val="28"/>
-          <w:szCs w:val="28"/>
-        </w:rPr>
-        <w:br w:type="page"/>
-      </w:r>
+      <w:proofErr w:type="gramStart"/>
+      <w:r>
+        <w:rPr>
+          <w:rFonts w:ascii="Times New Roman" w:hAnsi="Times New Roman" w:cs="Times New Roman"/>
+          <w:sz w:val="24"/>
+          <w:szCs w:val="24"/>
+        </w:rPr>
+        <w:t>PME</w:t>
+      </w:r>
+      <w:r>
+        <w:rPr>
+          <w:rFonts w:ascii="Times New Roman" w:hAnsi="Times New Roman" w:cs="Times New Roman"/>
+          <w:sz w:val="28"/>
+          <w:szCs w:val="28"/>
+        </w:rPr>
+        <w:t xml:space="preserve"> </w:t>
+      </w:r>
+      <w:r>
+        <w:rPr>
+          <w:rFonts w:ascii="Times New Roman" w:hAnsi="Times New Roman" w:cs="Times New Roman"/>
+          <w:sz w:val="28"/>
+          <w:szCs w:val="28"/>
+        </w:rPr>
+        <w:t>:</w:t>
+      </w:r>
+      <w:proofErr w:type="gramEnd"/>
+      <w:r>
+        <w:rPr>
+          <w:rFonts w:ascii="Times New Roman" w:hAnsi="Times New Roman" w:cs="Times New Roman"/>
+          <w:sz w:val="28"/>
+          <w:szCs w:val="28"/>
+        </w:rPr>
+        <w:t xml:space="preserve"> </w:t>
+      </w:r>
+      <w:r>
+        <w:rPr>
+          <w:rFonts w:ascii="Times New Roman" w:hAnsi="Times New Roman" w:cs="Times New Roman"/>
+          <w:sz w:val="24"/>
+          <w:szCs w:val="24"/>
+        </w:rPr>
+        <w:t xml:space="preserve">Petite Moyenne </w:t>
+      </w:r>
+      <w:proofErr w:type="spellStart"/>
+      <w:r>
+        <w:rPr>
+          <w:rFonts w:ascii="Times New Roman" w:hAnsi="Times New Roman" w:cs="Times New Roman"/>
+          <w:sz w:val="24"/>
+          <w:szCs w:val="24"/>
+        </w:rPr>
+        <w:t>Entreprise</w:t>
+      </w:r>
+      <w:proofErr w:type="spellEnd"/>
+    </w:p>
+    <w:p>
+      <w:pPr>
+        <w:rPr>
+          <w:rFonts w:ascii="Times New Roman" w:hAnsi="Times New Roman" w:cs="Times New Roman"/>
+          <w:sz w:val="28"/>
+          <w:szCs w:val="28"/>
+        </w:rPr>
+      </w:pPr>
+    </w:p>
+    <w:p>
+      <w:pPr>
+        <w:rPr>
+          <w:rFonts w:ascii="Times New Roman" w:hAnsi="Times New Roman" w:cs="Times New Roman"/>
+          <w:sz w:val="28"/>
+          <w:szCs w:val="28"/>
+        </w:rPr>
+      </w:pPr>
+    </w:p>
+    <w:p>
+      <w:pPr>
+        <w:rPr>
+          <w:rFonts w:ascii="Times New Roman" w:hAnsi="Times New Roman" w:cs="Times New Roman"/>
+          <w:sz w:val="28"/>
+          <w:szCs w:val="28"/>
+        </w:rPr>
+      </w:pPr>
+    </w:p>
+    <w:p>
+      <w:pPr>
+        <w:rPr>
+          <w:rFonts w:ascii="Times New Roman" w:hAnsi="Times New Roman" w:cs="Times New Roman"/>
+          <w:sz w:val="28"/>
+          <w:szCs w:val="28"/>
+        </w:rPr>
+      </w:pPr>
+    </w:p>
+    <w:p>
+      <w:pPr>
+        <w:rPr>
+          <w:rFonts w:ascii="Times New Roman" w:hAnsi="Times New Roman" w:cs="Times New Roman"/>
+          <w:sz w:val="28"/>
+          <w:szCs w:val="28"/>
+        </w:rPr>
+      </w:pPr>
+    </w:p>
+    <w:p>
+      <w:pPr>
+        <w:rPr>
+          <w:rFonts w:ascii="Times New Roman" w:hAnsi="Times New Roman" w:cs="Times New Roman"/>
+          <w:sz w:val="28"/>
+          <w:szCs w:val="28"/>
+        </w:rPr>
+      </w:pPr>
+    </w:p>
+    <w:p>
+      <w:pPr>
+        <w:rPr>
+          <w:rFonts w:ascii="Times New Roman" w:hAnsi="Times New Roman" w:cs="Times New Roman"/>
+          <w:sz w:val="28"/>
+          <w:szCs w:val="28"/>
+        </w:rPr>
+      </w:pPr>
+    </w:p>
+    <w:p>
+      <w:pPr>
+        <w:rPr>
+          <w:rFonts w:ascii="Times New Roman" w:hAnsi="Times New Roman" w:cs="Times New Roman"/>
+          <w:sz w:val="28"/>
+          <w:szCs w:val="28"/>
+        </w:rPr>
+      </w:pPr>
+    </w:p>
+    <w:p>
+      <w:pPr>
+        <w:rPr>
+          <w:rFonts w:ascii="Times New Roman" w:hAnsi="Times New Roman" w:cs="Times New Roman"/>
+          <w:sz w:val="28"/>
+          <w:szCs w:val="28"/>
+        </w:rPr>
+      </w:pPr>
+    </w:p>
+    <w:p>
+      <w:pPr>
+        <w:rPr>
+          <w:rFonts w:ascii="Times New Roman" w:hAnsi="Times New Roman" w:cs="Times New Roman"/>
+          <w:sz w:val="28"/>
+          <w:szCs w:val="28"/>
+        </w:rPr>
+      </w:pPr>
+    </w:p>
+    <w:p>
+      <w:pPr>
+        <w:rPr>
+          <w:rFonts w:ascii="Times New Roman" w:hAnsi="Times New Roman" w:cs="Times New Roman"/>
+          <w:sz w:val="28"/>
+          <w:szCs w:val="28"/>
+        </w:rPr>
+      </w:pPr>
+    </w:p>
+    <w:p>
+      <w:pPr>
+        <w:rPr>
+          <w:rFonts w:ascii="Times New Roman" w:hAnsi="Times New Roman" w:cs="Times New Roman"/>
+          <w:sz w:val="28"/>
+          <w:szCs w:val="28"/>
+        </w:rPr>
+      </w:pPr>
+    </w:p>
+    <w:p>
+      <w:pPr>
+        <w:rPr>
+          <w:rFonts w:ascii="Times New Roman" w:hAnsi="Times New Roman" w:cs="Times New Roman"/>
+          <w:sz w:val="28"/>
+          <w:szCs w:val="28"/>
+        </w:rPr>
+      </w:pPr>
+    </w:p>
+    <w:p>
+      <w:pPr>
+        <w:rPr>
+          <w:rFonts w:ascii="Times New Roman" w:hAnsi="Times New Roman" w:cs="Times New Roman"/>
+          <w:sz w:val="28"/>
+          <w:szCs w:val="28"/>
+        </w:rPr>
+      </w:pPr>
+    </w:p>
+    <w:p>
+      <w:pPr>
+        <w:rPr>
+          <w:rFonts w:ascii="Times New Roman" w:hAnsi="Times New Roman" w:cs="Times New Roman"/>
+          <w:sz w:val="28"/>
+          <w:szCs w:val="28"/>
+        </w:rPr>
+      </w:pPr>
+    </w:p>
+    <w:p>
+      <w:pPr>
+        <w:rPr>
+          <w:rFonts w:ascii="Times New Roman" w:hAnsi="Times New Roman" w:cs="Times New Roman"/>
+          <w:sz w:val="28"/>
+          <w:szCs w:val="28"/>
+        </w:rPr>
+      </w:pPr>
+    </w:p>
+    <w:p>
+      <w:pPr>
+        <w:rPr>
+          <w:rFonts w:ascii="Times New Roman" w:hAnsi="Times New Roman" w:cs="Times New Roman"/>
+          <w:sz w:val="28"/>
+          <w:szCs w:val="28"/>
+        </w:rPr>
+      </w:pPr>
+    </w:p>
+    <w:p>
+      <w:pPr>
+        <w:rPr>
+          <w:rFonts w:ascii="Times New Roman" w:hAnsi="Times New Roman" w:cs="Times New Roman"/>
+          <w:sz w:val="28"/>
+          <w:szCs w:val="28"/>
+        </w:rPr>
+      </w:pPr>
+    </w:p>
+    <w:p>
+      <w:pPr>
+        <w:rPr>
+          <w:rFonts w:ascii="Times New Roman" w:hAnsi="Times New Roman" w:cs="Times New Roman"/>
+          <w:sz w:val="28"/>
+          <w:szCs w:val="28"/>
+        </w:rPr>
+      </w:pPr>
+    </w:p>
+    <w:p>
+      <w:pPr>
+        <w:rPr>
+          <w:rFonts w:ascii="Times New Roman" w:hAnsi="Times New Roman" w:cs="Times New Roman"/>
+          <w:sz w:val="28"/>
+          <w:szCs w:val="28"/>
+        </w:rPr>
+      </w:pPr>
+    </w:p>
+    <w:p>
+      <w:pPr>
+        <w:rPr>
+          <w:rFonts w:ascii="Times New Roman" w:hAnsi="Times New Roman" w:cs="Times New Roman"/>
+          <w:sz w:val="28"/>
+          <w:szCs w:val="28"/>
+        </w:rPr>
+      </w:pPr>
     </w:p>
     <w:p>
       <w:pPr>
@@ -3341,7 +3552,6 @@
           <w:sz w:val="28"/>
           <w:szCs w:val="28"/>
         </w:rPr>
-        <w:lastRenderedPageBreak/>
         <w:t>LISTES DES FIGURES</w:t>
       </w:r>
     </w:p>
@@ -3515,28 +3725,18 @@
     </w:p>
     <w:p>
       <w:pPr>
-        <w:jc w:val="center"/>
-        <w:rPr>
-          <w:rFonts w:ascii="Times New Roman" w:hAnsi="Times New Roman" w:cs="Times New Roman"/>
-          <w:sz w:val="28"/>
-          <w:szCs w:val="28"/>
-        </w:rPr>
-      </w:pPr>
-    </w:p>
-    <w:p>
-      <w:pPr>
-        <w:rPr>
-          <w:rFonts w:ascii="Times New Roman" w:hAnsi="Times New Roman" w:cs="Times New Roman"/>
-          <w:sz w:val="28"/>
-          <w:szCs w:val="28"/>
-          <w:lang w:val="fr-FR"/>
-        </w:rPr>
-      </w:pPr>
-      <w:r>
-        <w:rPr>
-          <w:rFonts w:ascii="Times New Roman" w:hAnsi="Times New Roman" w:cs="Times New Roman"/>
-          <w:sz w:val="28"/>
-          <w:szCs w:val="28"/>
+        <w:rPr>
+          <w:rFonts w:ascii="Times New Roman" w:hAnsi="Times New Roman" w:cs="Times New Roman"/>
+          <w:sz w:val="24"/>
+          <w:szCs w:val="24"/>
+          <w:lang w:val="fr-FR"/>
+        </w:rPr>
+      </w:pPr>
+      <w:r>
+        <w:rPr>
+          <w:rFonts w:ascii="Times New Roman" w:hAnsi="Times New Roman" w:cs="Times New Roman"/>
+          <w:sz w:val="24"/>
+          <w:szCs w:val="24"/>
           <w:lang w:val="fr-FR"/>
         </w:rPr>
         <w:t>Dans le contexte professionnel actuel, la gestion efficace des projets est un facteur clé de succès pour les entreprises. Avec l'augmentation des tâches à organiser et des personnes à coordonner, il devient essentiel d'utiliser des outils adaptés. Ce projet consiste à développer une application web qui permet de planifier, suivre et gérer les projets au sein d’une entreprise. L’outil est conçu pour être simple, intuitif et adapté aux besoins des petites et moyennes entreprises malgaches. Il vise à améliorer la communication, la productivité et le suivi des activités en temps réel. Ce travail s’inscrit dans une démarche de modernisation des méthodes de travail à travers la digitalisation.</w:t>
@@ -3825,12 +4025,613 @@
     </w:p>
     <w:p>
       <w:pPr>
-        <w:rPr>
-          <w:rFonts w:ascii="Times New Roman" w:hAnsi="Times New Roman" w:cs="Times New Roman"/>
-          <w:sz w:val="28"/>
-          <w:szCs w:val="28"/>
-        </w:rPr>
-      </w:pPr>
+        <w:jc w:val="center"/>
+        <w:rPr>
+          <w:rFonts w:ascii="Times New Roman" w:hAnsi="Times New Roman" w:cs="Times New Roman"/>
+          <w:sz w:val="32"/>
+          <w:szCs w:val="32"/>
+        </w:rPr>
+      </w:pPr>
+      <w:r>
+        <w:rPr>
+          <w:rFonts w:ascii="Times New Roman" w:hAnsi="Times New Roman" w:cs="Times New Roman"/>
+          <w:sz w:val="32"/>
+          <w:szCs w:val="32"/>
+        </w:rPr>
+        <w:lastRenderedPageBreak/>
+        <w:t>CONTEXTE GENERAL DU PROJET</w:t>
+      </w:r>
+    </w:p>
+    <w:p>
+      <w:pPr>
+        <w:jc w:val="center"/>
+        <w:rPr>
+          <w:rFonts w:ascii="Times New Roman" w:hAnsi="Times New Roman" w:cs="Times New Roman"/>
+          <w:sz w:val="32"/>
+          <w:szCs w:val="32"/>
+        </w:rPr>
+      </w:pPr>
+    </w:p>
+    <w:p>
+      <w:pPr>
+        <w:jc w:val="both"/>
+        <w:rPr>
+          <w:rFonts w:ascii="Times New Roman" w:hAnsi="Times New Roman" w:cs="Times New Roman"/>
+          <w:sz w:val="24"/>
+          <w:szCs w:val="24"/>
+          <w:lang w:val="fr-FR"/>
+        </w:rPr>
+      </w:pPr>
+      <w:r>
+        <w:rPr>
+          <w:rFonts w:ascii="Times New Roman" w:hAnsi="Times New Roman" w:cs="Times New Roman"/>
+          <w:sz w:val="24"/>
+          <w:szCs w:val="24"/>
+          <w:lang w:val="fr-FR"/>
+        </w:rPr>
+        <w:t>Ce projet vise à fournir une solution numérique moderne pour suivre l’évolution des travaux au sein d’une entreprise. En concentrant toutes les informations clés dans une plateforme unique, il simplifie la coordination des équipes et la prise de décision. L’application se veut légère, accessible et parfaitement adaptée aux réalités des petites et moyennes entreprises malgaches.</w:t>
+      </w:r>
+    </w:p>
+    <w:p>
+      <w:pPr>
+        <w:jc w:val="both"/>
+        <w:rPr>
+          <w:rFonts w:ascii="Times New Roman" w:hAnsi="Times New Roman" w:cs="Times New Roman"/>
+          <w:sz w:val="24"/>
+          <w:szCs w:val="24"/>
+          <w:lang w:val="fr-FR"/>
+        </w:rPr>
+      </w:pPr>
+      <w:r>
+        <w:rPr>
+          <w:rFonts w:ascii="Times New Roman" w:hAnsi="Times New Roman" w:cs="Times New Roman"/>
+          <w:b/>
+          <w:bCs/>
+          <w:sz w:val="24"/>
+          <w:szCs w:val="24"/>
+          <w:lang w:val="fr-FR"/>
+        </w:rPr>
+        <w:t>Chapitre 1 :</w:t>
+      </w:r>
+      <w:r>
+        <w:rPr>
+          <w:rFonts w:ascii="Times New Roman" w:hAnsi="Times New Roman" w:cs="Times New Roman"/>
+          <w:sz w:val="24"/>
+          <w:szCs w:val="24"/>
+          <w:lang w:val="fr-FR"/>
+        </w:rPr>
+        <w:t xml:space="preserve"> Le premier chapitre dresse le cadre théorique et fonctionnel du projet. Il identifie les enjeux, analyse les solutions existantes et définit clairement les besoins auxquels l’application doit répondre.</w:t>
+      </w:r>
+    </w:p>
+    <w:p>
+      <w:pPr>
+        <w:jc w:val="both"/>
+        <w:rPr>
+          <w:rFonts w:ascii="Times New Roman" w:hAnsi="Times New Roman" w:cs="Times New Roman"/>
+          <w:sz w:val="24"/>
+          <w:szCs w:val="24"/>
+          <w:lang w:val="fr-FR"/>
+        </w:rPr>
+      </w:pPr>
+      <w:r>
+        <w:rPr>
+          <w:rFonts w:ascii="Times New Roman" w:hAnsi="Times New Roman" w:cs="Times New Roman"/>
+          <w:b/>
+          <w:bCs/>
+          <w:sz w:val="24"/>
+          <w:szCs w:val="24"/>
+          <w:lang w:val="fr-FR"/>
+        </w:rPr>
+        <w:t>Chapitre 2 :</w:t>
+      </w:r>
+      <w:r>
+        <w:rPr>
+          <w:rFonts w:ascii="Times New Roman" w:hAnsi="Times New Roman" w:cs="Times New Roman"/>
+          <w:sz w:val="24"/>
+          <w:szCs w:val="24"/>
+          <w:lang w:val="fr-FR"/>
+        </w:rPr>
+        <w:t xml:space="preserve"> Le deuxième chapitre décrit la conception technique de la solution proposée. Il détaille l’architecture globale, les choix technologiques ainsi que la modélisation des données et des interfaces.</w:t>
+      </w:r>
+    </w:p>
+    <w:p>
+      <w:pPr>
+        <w:jc w:val="both"/>
+        <w:rPr>
+          <w:rFonts w:ascii="Times New Roman" w:hAnsi="Times New Roman" w:cs="Times New Roman"/>
+          <w:sz w:val="28"/>
+          <w:szCs w:val="28"/>
+          <w:lang w:val="fr-FR"/>
+        </w:rPr>
+      </w:pPr>
+      <w:r>
+        <w:rPr>
+          <w:rFonts w:ascii="Times New Roman" w:hAnsi="Times New Roman" w:cs="Times New Roman"/>
+          <w:b/>
+          <w:bCs/>
+          <w:sz w:val="24"/>
+          <w:szCs w:val="24"/>
+          <w:lang w:val="fr-FR"/>
+        </w:rPr>
+        <w:t>Chapitre 3 :</w:t>
+      </w:r>
+      <w:r>
+        <w:rPr>
+          <w:rFonts w:ascii="Times New Roman" w:hAnsi="Times New Roman" w:cs="Times New Roman"/>
+          <w:sz w:val="24"/>
+          <w:szCs w:val="24"/>
+          <w:lang w:val="fr-FR"/>
+        </w:rPr>
+        <w:t xml:space="preserve"> Le troisième chapitre relate la mise en œuvre pratique et le déploiement de l’application. Il présente les étapes de développement, les tests réalisés et les perspectives d’amélioration</w:t>
+      </w:r>
+      <w:r>
+        <w:rPr>
+          <w:rFonts w:ascii="Times New Roman" w:hAnsi="Times New Roman" w:cs="Times New Roman"/>
+          <w:sz w:val="28"/>
+          <w:szCs w:val="28"/>
+          <w:lang w:val="fr-FR"/>
+        </w:rPr>
+        <w:t>.</w:t>
+      </w:r>
+    </w:p>
+    <w:p>
+      <w:pPr>
+        <w:jc w:val="both"/>
+        <w:rPr>
+          <w:rFonts w:ascii="Times New Roman" w:hAnsi="Times New Roman" w:cs="Times New Roman"/>
+          <w:sz w:val="28"/>
+          <w:szCs w:val="28"/>
+        </w:rPr>
+      </w:pPr>
+    </w:p>
+    <w:p>
+      <w:pPr>
+        <w:jc w:val="both"/>
+        <w:rPr>
+          <w:rFonts w:ascii="Times New Roman" w:hAnsi="Times New Roman" w:cs="Times New Roman"/>
+          <w:sz w:val="28"/>
+          <w:szCs w:val="28"/>
+        </w:rPr>
+      </w:pPr>
+    </w:p>
+    <w:p>
+      <w:pPr>
+        <w:jc w:val="both"/>
+        <w:rPr>
+          <w:rFonts w:ascii="Times New Roman" w:hAnsi="Times New Roman" w:cs="Times New Roman"/>
+          <w:sz w:val="28"/>
+          <w:szCs w:val="28"/>
+        </w:rPr>
+      </w:pPr>
+    </w:p>
+    <w:p>
+      <w:pPr>
+        <w:jc w:val="both"/>
+        <w:rPr>
+          <w:rFonts w:ascii="Times New Roman" w:hAnsi="Times New Roman" w:cs="Times New Roman"/>
+          <w:sz w:val="28"/>
+          <w:szCs w:val="28"/>
+        </w:rPr>
+      </w:pPr>
+    </w:p>
+    <w:p>
+      <w:pPr>
+        <w:jc w:val="both"/>
+        <w:rPr>
+          <w:rFonts w:ascii="Times New Roman" w:hAnsi="Times New Roman" w:cs="Times New Roman"/>
+          <w:sz w:val="28"/>
+          <w:szCs w:val="28"/>
+        </w:rPr>
+      </w:pPr>
+    </w:p>
+    <w:p>
+      <w:pPr>
+        <w:jc w:val="both"/>
+        <w:rPr>
+          <w:rFonts w:ascii="Times New Roman" w:hAnsi="Times New Roman" w:cs="Times New Roman"/>
+          <w:sz w:val="28"/>
+          <w:szCs w:val="28"/>
+        </w:rPr>
+      </w:pPr>
+    </w:p>
+    <w:p>
+      <w:pPr>
+        <w:jc w:val="both"/>
+        <w:rPr>
+          <w:rFonts w:ascii="Times New Roman" w:hAnsi="Times New Roman" w:cs="Times New Roman"/>
+          <w:sz w:val="28"/>
+          <w:szCs w:val="28"/>
+        </w:rPr>
+      </w:pPr>
+    </w:p>
+    <w:p>
+      <w:pPr>
+        <w:jc w:val="both"/>
+        <w:rPr>
+          <w:rFonts w:ascii="Times New Roman" w:hAnsi="Times New Roman" w:cs="Times New Roman"/>
+          <w:sz w:val="28"/>
+          <w:szCs w:val="28"/>
+        </w:rPr>
+      </w:pPr>
+    </w:p>
+    <w:p>
+      <w:pPr>
+        <w:jc w:val="both"/>
+        <w:rPr>
+          <w:rFonts w:ascii="Times New Roman" w:hAnsi="Times New Roman" w:cs="Times New Roman"/>
+          <w:sz w:val="28"/>
+          <w:szCs w:val="28"/>
+        </w:rPr>
+      </w:pPr>
+    </w:p>
+    <w:p>
+      <w:pPr>
+        <w:jc w:val="both"/>
+        <w:rPr>
+          <w:rFonts w:ascii="Times New Roman" w:hAnsi="Times New Roman" w:cs="Times New Roman"/>
+          <w:sz w:val="28"/>
+          <w:szCs w:val="28"/>
+        </w:rPr>
+      </w:pPr>
+    </w:p>
+    <w:p>
+      <w:pPr>
+        <w:jc w:val="both"/>
+        <w:rPr>
+          <w:rFonts w:ascii="Times New Roman" w:hAnsi="Times New Roman" w:cs="Times New Roman"/>
+          <w:sz w:val="28"/>
+          <w:szCs w:val="28"/>
+        </w:rPr>
+      </w:pPr>
+    </w:p>
+    <w:p>
+      <w:pPr>
+        <w:jc w:val="both"/>
+        <w:rPr>
+          <w:rFonts w:ascii="Times New Roman" w:hAnsi="Times New Roman" w:cs="Times New Roman"/>
+          <w:sz w:val="28"/>
+          <w:szCs w:val="28"/>
+        </w:rPr>
+      </w:pPr>
+    </w:p>
+    <w:p>
+      <w:pPr>
+        <w:rPr>
+          <w:rFonts w:ascii="Times New Roman" w:hAnsi="Times New Roman" w:cs="Times New Roman"/>
+          <w:sz w:val="28"/>
+          <w:szCs w:val="28"/>
+        </w:rPr>
+      </w:pPr>
+    </w:p>
+    <w:p>
+      <w:pPr>
+        <w:pStyle w:val="Titre4"/>
+        <w:rPr>
+          <w:rStyle w:val="lev"/>
+          <w:rFonts w:ascii="Times New Roman" w:hAnsi="Times New Roman" w:cs="Times New Roman"/>
+          <w:bCs/>
+          <w:i w:val="0"/>
+          <w:color w:val="000000" w:themeColor="text1"/>
+          <w:sz w:val="36"/>
+          <w:szCs w:val="36"/>
+          <w:lang w:val="fr-FR"/>
+        </w:rPr>
+      </w:pPr>
+      <w:r>
+        <w:rPr>
+          <w:rFonts w:ascii="Times New Roman" w:hAnsi="Times New Roman" w:cs="Times New Roman"/>
+          <w:sz w:val="24"/>
+          <w:szCs w:val="24"/>
+          <w:lang w:val="fr-FR"/>
+        </w:rPr>
+        <w:lastRenderedPageBreak/>
+        <w:t xml:space="preserve">   </w:t>
+      </w:r>
+      <w:r>
+        <w:rPr>
+          <w:rFonts w:ascii="Times New Roman" w:hAnsi="Times New Roman" w:cs="Times New Roman"/>
+          <w:bCs w:val="0"/>
+          <w:sz w:val="36"/>
+          <w:szCs w:val="36"/>
+          <w:lang w:val="fr-FR"/>
+        </w:rPr>
+        <w:t xml:space="preserve"> </w:t>
+      </w:r>
+      <w:r>
+        <w:rPr>
+          <w:rFonts w:ascii="Times New Roman" w:hAnsi="Times New Roman" w:cs="Times New Roman"/>
+          <w:bCs w:val="0"/>
+          <w:i w:val="0"/>
+          <w:color w:val="000000" w:themeColor="text1"/>
+          <w:sz w:val="36"/>
+          <w:szCs w:val="36"/>
+          <w:lang w:val="fr-FR"/>
+        </w:rPr>
+        <w:t xml:space="preserve">Chapitre 1 : </w:t>
+      </w:r>
+      <w:r>
+        <w:rPr>
+          <w:rStyle w:val="lev"/>
+          <w:rFonts w:ascii="Times New Roman" w:hAnsi="Times New Roman" w:cs="Times New Roman"/>
+          <w:bCs/>
+          <w:i w:val="0"/>
+          <w:color w:val="000000" w:themeColor="text1"/>
+          <w:sz w:val="36"/>
+          <w:szCs w:val="36"/>
+          <w:lang w:val="fr-FR"/>
+        </w:rPr>
+        <w:t xml:space="preserve"> </w:t>
+      </w:r>
+    </w:p>
+    <w:p>
+      <w:pPr>
+        <w:pStyle w:val="Paragraphedeliste"/>
+        <w:numPr>
+          <w:ilvl w:val="1"/>
+          <w:numId w:val="13"/>
+        </w:numPr>
+        <w:rPr>
+          <w:rFonts w:ascii="Times New Roman" w:hAnsi="Times New Roman" w:cs="Times New Roman"/>
+          <w:sz w:val="28"/>
+          <w:szCs w:val="28"/>
+          <w:u w:val="single"/>
+        </w:rPr>
+      </w:pPr>
+      <w:r>
+        <w:rPr>
+          <w:rFonts w:ascii="Times New Roman" w:hAnsi="Times New Roman" w:cs="Times New Roman"/>
+          <w:sz w:val="28"/>
+          <w:szCs w:val="28"/>
+          <w:u w:val="single"/>
+          <w:lang w:val="fr-FR"/>
+        </w:rPr>
+        <w:t>Contexte et Motivation de l’Etude :</w:t>
+      </w:r>
+    </w:p>
+    <w:p>
+      <w:pPr>
+        <w:pStyle w:val="Paragraphedeliste"/>
+        <w:numPr>
+          <w:ilvl w:val="2"/>
+          <w:numId w:val="14"/>
+        </w:numPr>
+        <w:rPr>
+          <w:rFonts w:ascii="Times New Roman" w:hAnsi="Times New Roman" w:cs="Times New Roman"/>
+          <w:sz w:val="24"/>
+          <w:szCs w:val="24"/>
+          <w:u w:val="single"/>
+        </w:rPr>
+      </w:pPr>
+      <w:r>
+        <w:rPr>
+          <w:rFonts w:ascii="Times New Roman" w:eastAsia="Times New Roman" w:hAnsi="Times New Roman" w:cs="Times New Roman"/>
+          <w:u w:val="single"/>
+        </w:rPr>
+        <w:t xml:space="preserve">État de </w:t>
+      </w:r>
+      <w:proofErr w:type="spellStart"/>
+      <w:r>
+        <w:rPr>
+          <w:rFonts w:ascii="Times New Roman" w:eastAsia="Times New Roman" w:hAnsi="Times New Roman" w:cs="Times New Roman"/>
+          <w:u w:val="single"/>
+        </w:rPr>
+        <w:t>l’art</w:t>
+      </w:r>
+      <w:proofErr w:type="spellEnd"/>
+      <w:r>
+        <w:rPr>
+          <w:rFonts w:ascii="Times New Roman" w:eastAsia="Times New Roman" w:hAnsi="Times New Roman" w:cs="Times New Roman"/>
+          <w:u w:val="single"/>
+        </w:rPr>
+        <w:t xml:space="preserve"> des solutions </w:t>
+      </w:r>
+      <w:proofErr w:type="spellStart"/>
+      <w:proofErr w:type="gramStart"/>
+      <w:r>
+        <w:rPr>
+          <w:rFonts w:ascii="Times New Roman" w:eastAsia="Times New Roman" w:hAnsi="Times New Roman" w:cs="Times New Roman"/>
+          <w:u w:val="single"/>
+        </w:rPr>
+        <w:t>existantes</w:t>
+      </w:r>
+      <w:proofErr w:type="spellEnd"/>
+      <w:r>
+        <w:rPr>
+          <w:rFonts w:ascii="Times New Roman" w:eastAsia="Times New Roman" w:hAnsi="Times New Roman" w:cs="Times New Roman"/>
+          <w:u w:val="single"/>
+        </w:rPr>
+        <w:t xml:space="preserve"> :</w:t>
+      </w:r>
+      <w:proofErr w:type="gramEnd"/>
+    </w:p>
+    <w:p>
+      <w:pPr>
+        <w:ind w:left="1224"/>
+        <w:rPr>
+          <w:rFonts w:ascii="Times New Roman" w:hAnsi="Times New Roman" w:cs="Times New Roman"/>
+          <w:lang w:val="fr-FR"/>
+        </w:rPr>
+      </w:pPr>
+      <w:r>
+        <w:rPr>
+          <w:rFonts w:ascii="Times New Roman" w:hAnsi="Times New Roman" w:cs="Times New Roman"/>
+          <w:sz w:val="28"/>
+          <w:szCs w:val="28"/>
+        </w:rPr>
+        <w:t xml:space="preserve">      </w:t>
+      </w:r>
+      <w:r>
+        <w:rPr>
+          <w:rFonts w:ascii="Times New Roman" w:hAnsi="Times New Roman" w:cs="Times New Roman"/>
+          <w:lang w:val="fr-FR"/>
+        </w:rPr>
+        <w:t>Il existe actuellement plusieurs plateformes de gestion de projets telles que Trello, Asana, ou encore Monday.com. Ces outils offrent des fonctionnalités complètes de planification et de collaboration. Cependant, leur complexité, leur coût élevé, et leur dépendance à une connexion internet permanente peuvent représenter des freins pour les PME locales. Une solution personnalisée, adaptée aux réalités et aux besoins spécifiques du marché malgache, est donc plus appropriée.</w:t>
+      </w:r>
+    </w:p>
+    <w:p>
+      <w:pPr>
+        <w:rPr>
+          <w:rFonts w:ascii="Times New Roman" w:hAnsi="Times New Roman" w:cs="Times New Roman"/>
+          <w:sz w:val="28"/>
+          <w:szCs w:val="28"/>
+        </w:rPr>
+      </w:pPr>
+    </w:p>
+    <w:p>
+      <w:pPr>
+        <w:pStyle w:val="Paragraphedeliste"/>
+        <w:numPr>
+          <w:ilvl w:val="2"/>
+          <w:numId w:val="14"/>
+        </w:numPr>
+        <w:rPr>
+          <w:rFonts w:ascii="Times New Roman" w:hAnsi="Times New Roman" w:cs="Times New Roman"/>
+          <w:sz w:val="28"/>
+          <w:szCs w:val="28"/>
+          <w:u w:val="single"/>
+        </w:rPr>
+      </w:pPr>
+      <w:r>
+        <w:rPr>
+          <w:rFonts w:ascii="Times New Roman" w:eastAsia="Times New Roman" w:hAnsi="Times New Roman" w:cs="Times New Roman"/>
+          <w:u w:val="single"/>
+          <w:lang w:val="fr-FR"/>
+        </w:rPr>
+        <w:t>Justification du projet</w:t>
+      </w:r>
+      <w:r>
+        <w:rPr>
+          <w:rFonts w:ascii="Times New Roman" w:eastAsia="Times New Roman" w:hAnsi="Times New Roman" w:cs="Times New Roman"/>
+          <w:u w:val="single"/>
+          <w:lang w:val="fr-FR"/>
+        </w:rPr>
+        <w:t> :</w:t>
+      </w:r>
+    </w:p>
+    <w:p>
+      <w:pPr>
+        <w:pStyle w:val="Paragraphedeliste"/>
+        <w:ind w:left="792"/>
+        <w:rPr>
+          <w:rFonts w:ascii="Times New Roman" w:hAnsi="Times New Roman" w:cs="Times New Roman"/>
+          <w:lang w:val="fr-FR"/>
+        </w:rPr>
+      </w:pPr>
+      <w:r>
+        <w:rPr>
+          <w:rFonts w:ascii="Times New Roman" w:hAnsi="Times New Roman" w:cs="Times New Roman"/>
+          <w:lang w:val="fr-FR"/>
+        </w:rPr>
+        <w:t>Ce projet est né de l’observation d’un manque d’outils numériques adaptés à la gestion de projets dans les entreprises locales. Il s’agit de proposer une application à la fois simple, efficace et économique, permettant de digitaliser les méthodes de travail et d’augmenter la productivité des équipes. Le projet se veut également évolutif, afin de s’adapter aux besoins futurs des utilisateurs.</w:t>
+      </w:r>
+    </w:p>
+    <w:p>
+      <w:pPr>
+        <w:rPr>
+          <w:rFonts w:ascii="Times New Roman" w:hAnsi="Times New Roman" w:cs="Times New Roman"/>
+          <w:sz w:val="28"/>
+          <w:szCs w:val="28"/>
+        </w:rPr>
+      </w:pPr>
+    </w:p>
+    <w:p>
+      <w:pPr>
+        <w:jc w:val="center"/>
+        <w:rPr>
+          <w:rFonts w:ascii="Times New Roman" w:hAnsi="Times New Roman" w:cs="Times New Roman"/>
+          <w:sz w:val="28"/>
+          <w:szCs w:val="28"/>
+        </w:rPr>
+      </w:pPr>
+    </w:p>
+    <w:p>
+      <w:pPr>
+        <w:pStyle w:val="Paragraphedeliste"/>
+        <w:numPr>
+          <w:ilvl w:val="1"/>
+          <w:numId w:val="16"/>
+        </w:numPr>
+        <w:rPr>
+          <w:rFonts w:ascii="Times New Roman" w:hAnsi="Times New Roman" w:cs="Times New Roman"/>
+          <w:sz w:val="28"/>
+          <w:szCs w:val="28"/>
+        </w:rPr>
+      </w:pPr>
+      <w:r>
+        <w:rPr>
+          <w:rFonts w:ascii="Times New Roman" w:hAnsi="Times New Roman" w:cs="Times New Roman"/>
+          <w:sz w:val="28"/>
+          <w:szCs w:val="28"/>
+        </w:rPr>
+        <w:br w:type="page"/>
+      </w:r>
+    </w:p>
+    <w:p>
+      <w:pPr>
+        <w:pStyle w:val="Paragraphedeliste"/>
+        <w:numPr>
+          <w:ilvl w:val="1"/>
+          <w:numId w:val="17"/>
+        </w:numPr>
+        <w:rPr>
+          <w:rFonts w:ascii="Times New Roman" w:hAnsi="Times New Roman" w:cs="Times New Roman"/>
+          <w:sz w:val="28"/>
+          <w:szCs w:val="28"/>
+          <w:u w:val="single"/>
+        </w:rPr>
+      </w:pPr>
+      <w:r>
+        <w:rPr>
+          <w:rFonts w:ascii="Times New Roman" w:hAnsi="Times New Roman" w:cs="Times New Roman"/>
+          <w:sz w:val="28"/>
+          <w:szCs w:val="28"/>
+          <w:u w:val="single"/>
+        </w:rPr>
+        <w:lastRenderedPageBreak/>
+        <w:t xml:space="preserve"> </w:t>
+      </w:r>
+      <w:proofErr w:type="spellStart"/>
+      <w:r>
+        <w:rPr>
+          <w:rFonts w:ascii="Times New Roman" w:hAnsi="Times New Roman" w:cs="Times New Roman"/>
+          <w:sz w:val="28"/>
+          <w:szCs w:val="28"/>
+          <w:u w:val="single"/>
+        </w:rPr>
+        <w:t>Analyse</w:t>
+      </w:r>
+      <w:proofErr w:type="spellEnd"/>
+      <w:r>
+        <w:rPr>
+          <w:rFonts w:ascii="Times New Roman" w:hAnsi="Times New Roman" w:cs="Times New Roman"/>
+          <w:sz w:val="28"/>
+          <w:szCs w:val="28"/>
+          <w:u w:val="single"/>
+        </w:rPr>
+        <w:t xml:space="preserve"> des </w:t>
+      </w:r>
+      <w:proofErr w:type="spellStart"/>
+      <w:proofErr w:type="gramStart"/>
+      <w:r>
+        <w:rPr>
+          <w:rFonts w:ascii="Times New Roman" w:hAnsi="Times New Roman" w:cs="Times New Roman"/>
+          <w:sz w:val="28"/>
+          <w:szCs w:val="28"/>
+          <w:u w:val="single"/>
+        </w:rPr>
+        <w:t>besoins</w:t>
+      </w:r>
+      <w:proofErr w:type="spellEnd"/>
+      <w:r>
+        <w:rPr>
+          <w:rFonts w:ascii="Times New Roman" w:hAnsi="Times New Roman" w:cs="Times New Roman"/>
+          <w:sz w:val="28"/>
+          <w:szCs w:val="28"/>
+          <w:u w:val="single"/>
+        </w:rPr>
+        <w:t xml:space="preserve"> :</w:t>
+      </w:r>
+      <w:proofErr w:type="gramEnd"/>
     </w:p>
     <w:p>
       <w:pPr>
@@ -4018,6 +4819,119 @@
     </w:lvl>
   </w:abstractNum>
   <w:abstractNum w:abstractNumId="1" w15:restartNumberingAfterBreak="0">
+    <w:nsid w:val="0C9F4F37"/>
+    <w:multiLevelType w:val="multilevel"/>
+    <w:tmpl w:val="91004A4A"/>
+    <w:lvl w:ilvl="0">
+      <w:start w:val="1"/>
+      <w:numFmt w:val="decimal"/>
+      <w:lvlText w:val="%1."/>
+      <w:lvlJc w:val="left"/>
+      <w:pPr>
+        <w:ind w:left="360" w:hanging="360"/>
+      </w:pPr>
+      <w:rPr>
+        <w:rFonts w:hint="default"/>
+      </w:rPr>
+    </w:lvl>
+    <w:lvl w:ilvl="1">
+      <w:start w:val="1"/>
+      <w:numFmt w:val="decimal"/>
+      <w:lvlText w:val="%1.%2."/>
+      <w:lvlJc w:val="left"/>
+      <w:pPr>
+        <w:ind w:left="792" w:hanging="432"/>
+      </w:pPr>
+      <w:rPr>
+        <w:rFonts w:hint="default"/>
+      </w:rPr>
+    </w:lvl>
+    <w:lvl w:ilvl="2">
+      <w:start w:val="1"/>
+      <w:numFmt w:val="decimal"/>
+      <w:lvlText w:val="%1.%2.%3."/>
+      <w:lvlJc w:val="left"/>
+      <w:pPr>
+        <w:ind w:left="1224" w:hanging="504"/>
+      </w:pPr>
+      <w:rPr>
+        <w:rFonts w:hint="default"/>
+      </w:rPr>
+    </w:lvl>
+    <w:lvl w:ilvl="3">
+      <w:start w:val="1"/>
+      <w:numFmt w:val="decimal"/>
+      <w:lvlText w:val="%1.%2.%3.%4."/>
+      <w:lvlJc w:val="left"/>
+      <w:pPr>
+        <w:ind w:left="1728" w:hanging="648"/>
+      </w:pPr>
+      <w:rPr>
+        <w:rFonts w:hint="default"/>
+      </w:rPr>
+    </w:lvl>
+    <w:lvl w:ilvl="4">
+      <w:start w:val="1"/>
+      <w:numFmt w:val="decimal"/>
+      <w:lvlText w:val="%1.%2.%3.%4.%5."/>
+      <w:lvlJc w:val="left"/>
+      <w:pPr>
+        <w:ind w:left="2232" w:hanging="792"/>
+      </w:pPr>
+      <w:rPr>
+        <w:rFonts w:hint="default"/>
+      </w:rPr>
+    </w:lvl>
+    <w:lvl w:ilvl="5">
+      <w:start w:val="1"/>
+      <w:numFmt w:val="decimal"/>
+      <w:lvlText w:val="%1.%2.%3.%4.%5.%6."/>
+      <w:lvlJc w:val="left"/>
+      <w:pPr>
+        <w:ind w:left="2736" w:hanging="936"/>
+      </w:pPr>
+      <w:rPr>
+        <w:rFonts w:hint="default"/>
+      </w:rPr>
+    </w:lvl>
+    <w:lvl w:ilvl="6">
+      <w:start w:val="1"/>
+      <w:numFmt w:val="decimal"/>
+      <w:lvlText w:val="%1.%2.%3.%4.%5.%6.%7."/>
+      <w:lvlJc w:val="left"/>
+      <w:pPr>
+        <w:ind w:left="3240" w:hanging="1080"/>
+      </w:pPr>
+      <w:rPr>
+        <w:rFonts w:hint="default"/>
+      </w:rPr>
+    </w:lvl>
+    <w:lvl w:ilvl="7">
+      <w:start w:val="1"/>
+      <w:numFmt w:val="decimal"/>
+      <w:lvlText w:val="%1.%2.%3.%4.%5.%6.%7.%8."/>
+      <w:lvlJc w:val="left"/>
+      <w:pPr>
+        <w:ind w:left="3744" w:hanging="1224"/>
+      </w:pPr>
+      <w:rPr>
+        <w:rFonts w:hint="default"/>
+      </w:rPr>
+    </w:lvl>
+    <w:lvl w:ilvl="8">
+      <w:start w:val="1"/>
+      <w:numFmt w:val="decimal"/>
+      <w:lvlText w:val="%1.%2.%3.%4.%5.%6.%7.%8.%9."/>
+      <w:lvlJc w:val="left"/>
+      <w:pPr>
+        <w:ind w:left="4320" w:hanging="1440"/>
+      </w:pPr>
+      <w:rPr>
+        <w:rFonts w:hint="default"/>
+      </w:rPr>
+    </w:lvl>
+  </w:abstractNum>
+  <w:abstractNum w:abstractNumId="2" w15:restartNumberingAfterBreak="0">
     <w:nsid w:val="175C505C"/>
     <w:multiLevelType w:val="multilevel"/>
     <w:tmpl w:val="3976BA86"/>
@@ -4131,7 +5045,7 @@
       </w:rPr>
     </w:lvl>
   </w:abstractNum>
-  <w:abstractNum w:abstractNumId="2" w15:restartNumberingAfterBreak="0">
+  <w:abstractNum w:abstractNumId="3" w15:restartNumberingAfterBreak="0">
     <w:nsid w:val="24EA6432"/>
     <w:multiLevelType w:val="multilevel"/>
     <w:tmpl w:val="B3A07D78"/>
@@ -4244,7 +5158,7 @@
       </w:rPr>
     </w:lvl>
   </w:abstractNum>
-  <w:abstractNum w:abstractNumId="3" w15:restartNumberingAfterBreak="0">
+  <w:abstractNum w:abstractNumId="4" w15:restartNumberingAfterBreak="0">
     <w:nsid w:val="295A1AA8"/>
     <w:multiLevelType w:val="multilevel"/>
     <w:tmpl w:val="040C001F"/>
@@ -4330,7 +5244,7 @@
       </w:pPr>
     </w:lvl>
   </w:abstractNum>
-  <w:abstractNum w:abstractNumId="4" w15:restartNumberingAfterBreak="0">
+  <w:abstractNum w:abstractNumId="5" w15:restartNumberingAfterBreak="0">
     <w:nsid w:val="3408570F"/>
     <w:multiLevelType w:val="multilevel"/>
     <w:tmpl w:val="63B806FA"/>
@@ -4443,13 +5357,13 @@
       </w:rPr>
     </w:lvl>
   </w:abstractNum>
-  <w:abstractNum w:abstractNumId="5" w15:restartNumberingAfterBreak="0">
+  <w:abstractNum w:abstractNumId="6" w15:restartNumberingAfterBreak="0">
     <w:nsid w:val="36AC2301"/>
     <w:multiLevelType w:val="multilevel"/>
     <w:tmpl w:val="3976BA86"/>
     <w:numStyleLink w:val="Style1"/>
   </w:abstractNum>
-  <w:abstractNum w:abstractNumId="6" w15:restartNumberingAfterBreak="0">
+  <w:abstractNum w:abstractNumId="7" w15:restartNumberingAfterBreak="0">
     <w:nsid w:val="376E283D"/>
     <w:multiLevelType w:val="multilevel"/>
     <w:tmpl w:val="4D147F1E"/>
@@ -4562,7 +5476,7 @@
       </w:rPr>
     </w:lvl>
   </w:abstractNum>
-  <w:abstractNum w:abstractNumId="7" w15:restartNumberingAfterBreak="0">
+  <w:abstractNum w:abstractNumId="8" w15:restartNumberingAfterBreak="0">
     <w:nsid w:val="3CEB56A1"/>
     <w:multiLevelType w:val="multilevel"/>
     <w:tmpl w:val="F4F27C20"/>
@@ -4676,7 +5590,7 @@
       </w:rPr>
     </w:lvl>
   </w:abstractNum>
-  <w:abstractNum w:abstractNumId="8" w15:restartNumberingAfterBreak="0">
+  <w:abstractNum w:abstractNumId="9" w15:restartNumberingAfterBreak="0">
     <w:nsid w:val="457D0A69"/>
     <w:multiLevelType w:val="multilevel"/>
     <w:tmpl w:val="BB0AF6C4"/>
@@ -4789,13 +5703,271 @@
       </w:rPr>
     </w:lvl>
   </w:abstractNum>
-  <w:abstractNum w:abstractNumId="9" w15:restartNumberingAfterBreak="0">
+  <w:abstractNum w:abstractNumId="10" w15:restartNumberingAfterBreak="0">
+    <w:nsid w:val="56BB7CD1"/>
+    <w:multiLevelType w:val="multilevel"/>
+    <w:tmpl w:val="040C001F"/>
+    <w:lvl w:ilvl="0">
+      <w:start w:val="1"/>
+      <w:numFmt w:val="decimal"/>
+      <w:lvlText w:val="%1."/>
+      <w:lvlJc w:val="left"/>
+      <w:pPr>
+        <w:ind w:left="360" w:hanging="360"/>
+      </w:pPr>
+    </w:lvl>
+    <w:lvl w:ilvl="1">
+      <w:start w:val="1"/>
+      <w:numFmt w:val="decimal"/>
+      <w:lvlText w:val="%1.%2."/>
+      <w:lvlJc w:val="left"/>
+      <w:pPr>
+        <w:ind w:left="792" w:hanging="432"/>
+      </w:pPr>
+    </w:lvl>
+    <w:lvl w:ilvl="2">
+      <w:start w:val="1"/>
+      <w:numFmt w:val="decimal"/>
+      <w:lvlText w:val="%1.%2.%3."/>
+      <w:lvlJc w:val="left"/>
+      <w:pPr>
+        <w:ind w:left="1224" w:hanging="504"/>
+      </w:pPr>
+    </w:lvl>
+    <w:lvl w:ilvl="3">
+      <w:start w:val="1"/>
+      <w:numFmt w:val="decimal"/>
+      <w:lvlText w:val="%1.%2.%3.%4."/>
+      <w:lvlJc w:val="left"/>
+      <w:pPr>
+        <w:ind w:left="1728" w:hanging="648"/>
+      </w:pPr>
+    </w:lvl>
+    <w:lvl w:ilvl="4">
+      <w:start w:val="1"/>
+      <w:numFmt w:val="decimal"/>
+      <w:lvlText w:val="%1.%2.%3.%4.%5."/>
+      <w:lvlJc w:val="left"/>
+      <w:pPr>
+        <w:ind w:left="2232" w:hanging="792"/>
+      </w:pPr>
+    </w:lvl>
+    <w:lvl w:ilvl="5">
+      <w:start w:val="1"/>
+      <w:numFmt w:val="decimal"/>
+      <w:lvlText w:val="%1.%2.%3.%4.%5.%6."/>
+      <w:lvlJc w:val="left"/>
+      <w:pPr>
+        <w:ind w:left="2736" w:hanging="936"/>
+      </w:pPr>
+    </w:lvl>
+    <w:lvl w:ilvl="6">
+      <w:start w:val="1"/>
+      <w:numFmt w:val="decimal"/>
+      <w:lvlText w:val="%1.%2.%3.%4.%5.%6.%7."/>
+      <w:lvlJc w:val="left"/>
+      <w:pPr>
+        <w:ind w:left="3240" w:hanging="1080"/>
+      </w:pPr>
+    </w:lvl>
+    <w:lvl w:ilvl="7">
+      <w:start w:val="1"/>
+      <w:numFmt w:val="decimal"/>
+      <w:lvlText w:val="%1.%2.%3.%4.%5.%6.%7.%8."/>
+      <w:lvlJc w:val="left"/>
+      <w:pPr>
+        <w:ind w:left="3744" w:hanging="1224"/>
+      </w:pPr>
+    </w:lvl>
+    <w:lvl w:ilvl="8">
+      <w:start w:val="1"/>
+      <w:numFmt w:val="decimal"/>
+      <w:lvlText w:val="%1.%2.%3.%4.%5.%6.%7.%8.%9."/>
+      <w:lvlJc w:val="left"/>
+      <w:pPr>
+        <w:ind w:left="4320" w:hanging="1440"/>
+      </w:pPr>
+    </w:lvl>
+  </w:abstractNum>
+  <w:abstractNum w:abstractNumId="11" w15:restartNumberingAfterBreak="0">
+    <w:nsid w:val="594453B8"/>
+    <w:multiLevelType w:val="multilevel"/>
+    <w:tmpl w:val="040C001F"/>
+    <w:lvl w:ilvl="0">
+      <w:start w:val="1"/>
+      <w:numFmt w:val="decimal"/>
+      <w:lvlText w:val="%1."/>
+      <w:lvlJc w:val="left"/>
+      <w:pPr>
+        <w:ind w:left="360" w:hanging="360"/>
+      </w:pPr>
+    </w:lvl>
+    <w:lvl w:ilvl="1">
+      <w:start w:val="1"/>
+      <w:numFmt w:val="decimal"/>
+      <w:lvlText w:val="%1.%2."/>
+      <w:lvlJc w:val="left"/>
+      <w:pPr>
+        <w:ind w:left="792" w:hanging="432"/>
+      </w:pPr>
+    </w:lvl>
+    <w:lvl w:ilvl="2">
+      <w:start w:val="1"/>
+      <w:numFmt w:val="decimal"/>
+      <w:lvlText w:val="%1.%2.%3."/>
+      <w:lvlJc w:val="left"/>
+      <w:pPr>
+        <w:ind w:left="1224" w:hanging="504"/>
+      </w:pPr>
+    </w:lvl>
+    <w:lvl w:ilvl="3">
+      <w:start w:val="1"/>
+      <w:numFmt w:val="decimal"/>
+      <w:lvlText w:val="%1.%2.%3.%4."/>
+      <w:lvlJc w:val="left"/>
+      <w:pPr>
+        <w:ind w:left="1728" w:hanging="648"/>
+      </w:pPr>
+    </w:lvl>
+    <w:lvl w:ilvl="4">
+      <w:start w:val="1"/>
+      <w:numFmt w:val="decimal"/>
+      <w:lvlText w:val="%1.%2.%3.%4.%5."/>
+      <w:lvlJc w:val="left"/>
+      <w:pPr>
+        <w:ind w:left="2232" w:hanging="792"/>
+      </w:pPr>
+    </w:lvl>
+    <w:lvl w:ilvl="5">
+      <w:start w:val="1"/>
+      <w:numFmt w:val="decimal"/>
+      <w:lvlText w:val="%1.%2.%3.%4.%5.%6."/>
+      <w:lvlJc w:val="left"/>
+      <w:pPr>
+        <w:ind w:left="2736" w:hanging="936"/>
+      </w:pPr>
+    </w:lvl>
+    <w:lvl w:ilvl="6">
+      <w:start w:val="1"/>
+      <w:numFmt w:val="decimal"/>
+      <w:lvlText w:val="%1.%2.%3.%4.%5.%6.%7."/>
+      <w:lvlJc w:val="left"/>
+      <w:pPr>
+        <w:ind w:left="3240" w:hanging="1080"/>
+      </w:pPr>
+    </w:lvl>
+    <w:lvl w:ilvl="7">
+      <w:start w:val="1"/>
+      <w:numFmt w:val="decimal"/>
+      <w:lvlText w:val="%1.%2.%3.%4.%5.%6.%7.%8."/>
+      <w:lvlJc w:val="left"/>
+      <w:pPr>
+        <w:ind w:left="3744" w:hanging="1224"/>
+      </w:pPr>
+    </w:lvl>
+    <w:lvl w:ilvl="8">
+      <w:start w:val="1"/>
+      <w:numFmt w:val="decimal"/>
+      <w:lvlText w:val="%1.%2.%3.%4.%5.%6.%7.%8.%9."/>
+      <w:lvlJc w:val="left"/>
+      <w:pPr>
+        <w:ind w:left="4320" w:hanging="1440"/>
+      </w:pPr>
+    </w:lvl>
+  </w:abstractNum>
+  <w:abstractNum w:abstractNumId="12" w15:restartNumberingAfterBreak="0">
+    <w:nsid w:val="63237865"/>
+    <w:multiLevelType w:val="multilevel"/>
+    <w:tmpl w:val="040C001F"/>
+    <w:lvl w:ilvl="0">
+      <w:start w:val="1"/>
+      <w:numFmt w:val="decimal"/>
+      <w:lvlText w:val="%1."/>
+      <w:lvlJc w:val="left"/>
+      <w:pPr>
+        <w:ind w:left="360" w:hanging="360"/>
+      </w:pPr>
+    </w:lvl>
+    <w:lvl w:ilvl="1">
+      <w:start w:val="1"/>
+      <w:numFmt w:val="decimal"/>
+      <w:lvlText w:val="%1.%2."/>
+      <w:lvlJc w:val="left"/>
+      <w:pPr>
+        <w:ind w:left="792" w:hanging="432"/>
+      </w:pPr>
+    </w:lvl>
+    <w:lvl w:ilvl="2">
+      <w:start w:val="1"/>
+      <w:numFmt w:val="decimal"/>
+      <w:lvlText w:val="%1.%2.%3."/>
+      <w:lvlJc w:val="left"/>
+      <w:pPr>
+        <w:ind w:left="1224" w:hanging="504"/>
+      </w:pPr>
+    </w:lvl>
+    <w:lvl w:ilvl="3">
+      <w:start w:val="1"/>
+      <w:numFmt w:val="decimal"/>
+      <w:lvlText w:val="%1.%2.%3.%4."/>
+      <w:lvlJc w:val="left"/>
+      <w:pPr>
+        <w:ind w:left="1728" w:hanging="648"/>
+      </w:pPr>
+    </w:lvl>
+    <w:lvl w:ilvl="4">
+      <w:start w:val="1"/>
+      <w:numFmt w:val="decimal"/>
+      <w:lvlText w:val="%1.%2.%3.%4.%5."/>
+      <w:lvlJc w:val="left"/>
+      <w:pPr>
+        <w:ind w:left="2232" w:hanging="792"/>
+      </w:pPr>
+    </w:lvl>
+    <w:lvl w:ilvl="5">
+      <w:start w:val="1"/>
+      <w:numFmt w:val="decimal"/>
+      <w:lvlText w:val="%1.%2.%3.%4.%5.%6."/>
+      <w:lvlJc w:val="left"/>
+      <w:pPr>
+        <w:ind w:left="2736" w:hanging="936"/>
+      </w:pPr>
+    </w:lvl>
+    <w:lvl w:ilvl="6">
+      <w:start w:val="1"/>
+      <w:numFmt w:val="decimal"/>
+      <w:lvlText w:val="%1.%2.%3.%4.%5.%6.%7."/>
+      <w:lvlJc w:val="left"/>
+      <w:pPr>
+        <w:ind w:left="3240" w:hanging="1080"/>
+      </w:pPr>
+    </w:lvl>
+    <w:lvl w:ilvl="7">
+      <w:start w:val="1"/>
+      <w:numFmt w:val="decimal"/>
+      <w:lvlText w:val="%1.%2.%3.%4.%5.%6.%7.%8."/>
+      <w:lvlJc w:val="left"/>
+      <w:pPr>
+        <w:ind w:left="3744" w:hanging="1224"/>
+      </w:pPr>
+    </w:lvl>
+    <w:lvl w:ilvl="8">
+      <w:start w:val="1"/>
+      <w:numFmt w:val="decimal"/>
+      <w:lvlText w:val="%1.%2.%3.%4.%5.%6.%7.%8.%9."/>
+      <w:lvlJc w:val="left"/>
+      <w:pPr>
+        <w:ind w:left="4320" w:hanging="1440"/>
+      </w:pPr>
+    </w:lvl>
+  </w:abstractNum>
+  <w:abstractNum w:abstractNumId="13" w15:restartNumberingAfterBreak="0">
     <w:nsid w:val="63E47731"/>
     <w:multiLevelType w:val="multilevel"/>
     <w:tmpl w:val="F4F27C20"/>
     <w:numStyleLink w:val="Style2"/>
   </w:abstractNum>
-  <w:abstractNum w:abstractNumId="10" w15:restartNumberingAfterBreak="0">
+  <w:abstractNum w:abstractNumId="14" w15:restartNumberingAfterBreak="0">
     <w:nsid w:val="6A93672A"/>
     <w:multiLevelType w:val="hybridMultilevel"/>
     <w:tmpl w:val="1E5AAE60"/>
@@ -4882,13 +6054,13 @@
     </w:lvl>
   </w:abstractNum>
   <w:num w:numId="1" w16cid:durableId="568879482">
-    <w:abstractNumId w:val="3"/>
+    <w:abstractNumId w:val="4"/>
   </w:num>
   <w:num w:numId="2" w16cid:durableId="249196013">
-    <w:abstractNumId w:val="10"/>
+    <w:abstractNumId w:val="14"/>
   </w:num>
   <w:num w:numId="3" w16cid:durableId="1899976712">
-    <w:abstractNumId w:val="3"/>
+    <w:abstractNumId w:val="4"/>
     <w:lvlOverride w:ilvl="0">
       <w:lvl w:ilvl="0">
         <w:start w:val="1"/>
@@ -5020,28 +6192,169 @@
     <w:abstractNumId w:val="0"/>
   </w:num>
   <w:num w:numId="5" w16cid:durableId="867568875">
+    <w:abstractNumId w:val="9"/>
+  </w:num>
+  <w:num w:numId="6" w16cid:durableId="1170174362">
+    <w:abstractNumId w:val="3"/>
+  </w:num>
+  <w:num w:numId="7" w16cid:durableId="251624812">
+    <w:abstractNumId w:val="2"/>
+  </w:num>
+  <w:num w:numId="8" w16cid:durableId="1164707547">
+    <w:abstractNumId w:val="5"/>
+  </w:num>
+  <w:num w:numId="9" w16cid:durableId="60297347">
+    <w:abstractNumId w:val="6"/>
+  </w:num>
+  <w:num w:numId="10" w16cid:durableId="252589640">
+    <w:abstractNumId w:val="7"/>
+  </w:num>
+  <w:num w:numId="11" w16cid:durableId="1023937825">
+    <w:abstractNumId w:val="13"/>
+  </w:num>
+  <w:num w:numId="12" w16cid:durableId="465049814">
     <w:abstractNumId w:val="8"/>
   </w:num>
-  <w:num w:numId="6" w16cid:durableId="1170174362">
-    <w:abstractNumId w:val="2"/>
+  <w:num w:numId="13" w16cid:durableId="375860415">
+    <w:abstractNumId w:val="12"/>
   </w:num>
-  <w:num w:numId="7" w16cid:durableId="251624812">
+  <w:num w:numId="14" w16cid:durableId="1862548020">
     <w:abstractNumId w:val="1"/>
   </w:num>
-  <w:num w:numId="8" w16cid:durableId="1164707547">
-    <w:abstractNumId w:val="4"/>
+  <w:num w:numId="15" w16cid:durableId="1248613176">
+    <w:abstractNumId w:val="11"/>
   </w:num>
-  <w:num w:numId="9" w16cid:durableId="60297347">
-    <w:abstractNumId w:val="5"/>
+  <w:num w:numId="16" w16cid:durableId="1590382762">
+    <w:abstractNumId w:val="10"/>
   </w:num>
-  <w:num w:numId="10" w16cid:durableId="252589640">
-    <w:abstractNumId w:val="6"/>
-  </w:num>
-  <w:num w:numId="11" w16cid:durableId="1023937825">
-    <w:abstractNumId w:val="9"/>
-  </w:num>
-  <w:num w:numId="12" w16cid:durableId="465049814">
-    <w:abstractNumId w:val="7"/>
+  <w:num w:numId="17" w16cid:durableId="1037239903">
+    <w:abstractNumId w:val="10"/>
+    <w:lvlOverride w:ilvl="0">
+      <w:lvl w:ilvl="0">
+        <w:start w:val="1"/>
+        <w:numFmt w:val="decimal"/>
+        <w:lvlText w:val="%1."/>
+        <w:lvlJc w:val="left"/>
+        <w:pPr>
+          <w:ind w:left="360" w:hanging="360"/>
+        </w:pPr>
+        <w:rPr>
+          <w:rFonts w:hint="default"/>
+        </w:rPr>
+      </w:lvl>
+    </w:lvlOverride>
+    <w:lvlOverride w:ilvl="1">
+      <w:lvl w:ilvl="1">
+        <w:start w:val="1"/>
+        <w:numFmt w:val="decimal"/>
+        <w:lvlText w:val="%1.%2."/>
+        <w:lvlJc w:val="left"/>
+        <w:pPr>
+          <w:ind w:left="792" w:hanging="432"/>
+        </w:pPr>
+        <w:rPr>
+          <w:rFonts w:hint="default"/>
+        </w:rPr>
+      </w:lvl>
+    </w:lvlOverride>
+    <w:lvlOverride w:ilvl="2">
+      <w:lvl w:ilvl="2">
+        <w:start w:val="1"/>
+        <w:numFmt w:val="decimal"/>
+        <w:lvlText w:val="%1.%2.%3."/>
+        <w:lvlJc w:val="left"/>
+        <w:pPr>
+          <w:ind w:left="1224" w:hanging="504"/>
+        </w:pPr>
+        <w:rPr>
+          <w:rFonts w:hint="default"/>
+        </w:rPr>
+      </w:lvl>
+    </w:lvlOverride>
+    <w:lvlOverride w:ilvl="3">
+      <w:lvl w:ilvl="3">
+        <w:start w:val="1"/>
+        <w:numFmt w:val="decimal"/>
+        <w:lvlText w:val="%1.%2.%3.%4."/>
+        <w:lvlJc w:val="left"/>
+        <w:pPr>
+          <w:ind w:left="1728" w:hanging="648"/>
+        </w:pPr>
+        <w:rPr>
+          <w:rFonts w:hint="default"/>
+        </w:rPr>
+      </w:lvl>
+    </w:lvlOverride>
+    <w:lvlOverride w:ilvl="4">
+      <w:lvl w:ilvl="4">
+        <w:start w:val="1"/>
+        <w:numFmt w:val="decimal"/>
+        <w:lvlText w:val="%1.%2.%3.%4.%5."/>
+        <w:lvlJc w:val="left"/>
+        <w:pPr>
+          <w:ind w:left="2232" w:hanging="792"/>
+        </w:pPr>
+        <w:rPr>
+          <w:rFonts w:hint="default"/>
+        </w:rPr>
+      </w:lvl>
+    </w:lvlOverride>
+    <w:lvlOverride w:ilvl="5">
+      <w:lvl w:ilvl="5">
+        <w:start w:val="1"/>
+        <w:numFmt w:val="decimal"/>
+        <w:lvlText w:val="%1.%2.%3.%4.%5.%6."/>
+        <w:lvlJc w:val="left"/>
+        <w:pPr>
+          <w:ind w:left="2736" w:hanging="936"/>
+        </w:pPr>
+        <w:rPr>
+          <w:rFonts w:hint="default"/>
+        </w:rPr>
+      </w:lvl>
+    </w:lvlOverride>
+    <w:lvlOverride w:ilvl="6">
+      <w:lvl w:ilvl="6">
+        <w:start w:val="1"/>
+        <w:numFmt w:val="decimal"/>
+        <w:lvlText w:val="%1.%2.%3.%4.%5.%6.%7."/>
+        <w:lvlJc w:val="left"/>
+        <w:pPr>
+          <w:ind w:left="3240" w:hanging="1080"/>
+        </w:pPr>
+        <w:rPr>
+          <w:rFonts w:hint="default"/>
+        </w:rPr>
+      </w:lvl>
+    </w:lvlOverride>
+    <w:lvlOverride w:ilvl="7">
+      <w:lvl w:ilvl="7">
+        <w:start w:val="1"/>
+        <w:numFmt w:val="decimal"/>
+        <w:lvlText w:val="%1.%2.%3.%4.%5.%6.%7.%8."/>
+        <w:lvlJc w:val="left"/>
+        <w:pPr>
+          <w:ind w:left="3744" w:hanging="1224"/>
+        </w:pPr>
+        <w:rPr>
+          <w:rFonts w:hint="default"/>
+        </w:rPr>
+      </w:lvl>
+    </w:lvlOverride>
+    <w:lvlOverride w:ilvl="8">
+      <w:lvl w:ilvl="8">
+        <w:start w:val="1"/>
+        <w:numFmt w:val="decimal"/>
+        <w:lvlText w:val="%1.%2.%3.%4.%5.%6.%7.%8.%9."/>
+        <w:lvlJc w:val="left"/>
+        <w:pPr>
+          <w:ind w:left="4320" w:hanging="1440"/>
+        </w:pPr>
+        <w:rPr>
+          <w:rFonts w:hint="default"/>
+        </w:rPr>
+      </w:lvl>
+    </w:lvlOverride>
   </w:num>
 </w:numbering>
 </file>
@@ -5473,6 +6786,7 @@
   <w:style w:type="character" w:default="1" w:styleId="Policepardfaut">
     <w:name w:val="Default Paragraph Font"/>
     <w:uiPriority w:val="1"/>
+    <w:semiHidden/>
     <w:unhideWhenUsed/>
   </w:style>
   <w:style w:type="table" w:default="1" w:styleId="TableauNormal">
@@ -5552,6 +6866,19 @@
         <w:numId w:val="12"/>
       </w:numPr>
     </w:pPr>
+  </w:style>
+  <w:style w:type="paragraph" w:styleId="NormalWeb">
+    <w:name w:val="Normal (Web)"/>
+    <w:basedOn w:val="Normal"/>
+    <w:uiPriority w:val="99"/>
+    <w:semiHidden/>
+    <w:unhideWhenUsed/>
+    <w:rsid w:val="003875F0"/>
+    <w:rPr>
+      <w:rFonts w:ascii="Times New Roman" w:hAnsi="Times New Roman" w:cs="Times New Roman"/>
+      <w:sz w:val="24"/>
+      <w:szCs w:val="24"/>
+    </w:rPr>
   </w:style>
 </w:styles>
 </file>
